--- a/backend/word_templates/工程类/集团外工程/材料（设备）采购/邀请询比/3.交易文件.docx
+++ b/backend/word_templates/工程类/集团外工程/材料（设备）采购/邀请询比/3.交易文件.docx
@@ -17,6 +17,7 @@
         <w:rPr>
           <w:rFonts w:hint="eastAsia" w:ascii="方正小标宋简体" w:eastAsia="方正小标宋简体"/>
           <w:b/>
+          <w:color w:val="0000FF"/>
           <w:sz w:val="52"/>
           <w:szCs w:val="52"/>
           <w:highlight w:val="none"/>
@@ -203,6 +204,7 @@
       <w:r>
         <w:rPr>
           <w:rFonts w:hint="eastAsia" w:ascii="黑体" w:hAnsi="黑体" w:eastAsia="黑体" w:cs="仿宋_GB2312"/>
+          <w:color w:val="0000FF"/>
           <w:sz w:val="32"/>
           <w:szCs w:val="32"/>
           <w:highlight w:val="none"/>
@@ -222,6 +224,7 @@
       <w:r>
         <w:rPr>
           <w:rFonts w:hint="eastAsia" w:ascii="黑体" w:hAnsi="黑体" w:eastAsia="黑体" w:cs="仿宋_GB2312"/>
+          <w:color w:val="0000FF"/>
           <w:sz w:val="32"/>
           <w:szCs w:val="32"/>
           <w:highlight w:val="none"/>
@@ -250,10 +253,22 @@
     <w:p>
       <w:pPr>
         <w:pStyle w:val="63"/>
+        <w:keepNext w:val="0"/>
+        <w:keepLines w:val="0"/>
+        <w:pageBreakBefore/>
+        <w:widowControl w:val="0"/>
+        <w:kinsoku/>
+        <w:wordWrap/>
+        <w:overflowPunct/>
+        <w:topLinePunct w:val="0"/>
+        <w:autoSpaceDE/>
+        <w:autoSpaceDN/>
+        <w:bidi w:val="0"/>
         <w:adjustRightInd w:val="0"/>
         <w:snapToGrid w:val="0"/>
         <w:spacing w:before="0" w:line="600" w:lineRule="exact"/>
         <w:jc w:val="center"/>
+        <w:textAlignment w:val="auto"/>
         <w:rPr>
           <w:rFonts w:ascii="方正小标宋简体" w:eastAsia="方正小标宋简体"/>
           <w:b/>
@@ -266,18 +281,6 @@
       </w:pPr>
       <w:bookmarkStart w:id="1" w:name="_Toc24600"/>
       <w:bookmarkStart w:id="2" w:name="_Toc27437"/>
-      <w:r>
-        <w:rPr>
-          <w:rFonts w:hint="eastAsia" w:ascii="方正小标宋简体" w:eastAsia="方正小标宋简体"/>
-          <w:b/>
-          <w:color w:val="auto"/>
-          <w:sz w:val="44"/>
-          <w:szCs w:val="44"/>
-          <w:highlight w:val="none"/>
-          <w:lang w:val="zh-CN"/>
-        </w:rPr>
-        <w:br w:type="page"/>
-      </w:r>
       <w:r>
         <w:rPr>
           <w:rFonts w:hint="eastAsia" w:ascii="方正小标宋简体" w:eastAsia="方正小标宋简体"/>
@@ -1329,7 +1332,8 @@
       <w:pPr>
         <w:keepNext w:val="0"/>
         <w:keepLines w:val="0"/>
-        <w:pageBreakBefore w:val="0"/>
+        <w:pageBreakBefore/>
+        <w:widowControl w:val="0"/>
         <w:kinsoku/>
         <w:wordWrap/>
         <w:overflowPunct/>
@@ -1337,9 +1341,10 @@
         <w:autoSpaceDE/>
         <w:autoSpaceDN/>
         <w:bidi w:val="0"/>
+        <w:adjustRightInd/>
         <w:snapToGrid w:val="0"/>
         <w:spacing w:line="580" w:lineRule="exact"/>
-        <w:ind w:firstLine="560" w:firstLineChars="200"/>
+        <w:ind w:firstLine="720" w:firstLineChars="200"/>
         <w:jc w:val="center"/>
         <w:textAlignment w:val="auto"/>
         <w:outlineLvl w:val="0"/>
@@ -1353,17 +1358,6 @@
           <w:lang w:val="en-US" w:eastAsia="zh-CN" w:bidi="ar-SA"/>
         </w:rPr>
       </w:pPr>
-      <w:r>
-        <w:rPr>
-          <w:rFonts w:hint="eastAsia" w:ascii="仿宋_GB2312" w:eastAsia="仿宋_GB2312"/>
-          <w:sz w:val="28"/>
-          <w:szCs w:val="28"/>
-          <w:highlight w:val="none"/>
-          <w:u w:val="single"/>
-          <w:lang w:val="en-US" w:eastAsia="zh-CN"/>
-        </w:rPr>
-        <w:br w:type="page"/>
-      </w:r>
       <w:bookmarkStart w:id="3" w:name="_Toc20064"/>
       <w:r>
         <w:rPr>
@@ -1461,6 +1455,7 @@
       <w:r>
         <w:rPr>
           <w:rFonts w:hint="eastAsia" w:ascii="仿宋_GB2312" w:eastAsia="仿宋_GB2312"/>
+          <w:color w:val="0000FF"/>
           <w:sz w:val="28"/>
           <w:szCs w:val="28"/>
           <w:highlight w:val="none"/>
@@ -1594,9 +1589,11 @@
       <w:r>
         <w:rPr>
           <w:rFonts w:hint="eastAsia" w:ascii="仿宋_GB2312" w:eastAsia="仿宋_GB2312"/>
-          <w:sz w:val="28"/>
-          <w:szCs w:val="28"/>
-          <w:highlight w:val="none"/>
+          <w:color w:val="0000FF"/>
+          <w:sz w:val="28"/>
+          <w:szCs w:val="28"/>
+          <w:highlight w:val="none"/>
+          <w:u w:val="single"/>
           <w:lang w:val="en-US" w:eastAsia="zh-CN"/>
         </w:rPr>
         <w:t>{{caigou_xiangmu_ming}}</w:t>
@@ -1728,6 +1725,7 @@
       <w:r>
         <w:rPr>
           <w:rFonts w:hint="eastAsia" w:ascii="仿宋_GB2312" w:eastAsia="仿宋_GB2312"/>
+          <w:color w:val="0000FF"/>
           <w:sz w:val="28"/>
           <w:szCs w:val="28"/>
           <w:highlight w:val="none"/>
@@ -1794,6 +1792,7 @@
       <w:r>
         <w:rPr>
           <w:rFonts w:hint="eastAsia" w:ascii="仿宋_GB2312" w:eastAsia="仿宋_GB2312"/>
+          <w:color w:val="0000FF"/>
           <w:sz w:val="28"/>
           <w:szCs w:val="28"/>
           <w:highlight w:val="none"/>
@@ -1914,6 +1913,7 @@
       <w:r>
         <w:rPr>
           <w:rFonts w:hint="eastAsia" w:ascii="仿宋_GB2312" w:hAnsi="Calibri" w:eastAsia="仿宋_GB2312" w:cs="Times New Roman"/>
+          <w:color w:val="0000FF"/>
           <w:kern w:val="2"/>
           <w:sz w:val="28"/>
           <w:szCs w:val="28"/>
@@ -2008,7 +2008,7 @@
       <w:r>
         <w:rPr>
           <w:rFonts w:hint="eastAsia" w:ascii="仿宋_GB2312" w:eastAsia="仿宋_GB2312" w:cs="Times New Roman"/>
-          <w:color w:val="auto"/>
+          <w:color w:val="0000FF"/>
           <w:sz w:val="28"/>
           <w:szCs w:val="28"/>
           <w:u w:val="single"/>
@@ -2530,6 +2530,8 @@
         </w:rPr>
         <w:t>4</w:t>
       </w:r>
+      <w:bookmarkStart w:id="73" w:name="_GoBack"/>
+      <w:bookmarkEnd w:id="73"/>
       <w:r>
         <w:rPr>
           <w:rFonts w:hint="eastAsia" w:ascii="仿宋_GB2312" w:eastAsia="仿宋_GB2312"/>
@@ -3303,9 +3305,10 @@
     </w:p>
     <w:p>
       <w:pPr>
-        <w:keepNext w:val="0"/>
-        <w:keepLines w:val="0"/>
+        <w:keepNext/>
+        <w:keepLines/>
         <w:pageBreakBefore w:val="0"/>
+        <w:widowControl w:val="0"/>
         <w:kinsoku/>
         <w:wordWrap/>
         <w:overflowPunct/>
@@ -3351,6 +3354,346 @@
         <w:t>.采购文件的获取</w:t>
       </w:r>
       <w:bookmarkEnd w:id="9"/>
+    </w:p>
+    <w:p>
+      <w:pPr>
+        <w:keepNext/>
+        <w:keepLines/>
+        <w:pageBreakBefore w:val="0"/>
+        <w:widowControl w:val="0"/>
+        <w:kinsoku/>
+        <w:wordWrap/>
+        <w:overflowPunct/>
+        <w:topLinePunct w:val="0"/>
+        <w:autoSpaceDE/>
+        <w:autoSpaceDN/>
+        <w:bidi w:val="0"/>
+        <w:adjustRightInd w:val="0"/>
+        <w:snapToGrid w:val="0"/>
+        <w:spacing w:line="560" w:lineRule="exact"/>
+        <w:ind w:firstLine="560" w:firstLineChars="200"/>
+        <w:jc w:val="left"/>
+        <w:textAlignment w:val="auto"/>
+        <w:outlineLvl w:val="2"/>
+        <w:rPr>
+          <w:rFonts w:ascii="仿宋_GB2312" w:eastAsia="仿宋_GB2312"/>
+          <w:sz w:val="28"/>
+          <w:szCs w:val="28"/>
+          <w:highlight w:val="none"/>
+        </w:rPr>
+      </w:pPr>
+      <w:bookmarkStart w:id="10" w:name="_Toc13457"/>
+      <w:r>
+        <w:rPr>
+          <w:rFonts w:hint="eastAsia" w:ascii="仿宋_GB2312" w:eastAsia="仿宋_GB2312"/>
+          <w:sz w:val="28"/>
+          <w:szCs w:val="28"/>
+          <w:highlight w:val="none"/>
+          <w:lang w:val="en-US" w:eastAsia="zh-CN"/>
+        </w:rPr>
+        <w:t>3</w:t>
+      </w:r>
+      <w:r>
+        <w:rPr>
+          <w:rFonts w:hint="eastAsia" w:ascii="仿宋_GB2312" w:eastAsia="仿宋_GB2312"/>
+          <w:sz w:val="28"/>
+          <w:szCs w:val="28"/>
+          <w:highlight w:val="none"/>
+        </w:rPr>
+        <w:t>.1获取时间</w:t>
+      </w:r>
+      <w:bookmarkEnd w:id="10"/>
+    </w:p>
+    <w:p>
+      <w:pPr>
+        <w:keepNext/>
+        <w:keepLines/>
+        <w:pageBreakBefore w:val="0"/>
+        <w:widowControl w:val="0"/>
+        <w:kinsoku/>
+        <w:wordWrap/>
+        <w:overflowPunct/>
+        <w:topLinePunct w:val="0"/>
+        <w:autoSpaceDE/>
+        <w:autoSpaceDN/>
+        <w:bidi w:val="0"/>
+        <w:adjustRightInd w:val="0"/>
+        <w:snapToGrid w:val="0"/>
+        <w:spacing w:line="560" w:lineRule="exact"/>
+        <w:ind w:firstLine="555"/>
+        <w:jc w:val="left"/>
+        <w:textAlignment w:val="auto"/>
+        <w:rPr>
+          <w:rFonts w:ascii="仿宋_GB2312" w:eastAsia="仿宋_GB2312"/>
+          <w:color w:val="auto"/>
+          <w:sz w:val="28"/>
+          <w:szCs w:val="28"/>
+          <w:highlight w:val="none"/>
+        </w:rPr>
+      </w:pPr>
+      <w:r>
+        <w:rPr>
+          <w:rFonts w:hint="eastAsia" w:ascii="仿宋_GB2312" w:eastAsia="仿宋_GB2312"/>
+          <w:color w:val="auto"/>
+          <w:sz w:val="28"/>
+          <w:szCs w:val="28"/>
+          <w:highlight w:val="none"/>
+          <w:lang w:val="en-US" w:eastAsia="zh-CN"/>
+        </w:rPr>
+        <w:t>截止</w:t>
+      </w:r>
+      <w:r>
+        <w:rPr>
+          <w:rFonts w:hint="eastAsia" w:ascii="仿宋_GB2312" w:eastAsia="仿宋_GB2312"/>
+          <w:color w:val="auto"/>
+          <w:sz w:val="28"/>
+          <w:szCs w:val="28"/>
+          <w:highlight w:val="none"/>
+        </w:rPr>
+        <w:t>至</w:t>
+      </w:r>
+      <w:r>
+        <w:rPr>
+          <w:rFonts w:hint="eastAsia" w:ascii="仿宋_GB2312" w:eastAsia="仿宋_GB2312"/>
+          <w:color w:val="0000FF"/>
+          <w:sz w:val="28"/>
+          <w:szCs w:val="28"/>
+          <w:highlight w:val="none"/>
+          <w:u w:val="single"/>
+          <w:lang w:val="en-US" w:eastAsia="zh-CN"/>
+        </w:rPr>
+        <w:t>{{jiaoyi_wenjian_huoqv_jiezhi_year}}</w:t>
+      </w:r>
+      <w:r>
+        <w:rPr>
+          <w:rFonts w:hint="eastAsia" w:ascii="仿宋_GB2312" w:eastAsia="仿宋_GB2312"/>
+          <w:color w:val="auto"/>
+          <w:sz w:val="28"/>
+          <w:szCs w:val="28"/>
+          <w:highlight w:val="none"/>
+        </w:rPr>
+        <w:t>年</w:t>
+      </w:r>
+      <w:r>
+        <w:rPr>
+          <w:rFonts w:hint="eastAsia" w:ascii="仿宋_GB2312" w:eastAsia="仿宋_GB2312"/>
+          <w:color w:val="0000FF"/>
+          <w:sz w:val="28"/>
+          <w:szCs w:val="28"/>
+          <w:highlight w:val="none"/>
+          <w:u w:val="single"/>
+          <w:lang w:val="en-US" w:eastAsia="zh-CN"/>
+        </w:rPr>
+        <w:t>{{jiaoyi_wenjian_huoqv_jiezhi_month}}</w:t>
+      </w:r>
+      <w:r>
+        <w:rPr>
+          <w:rFonts w:hint="eastAsia" w:ascii="仿宋_GB2312" w:eastAsia="仿宋_GB2312"/>
+          <w:color w:val="auto"/>
+          <w:sz w:val="28"/>
+          <w:szCs w:val="28"/>
+          <w:highlight w:val="none"/>
+        </w:rPr>
+        <w:t>月</w:t>
+      </w:r>
+      <w:r>
+        <w:rPr>
+          <w:rFonts w:hint="eastAsia" w:ascii="仿宋_GB2312" w:eastAsia="仿宋_GB2312"/>
+          <w:color w:val="0000FF"/>
+          <w:sz w:val="28"/>
+          <w:szCs w:val="28"/>
+          <w:highlight w:val="none"/>
+          <w:u w:val="single"/>
+          <w:lang w:val="en-US" w:eastAsia="zh-CN"/>
+        </w:rPr>
+        <w:t>{{jiaoyi_wenjian_huoqv_jiezhi_day}}</w:t>
+      </w:r>
+      <w:r>
+        <w:rPr>
+          <w:rFonts w:hint="eastAsia" w:ascii="仿宋_GB2312" w:eastAsia="仿宋_GB2312"/>
+          <w:color w:val="auto"/>
+          <w:sz w:val="28"/>
+          <w:szCs w:val="28"/>
+          <w:highlight w:val="none"/>
+        </w:rPr>
+        <w:t>日，每日上午</w:t>
+      </w:r>
+      <w:r>
+        <w:rPr>
+          <w:rFonts w:hint="eastAsia" w:ascii="仿宋_GB2312" w:eastAsia="仿宋_GB2312"/>
+          <w:color w:val="auto"/>
+          <w:sz w:val="28"/>
+          <w:szCs w:val="28"/>
+          <w:highlight w:val="none"/>
+          <w:u w:val="single"/>
+        </w:rPr>
+        <w:t xml:space="preserve"> </w:t>
+      </w:r>
+      <w:r>
+        <w:rPr>
+          <w:rFonts w:hint="eastAsia" w:ascii="仿宋_GB2312" w:eastAsia="仿宋_GB2312"/>
+          <w:color w:val="auto"/>
+          <w:sz w:val="28"/>
+          <w:szCs w:val="28"/>
+          <w:highlight w:val="none"/>
+          <w:u w:val="single"/>
+          <w:lang w:val="en-US" w:eastAsia="zh-CN"/>
+        </w:rPr>
+        <w:t>9</w:t>
+      </w:r>
+      <w:r>
+        <w:rPr>
+          <w:rFonts w:hint="eastAsia" w:ascii="仿宋_GB2312" w:eastAsia="仿宋_GB2312"/>
+          <w:color w:val="auto"/>
+          <w:sz w:val="28"/>
+          <w:szCs w:val="28"/>
+          <w:highlight w:val="none"/>
+          <w:u w:val="single"/>
+        </w:rPr>
+        <w:t xml:space="preserve"> </w:t>
+      </w:r>
+      <w:r>
+        <w:rPr>
+          <w:rFonts w:hint="eastAsia" w:ascii="仿宋_GB2312" w:eastAsia="仿宋_GB2312"/>
+          <w:color w:val="auto"/>
+          <w:sz w:val="28"/>
+          <w:szCs w:val="28"/>
+          <w:highlight w:val="none"/>
+        </w:rPr>
+        <w:t>时至</w:t>
+      </w:r>
+      <w:r>
+        <w:rPr>
+          <w:rFonts w:hint="eastAsia" w:ascii="仿宋_GB2312" w:eastAsia="仿宋_GB2312"/>
+          <w:color w:val="auto"/>
+          <w:sz w:val="28"/>
+          <w:szCs w:val="28"/>
+          <w:highlight w:val="none"/>
+          <w:u w:val="single"/>
+        </w:rPr>
+        <w:t xml:space="preserve"> </w:t>
+      </w:r>
+      <w:r>
+        <w:rPr>
+          <w:rFonts w:hint="eastAsia" w:ascii="仿宋_GB2312" w:eastAsia="仿宋_GB2312"/>
+          <w:color w:val="auto"/>
+          <w:sz w:val="28"/>
+          <w:szCs w:val="28"/>
+          <w:highlight w:val="none"/>
+          <w:u w:val="single"/>
+          <w:lang w:val="en-US" w:eastAsia="zh-CN"/>
+        </w:rPr>
+        <w:t>12</w:t>
+      </w:r>
+      <w:r>
+        <w:rPr>
+          <w:rFonts w:hint="eastAsia" w:ascii="仿宋_GB2312" w:eastAsia="仿宋_GB2312"/>
+          <w:color w:val="auto"/>
+          <w:sz w:val="28"/>
+          <w:szCs w:val="28"/>
+          <w:highlight w:val="none"/>
+          <w:u w:val="single"/>
+        </w:rPr>
+        <w:t xml:space="preserve"> </w:t>
+      </w:r>
+      <w:r>
+        <w:rPr>
+          <w:rFonts w:hint="eastAsia" w:ascii="仿宋_GB2312" w:eastAsia="仿宋_GB2312"/>
+          <w:color w:val="auto"/>
+          <w:sz w:val="28"/>
+          <w:szCs w:val="28"/>
+          <w:highlight w:val="none"/>
+        </w:rPr>
+        <w:t>时，下午</w:t>
+      </w:r>
+      <w:r>
+        <w:rPr>
+          <w:rFonts w:hint="eastAsia" w:ascii="仿宋_GB2312" w:eastAsia="仿宋_GB2312"/>
+          <w:color w:val="auto"/>
+          <w:sz w:val="28"/>
+          <w:szCs w:val="28"/>
+          <w:highlight w:val="none"/>
+          <w:u w:val="single"/>
+        </w:rPr>
+        <w:t xml:space="preserve"> </w:t>
+      </w:r>
+      <w:r>
+        <w:rPr>
+          <w:rFonts w:hint="eastAsia" w:ascii="仿宋_GB2312" w:eastAsia="仿宋_GB2312"/>
+          <w:color w:val="auto"/>
+          <w:sz w:val="28"/>
+          <w:szCs w:val="28"/>
+          <w:highlight w:val="none"/>
+          <w:u w:val="single"/>
+          <w:lang w:val="en-US" w:eastAsia="zh-CN"/>
+        </w:rPr>
+        <w:t>14</w:t>
+      </w:r>
+      <w:r>
+        <w:rPr>
+          <w:rFonts w:hint="eastAsia" w:ascii="仿宋_GB2312" w:eastAsia="仿宋_GB2312"/>
+          <w:color w:val="auto"/>
+          <w:sz w:val="28"/>
+          <w:szCs w:val="28"/>
+          <w:highlight w:val="none"/>
+          <w:u w:val="single"/>
+        </w:rPr>
+        <w:t xml:space="preserve"> </w:t>
+      </w:r>
+      <w:r>
+        <w:rPr>
+          <w:rFonts w:hint="eastAsia" w:ascii="仿宋_GB2312" w:eastAsia="仿宋_GB2312"/>
+          <w:color w:val="auto"/>
+          <w:sz w:val="28"/>
+          <w:szCs w:val="28"/>
+          <w:highlight w:val="none"/>
+        </w:rPr>
+        <w:t>时至</w:t>
+      </w:r>
+      <w:r>
+        <w:rPr>
+          <w:rFonts w:hint="eastAsia" w:ascii="仿宋_GB2312" w:eastAsia="仿宋_GB2312"/>
+          <w:color w:val="auto"/>
+          <w:sz w:val="28"/>
+          <w:szCs w:val="28"/>
+          <w:highlight w:val="none"/>
+          <w:u w:val="single"/>
+        </w:rPr>
+        <w:t xml:space="preserve"> </w:t>
+      </w:r>
+      <w:r>
+        <w:rPr>
+          <w:rFonts w:hint="eastAsia" w:ascii="仿宋_GB2312" w:eastAsia="仿宋_GB2312"/>
+          <w:color w:val="auto"/>
+          <w:sz w:val="28"/>
+          <w:szCs w:val="28"/>
+          <w:highlight w:val="none"/>
+          <w:u w:val="single"/>
+          <w:lang w:val="en-US" w:eastAsia="zh-CN"/>
+        </w:rPr>
+        <w:t>15</w:t>
+      </w:r>
+      <w:r>
+        <w:rPr>
+          <w:rFonts w:hint="eastAsia" w:ascii="仿宋_GB2312" w:eastAsia="仿宋_GB2312"/>
+          <w:color w:val="auto"/>
+          <w:sz w:val="28"/>
+          <w:szCs w:val="28"/>
+          <w:highlight w:val="none"/>
+          <w:u w:val="single"/>
+        </w:rPr>
+        <w:t xml:space="preserve"> </w:t>
+      </w:r>
+      <w:r>
+        <w:rPr>
+          <w:rFonts w:hint="eastAsia" w:ascii="仿宋_GB2312" w:eastAsia="仿宋_GB2312"/>
+          <w:color w:val="auto"/>
+          <w:sz w:val="28"/>
+          <w:szCs w:val="28"/>
+          <w:highlight w:val="none"/>
+        </w:rPr>
+        <w:t>时（北京时间）</w:t>
+      </w:r>
     </w:p>
     <w:p>
       <w:pPr>
@@ -3378,344 +3721,6 @@
           <w:highlight w:val="none"/>
         </w:rPr>
       </w:pPr>
-      <w:bookmarkStart w:id="10" w:name="_Toc13457"/>
-      <w:r>
-        <w:rPr>
-          <w:rFonts w:hint="eastAsia" w:ascii="仿宋_GB2312" w:eastAsia="仿宋_GB2312"/>
-          <w:sz w:val="28"/>
-          <w:szCs w:val="28"/>
-          <w:highlight w:val="none"/>
-          <w:lang w:val="en-US" w:eastAsia="zh-CN"/>
-        </w:rPr>
-        <w:t>3</w:t>
-      </w:r>
-      <w:r>
-        <w:rPr>
-          <w:rFonts w:hint="eastAsia" w:ascii="仿宋_GB2312" w:eastAsia="仿宋_GB2312"/>
-          <w:sz w:val="28"/>
-          <w:szCs w:val="28"/>
-          <w:highlight w:val="none"/>
-        </w:rPr>
-        <w:t>.1获取时间</w:t>
-      </w:r>
-      <w:bookmarkEnd w:id="10"/>
-    </w:p>
-    <w:p>
-      <w:pPr>
-        <w:keepNext w:val="0"/>
-        <w:keepLines w:val="0"/>
-        <w:pageBreakBefore w:val="0"/>
-        <w:kinsoku/>
-        <w:wordWrap/>
-        <w:overflowPunct/>
-        <w:topLinePunct w:val="0"/>
-        <w:autoSpaceDE/>
-        <w:autoSpaceDN/>
-        <w:bidi w:val="0"/>
-        <w:adjustRightInd w:val="0"/>
-        <w:snapToGrid w:val="0"/>
-        <w:spacing w:line="560" w:lineRule="exact"/>
-        <w:ind w:firstLine="555"/>
-        <w:jc w:val="left"/>
-        <w:textAlignment w:val="auto"/>
-        <w:rPr>
-          <w:rFonts w:ascii="仿宋_GB2312" w:eastAsia="仿宋_GB2312"/>
-          <w:color w:val="auto"/>
-          <w:sz w:val="28"/>
-          <w:szCs w:val="28"/>
-          <w:highlight w:val="none"/>
-        </w:rPr>
-      </w:pPr>
-      <w:r>
-        <w:rPr>
-          <w:rFonts w:hint="eastAsia" w:ascii="仿宋_GB2312" w:eastAsia="仿宋_GB2312"/>
-          <w:color w:val="auto"/>
-          <w:sz w:val="28"/>
-          <w:szCs w:val="28"/>
-          <w:highlight w:val="none"/>
-          <w:lang w:val="en-US" w:eastAsia="zh-CN"/>
-        </w:rPr>
-        <w:t>截止</w:t>
-      </w:r>
-      <w:r>
-        <w:rPr>
-          <w:rFonts w:hint="eastAsia" w:ascii="仿宋_GB2312" w:eastAsia="仿宋_GB2312"/>
-          <w:color w:val="auto"/>
-          <w:sz w:val="28"/>
-          <w:szCs w:val="28"/>
-          <w:highlight w:val="none"/>
-        </w:rPr>
-        <w:t>至</w:t>
-      </w:r>
-      <w:r>
-        <w:rPr>
-          <w:rFonts w:hint="eastAsia" w:ascii="仿宋_GB2312" w:eastAsia="仿宋_GB2312"/>
-          <w:color w:val="auto"/>
-          <w:sz w:val="28"/>
-          <w:szCs w:val="28"/>
-          <w:highlight w:val="none"/>
-          <w:u w:val="single"/>
-          <w:lang w:val="en-US" w:eastAsia="zh-CN"/>
-        </w:rPr>
-        <w:t>{{jiaoyi_wenjian_huoqv_jiezhi_year}}</w:t>
-      </w:r>
-      <w:r>
-        <w:rPr>
-          <w:rFonts w:hint="eastAsia" w:ascii="仿宋_GB2312" w:eastAsia="仿宋_GB2312"/>
-          <w:color w:val="auto"/>
-          <w:sz w:val="28"/>
-          <w:szCs w:val="28"/>
-          <w:highlight w:val="none"/>
-        </w:rPr>
-        <w:t>年</w:t>
-      </w:r>
-      <w:r>
-        <w:rPr>
-          <w:rFonts w:hint="eastAsia" w:ascii="仿宋_GB2312" w:eastAsia="仿宋_GB2312"/>
-          <w:color w:val="auto"/>
-          <w:sz w:val="28"/>
-          <w:szCs w:val="28"/>
-          <w:highlight w:val="none"/>
-          <w:u w:val="single"/>
-          <w:lang w:val="en-US" w:eastAsia="zh-CN"/>
-        </w:rPr>
-        <w:t>{{jiaoyi_wenjian_huoqv_jiezhi_month}}</w:t>
-      </w:r>
-      <w:r>
-        <w:rPr>
-          <w:rFonts w:hint="eastAsia" w:ascii="仿宋_GB2312" w:eastAsia="仿宋_GB2312"/>
-          <w:color w:val="auto"/>
-          <w:sz w:val="28"/>
-          <w:szCs w:val="28"/>
-          <w:highlight w:val="none"/>
-        </w:rPr>
-        <w:t>月</w:t>
-      </w:r>
-      <w:r>
-        <w:rPr>
-          <w:rFonts w:hint="eastAsia" w:ascii="仿宋_GB2312" w:eastAsia="仿宋_GB2312"/>
-          <w:color w:val="auto"/>
-          <w:sz w:val="28"/>
-          <w:szCs w:val="28"/>
-          <w:highlight w:val="none"/>
-          <w:u w:val="single"/>
-          <w:lang w:val="en-US" w:eastAsia="zh-CN"/>
-        </w:rPr>
-        <w:t>{{jiaoyi_wenjian_huoqv_jiezhi_day}}</w:t>
-      </w:r>
-      <w:r>
-        <w:rPr>
-          <w:rFonts w:hint="eastAsia" w:ascii="仿宋_GB2312" w:eastAsia="仿宋_GB2312"/>
-          <w:color w:val="auto"/>
-          <w:sz w:val="28"/>
-          <w:szCs w:val="28"/>
-          <w:highlight w:val="none"/>
-        </w:rPr>
-        <w:t>日，每日上午</w:t>
-      </w:r>
-      <w:r>
-        <w:rPr>
-          <w:rFonts w:hint="eastAsia" w:ascii="仿宋_GB2312" w:eastAsia="仿宋_GB2312"/>
-          <w:color w:val="auto"/>
-          <w:sz w:val="28"/>
-          <w:szCs w:val="28"/>
-          <w:highlight w:val="none"/>
-          <w:u w:val="single"/>
-        </w:rPr>
-        <w:t xml:space="preserve"> </w:t>
-      </w:r>
-      <w:r>
-        <w:rPr>
-          <w:rFonts w:hint="eastAsia" w:ascii="仿宋_GB2312" w:eastAsia="仿宋_GB2312"/>
-          <w:color w:val="auto"/>
-          <w:sz w:val="28"/>
-          <w:szCs w:val="28"/>
-          <w:highlight w:val="none"/>
-          <w:u w:val="single"/>
-          <w:lang w:val="en-US" w:eastAsia="zh-CN"/>
-        </w:rPr>
-        <w:t>9</w:t>
-      </w:r>
-      <w:r>
-        <w:rPr>
-          <w:rFonts w:hint="eastAsia" w:ascii="仿宋_GB2312" w:eastAsia="仿宋_GB2312"/>
-          <w:color w:val="auto"/>
-          <w:sz w:val="28"/>
-          <w:szCs w:val="28"/>
-          <w:highlight w:val="none"/>
-          <w:u w:val="single"/>
-        </w:rPr>
-        <w:t xml:space="preserve"> </w:t>
-      </w:r>
-      <w:r>
-        <w:rPr>
-          <w:rFonts w:hint="eastAsia" w:ascii="仿宋_GB2312" w:eastAsia="仿宋_GB2312"/>
-          <w:color w:val="auto"/>
-          <w:sz w:val="28"/>
-          <w:szCs w:val="28"/>
-          <w:highlight w:val="none"/>
-        </w:rPr>
-        <w:t>时至</w:t>
-      </w:r>
-      <w:r>
-        <w:rPr>
-          <w:rFonts w:hint="eastAsia" w:ascii="仿宋_GB2312" w:eastAsia="仿宋_GB2312"/>
-          <w:color w:val="auto"/>
-          <w:sz w:val="28"/>
-          <w:szCs w:val="28"/>
-          <w:highlight w:val="none"/>
-          <w:u w:val="single"/>
-        </w:rPr>
-        <w:t xml:space="preserve"> </w:t>
-      </w:r>
-      <w:r>
-        <w:rPr>
-          <w:rFonts w:hint="eastAsia" w:ascii="仿宋_GB2312" w:eastAsia="仿宋_GB2312"/>
-          <w:color w:val="auto"/>
-          <w:sz w:val="28"/>
-          <w:szCs w:val="28"/>
-          <w:highlight w:val="none"/>
-          <w:u w:val="single"/>
-          <w:lang w:val="en-US" w:eastAsia="zh-CN"/>
-        </w:rPr>
-        <w:t>12</w:t>
-      </w:r>
-      <w:r>
-        <w:rPr>
-          <w:rFonts w:hint="eastAsia" w:ascii="仿宋_GB2312" w:eastAsia="仿宋_GB2312"/>
-          <w:color w:val="auto"/>
-          <w:sz w:val="28"/>
-          <w:szCs w:val="28"/>
-          <w:highlight w:val="none"/>
-          <w:u w:val="single"/>
-        </w:rPr>
-        <w:t xml:space="preserve"> </w:t>
-      </w:r>
-      <w:r>
-        <w:rPr>
-          <w:rFonts w:hint="eastAsia" w:ascii="仿宋_GB2312" w:eastAsia="仿宋_GB2312"/>
-          <w:color w:val="auto"/>
-          <w:sz w:val="28"/>
-          <w:szCs w:val="28"/>
-          <w:highlight w:val="none"/>
-        </w:rPr>
-        <w:t>时，下午</w:t>
-      </w:r>
-      <w:r>
-        <w:rPr>
-          <w:rFonts w:hint="eastAsia" w:ascii="仿宋_GB2312" w:eastAsia="仿宋_GB2312"/>
-          <w:color w:val="auto"/>
-          <w:sz w:val="28"/>
-          <w:szCs w:val="28"/>
-          <w:highlight w:val="none"/>
-          <w:u w:val="single"/>
-        </w:rPr>
-        <w:t xml:space="preserve"> </w:t>
-      </w:r>
-      <w:r>
-        <w:rPr>
-          <w:rFonts w:hint="eastAsia" w:ascii="仿宋_GB2312" w:eastAsia="仿宋_GB2312"/>
-          <w:color w:val="auto"/>
-          <w:sz w:val="28"/>
-          <w:szCs w:val="28"/>
-          <w:highlight w:val="none"/>
-          <w:u w:val="single"/>
-          <w:lang w:val="en-US" w:eastAsia="zh-CN"/>
-        </w:rPr>
-        <w:t>14</w:t>
-      </w:r>
-      <w:r>
-        <w:rPr>
-          <w:rFonts w:hint="eastAsia" w:ascii="仿宋_GB2312" w:eastAsia="仿宋_GB2312"/>
-          <w:color w:val="auto"/>
-          <w:sz w:val="28"/>
-          <w:szCs w:val="28"/>
-          <w:highlight w:val="none"/>
-          <w:u w:val="single"/>
-        </w:rPr>
-        <w:t xml:space="preserve"> </w:t>
-      </w:r>
-      <w:r>
-        <w:rPr>
-          <w:rFonts w:hint="eastAsia" w:ascii="仿宋_GB2312" w:eastAsia="仿宋_GB2312"/>
-          <w:color w:val="auto"/>
-          <w:sz w:val="28"/>
-          <w:szCs w:val="28"/>
-          <w:highlight w:val="none"/>
-        </w:rPr>
-        <w:t>时至</w:t>
-      </w:r>
-      <w:r>
-        <w:rPr>
-          <w:rFonts w:hint="eastAsia" w:ascii="仿宋_GB2312" w:eastAsia="仿宋_GB2312"/>
-          <w:color w:val="auto"/>
-          <w:sz w:val="28"/>
-          <w:szCs w:val="28"/>
-          <w:highlight w:val="none"/>
-          <w:u w:val="single"/>
-        </w:rPr>
-        <w:t xml:space="preserve"> </w:t>
-      </w:r>
-      <w:r>
-        <w:rPr>
-          <w:rFonts w:hint="eastAsia" w:ascii="仿宋_GB2312" w:eastAsia="仿宋_GB2312"/>
-          <w:color w:val="auto"/>
-          <w:sz w:val="28"/>
-          <w:szCs w:val="28"/>
-          <w:highlight w:val="none"/>
-          <w:u w:val="single"/>
-          <w:lang w:val="en-US" w:eastAsia="zh-CN"/>
-        </w:rPr>
-        <w:t>15</w:t>
-      </w:r>
-      <w:r>
-        <w:rPr>
-          <w:rFonts w:hint="eastAsia" w:ascii="仿宋_GB2312" w:eastAsia="仿宋_GB2312"/>
-          <w:color w:val="auto"/>
-          <w:sz w:val="28"/>
-          <w:szCs w:val="28"/>
-          <w:highlight w:val="none"/>
-          <w:u w:val="single"/>
-        </w:rPr>
-        <w:t xml:space="preserve"> </w:t>
-      </w:r>
-      <w:r>
-        <w:rPr>
-          <w:rFonts w:hint="eastAsia" w:ascii="仿宋_GB2312" w:eastAsia="仿宋_GB2312"/>
-          <w:color w:val="auto"/>
-          <w:sz w:val="28"/>
-          <w:szCs w:val="28"/>
-          <w:highlight w:val="none"/>
-        </w:rPr>
-        <w:t>时（北京时间）</w:t>
-      </w:r>
-    </w:p>
-    <w:p>
-      <w:pPr>
-        <w:keepNext w:val="0"/>
-        <w:keepLines w:val="0"/>
-        <w:pageBreakBefore w:val="0"/>
-        <w:kinsoku/>
-        <w:wordWrap/>
-        <w:overflowPunct/>
-        <w:topLinePunct w:val="0"/>
-        <w:autoSpaceDE/>
-        <w:autoSpaceDN/>
-        <w:bidi w:val="0"/>
-        <w:adjustRightInd w:val="0"/>
-        <w:snapToGrid w:val="0"/>
-        <w:spacing w:line="560" w:lineRule="exact"/>
-        <w:ind w:firstLine="560" w:firstLineChars="200"/>
-        <w:jc w:val="left"/>
-        <w:textAlignment w:val="auto"/>
-        <w:outlineLvl w:val="2"/>
-        <w:rPr>
-          <w:rFonts w:ascii="仿宋_GB2312" w:eastAsia="仿宋_GB2312"/>
-          <w:sz w:val="28"/>
-          <w:szCs w:val="28"/>
-          <w:highlight w:val="none"/>
-        </w:rPr>
-      </w:pPr>
       <w:bookmarkStart w:id="11" w:name="_Toc2336"/>
       <w:r>
         <w:rPr>
@@ -3924,10 +3929,11 @@
       <w:r>
         <w:rPr>
           <w:rFonts w:hint="eastAsia" w:ascii="仿宋_GB2312" w:eastAsia="仿宋_GB2312"/>
-          <w:color w:val="auto"/>
-          <w:sz w:val="28"/>
-          <w:szCs w:val="28"/>
-          <w:highlight w:val="none"/>
+          <w:color w:val="0000FF"/>
+          <w:sz w:val="28"/>
+          <w:szCs w:val="28"/>
+          <w:highlight w:val="none"/>
+          <w:u w:val="single"/>
           <w:lang w:val="en-US" w:eastAsia="zh-CN"/>
         </w:rPr>
         <w:t>{{xiangying_dijiao_jiezhi_year}}</w:t>
@@ -3945,7 +3951,7 @@
       <w:r>
         <w:rPr>
           <w:rFonts w:hint="eastAsia" w:ascii="仿宋_GB2312" w:eastAsia="仿宋_GB2312"/>
-          <w:color w:val="auto"/>
+          <w:color w:val="0000FF"/>
           <w:sz w:val="28"/>
           <w:szCs w:val="28"/>
           <w:highlight w:val="none"/>
@@ -3967,7 +3973,7 @@
       <w:r>
         <w:rPr>
           <w:rFonts w:hint="eastAsia" w:ascii="仿宋_GB2312" w:eastAsia="仿宋_GB2312"/>
-          <w:color w:val="auto"/>
+          <w:color w:val="0000FF"/>
           <w:sz w:val="28"/>
           <w:szCs w:val="28"/>
           <w:highlight w:val="none"/>
@@ -4614,144 +4620,10 @@
     </w:p>
     <w:p>
       <w:pPr>
-        <w:keepNext w:val="0"/>
-        <w:keepLines w:val="0"/>
+        <w:keepNext/>
+        <w:keepLines/>
         <w:pageBreakBefore w:val="0"/>
-        <w:kinsoku/>
-        <w:wordWrap/>
-        <w:overflowPunct/>
-        <w:topLinePunct w:val="0"/>
-        <w:autoSpaceDE/>
-        <w:autoSpaceDN/>
-        <w:bidi w:val="0"/>
-        <w:adjustRightInd w:val="0"/>
-        <w:snapToGrid w:val="0"/>
-        <w:spacing w:line="560" w:lineRule="exact"/>
-        <w:ind w:firstLine="560" w:firstLineChars="200"/>
-        <w:jc w:val="left"/>
-        <w:textAlignment w:val="auto"/>
-        <w:rPr>
-          <w:rFonts w:ascii="仿宋_GB2312" w:hAnsi="仿宋" w:eastAsia="仿宋_GB2312"/>
-          <w:color w:val="000000"/>
-          <w:sz w:val="28"/>
-          <w:szCs w:val="28"/>
-          <w:highlight w:val="none"/>
-        </w:rPr>
-      </w:pPr>
-    </w:p>
-    <w:p>
-      <w:pPr>
-        <w:keepNext w:val="0"/>
-        <w:keepLines w:val="0"/>
-        <w:pageBreakBefore w:val="0"/>
-        <w:kinsoku/>
-        <w:wordWrap/>
-        <w:overflowPunct/>
-        <w:topLinePunct w:val="0"/>
-        <w:autoSpaceDE/>
-        <w:autoSpaceDN/>
-        <w:bidi w:val="0"/>
-        <w:adjustRightInd w:val="0"/>
-        <w:snapToGrid w:val="0"/>
-        <w:spacing w:line="560" w:lineRule="exact"/>
-        <w:ind w:firstLine="560" w:firstLineChars="200"/>
-        <w:jc w:val="left"/>
-        <w:textAlignment w:val="auto"/>
-        <w:rPr>
-          <w:rFonts w:ascii="仿宋_GB2312" w:hAnsi="仿宋" w:eastAsia="仿宋_GB2312"/>
-          <w:color w:val="000000"/>
-          <w:sz w:val="28"/>
-          <w:szCs w:val="28"/>
-          <w:highlight w:val="none"/>
-        </w:rPr>
-      </w:pPr>
-    </w:p>
-    <w:p>
-      <w:pPr>
-        <w:keepNext w:val="0"/>
-        <w:keepLines w:val="0"/>
-        <w:pageBreakBefore w:val="0"/>
-        <w:kinsoku/>
-        <w:wordWrap/>
-        <w:overflowPunct/>
-        <w:topLinePunct w:val="0"/>
-        <w:autoSpaceDE/>
-        <w:autoSpaceDN/>
-        <w:bidi w:val="0"/>
-        <w:adjustRightInd w:val="0"/>
-        <w:snapToGrid w:val="0"/>
-        <w:spacing w:line="560" w:lineRule="exact"/>
-        <w:ind w:firstLine="560" w:firstLineChars="200"/>
-        <w:jc w:val="left"/>
-        <w:textAlignment w:val="auto"/>
-        <w:rPr>
-          <w:rFonts w:ascii="仿宋_GB2312" w:hAnsi="仿宋" w:eastAsia="仿宋_GB2312"/>
-          <w:color w:val="000000"/>
-          <w:sz w:val="28"/>
-          <w:szCs w:val="28"/>
-          <w:highlight w:val="none"/>
-        </w:rPr>
-      </w:pPr>
-    </w:p>
-    <w:p>
-      <w:pPr>
-        <w:keepNext w:val="0"/>
-        <w:keepLines w:val="0"/>
-        <w:pageBreakBefore w:val="0"/>
-        <w:kinsoku/>
-        <w:wordWrap/>
-        <w:overflowPunct/>
-        <w:topLinePunct w:val="0"/>
-        <w:autoSpaceDE/>
-        <w:autoSpaceDN/>
-        <w:bidi w:val="0"/>
-        <w:adjustRightInd w:val="0"/>
-        <w:snapToGrid w:val="0"/>
-        <w:spacing w:line="560" w:lineRule="exact"/>
-        <w:ind w:firstLine="560" w:firstLineChars="200"/>
-        <w:jc w:val="left"/>
-        <w:textAlignment w:val="auto"/>
-        <w:rPr>
-          <w:rFonts w:ascii="仿宋_GB2312" w:hAnsi="仿宋" w:eastAsia="仿宋_GB2312"/>
-          <w:color w:val="000000"/>
-          <w:sz w:val="28"/>
-          <w:szCs w:val="28"/>
-          <w:highlight w:val="none"/>
-        </w:rPr>
-      </w:pPr>
-    </w:p>
-    <w:p>
-      <w:pPr>
-        <w:keepNext w:val="0"/>
-        <w:keepLines w:val="0"/>
-        <w:pageBreakBefore w:val="0"/>
-        <w:kinsoku/>
-        <w:wordWrap/>
-        <w:overflowPunct/>
-        <w:topLinePunct w:val="0"/>
-        <w:autoSpaceDE/>
-        <w:autoSpaceDN/>
-        <w:bidi w:val="0"/>
-        <w:adjustRightInd w:val="0"/>
-        <w:snapToGrid w:val="0"/>
-        <w:spacing w:line="560" w:lineRule="exact"/>
-        <w:ind w:firstLine="560" w:firstLineChars="200"/>
-        <w:jc w:val="left"/>
-        <w:textAlignment w:val="auto"/>
-        <w:rPr>
-          <w:rFonts w:ascii="仿宋_GB2312" w:hAnsi="仿宋" w:eastAsia="仿宋_GB2312"/>
-          <w:color w:val="000000"/>
-          <w:sz w:val="28"/>
-          <w:szCs w:val="28"/>
-          <w:highlight w:val="none"/>
-        </w:rPr>
-      </w:pPr>
-    </w:p>
-    <w:p>
-      <w:pPr>
-        <w:keepNext w:val="0"/>
-        <w:keepLines w:val="0"/>
-        <w:pageBreakBefore w:val="0"/>
+        <w:widowControl w:val="0"/>
         <w:kinsoku/>
         <w:wordWrap/>
         <w:overflowPunct/>
@@ -4789,9 +4661,10 @@
     </w:p>
     <w:p>
       <w:pPr>
-        <w:keepNext w:val="0"/>
-        <w:keepLines w:val="0"/>
+        <w:keepNext/>
+        <w:keepLines/>
         <w:pageBreakBefore w:val="0"/>
+        <w:widowControl w:val="0"/>
         <w:kinsoku/>
         <w:wordWrap/>
         <w:overflowPunct/>
@@ -4833,9 +4706,10 @@
     </w:p>
     <w:p>
       <w:pPr>
-        <w:keepNext w:val="0"/>
-        <w:keepLines w:val="0"/>
+        <w:keepNext/>
+        <w:keepLines/>
         <w:pageBreakBefore w:val="0"/>
+        <w:widowControl w:val="0"/>
         <w:kinsoku/>
         <w:wordWrap/>
         <w:overflowPunct/>
@@ -4879,9 +4753,10 @@
     </w:p>
     <w:p>
       <w:pPr>
-        <w:keepNext w:val="0"/>
-        <w:keepLines w:val="0"/>
+        <w:keepNext/>
+        <w:keepLines/>
         <w:pageBreakBefore w:val="0"/>
+        <w:widowControl w:val="0"/>
         <w:kinsoku/>
         <w:wordWrap/>
         <w:overflowPunct/>
@@ -4924,9 +4799,10 @@
     </w:p>
     <w:p>
       <w:pPr>
-        <w:keepNext w:val="0"/>
-        <w:keepLines w:val="0"/>
+        <w:keepNext/>
+        <w:keepLines/>
         <w:pageBreakBefore w:val="0"/>
+        <w:widowControl w:val="0"/>
         <w:kinsoku/>
         <w:wordWrap/>
         <w:overflowPunct/>
@@ -4977,9 +4853,10 @@
     </w:p>
     <w:p>
       <w:pPr>
-        <w:keepNext w:val="0"/>
-        <w:keepLines w:val="0"/>
+        <w:keepNext/>
+        <w:keepLines/>
         <w:pageBreakBefore w:val="0"/>
+        <w:widowControl w:val="0"/>
         <w:kinsoku/>
         <w:wordWrap/>
         <w:overflowPunct/>
@@ -5022,9 +4899,10 @@
     </w:p>
     <w:p>
       <w:pPr>
-        <w:keepNext w:val="0"/>
-        <w:keepLines w:val="0"/>
+        <w:keepNext/>
+        <w:keepLines/>
         <w:pageBreakBefore w:val="0"/>
+        <w:widowControl w:val="0"/>
         <w:kinsoku/>
         <w:wordWrap/>
         <w:overflowPunct/>
@@ -5048,7 +4926,7 @@
       <w:r>
         <w:rPr>
           <w:rFonts w:hint="eastAsia" w:ascii="仿宋_GB2312" w:eastAsia="仿宋_GB2312"/>
-          <w:color w:val="auto"/>
+          <w:color w:val="0000FF"/>
           <w:sz w:val="28"/>
           <w:szCs w:val="28"/>
           <w:highlight w:val="none"/>
@@ -5070,7 +4948,7 @@
       <w:r>
         <w:rPr>
           <w:rFonts w:hint="eastAsia" w:ascii="仿宋_GB2312" w:eastAsia="仿宋_GB2312"/>
-          <w:color w:val="auto"/>
+          <w:color w:val="0000FF"/>
           <w:sz w:val="28"/>
           <w:szCs w:val="28"/>
           <w:highlight w:val="none"/>
@@ -5092,7 +4970,7 @@
       <w:r>
         <w:rPr>
           <w:rFonts w:hint="eastAsia" w:ascii="仿宋_GB2312" w:eastAsia="仿宋_GB2312"/>
-          <w:color w:val="auto"/>
+          <w:color w:val="0000FF"/>
           <w:sz w:val="28"/>
           <w:szCs w:val="28"/>
           <w:highlight w:val="none"/>
@@ -5114,172 +4992,41 @@
     </w:p>
     <w:p>
       <w:pPr>
-        <w:pStyle w:val="60"/>
-        <w:ind w:left="0" w:leftChars="0" w:firstLine="0" w:firstLineChars="0"/>
-        <w:jc w:val="both"/>
         <w:rPr>
           <w:rFonts w:hint="eastAsia"/>
-          <w:color w:val="auto"/>
-          <w:highlight w:val="none"/>
         </w:rPr>
       </w:pPr>
     </w:p>
     <w:p>
       <w:pPr>
+        <w:pStyle w:val="3"/>
+        <w:keepNext/>
+        <w:keepLines w:val="0"/>
+        <w:pageBreakBefore w:val="0"/>
+        <w:widowControl w:val="0"/>
+        <w:numPr>
+          <w:ilvl w:val="0"/>
+          <w:numId w:val="3"/>
+        </w:numPr>
+        <w:kinsoku/>
+        <w:wordWrap/>
+        <w:overflowPunct/>
+        <w:topLinePunct w:val="0"/>
+        <w:autoSpaceDE/>
+        <w:autoSpaceDN/>
+        <w:bidi w:val="0"/>
+        <w:adjustRightInd/>
+        <w:snapToGrid/>
+        <w:spacing w:line="416" w:lineRule="auto"/>
+        <w:textAlignment w:val="auto"/>
+        <w:outlineLvl w:val="0"/>
         <w:rPr>
           <w:rFonts w:hint="eastAsia"/>
           <w:highlight w:val="none"/>
         </w:rPr>
       </w:pPr>
-    </w:p>
-    <w:p>
-      <w:pPr>
-        <w:pStyle w:val="4"/>
-        <w:rPr>
-          <w:rFonts w:hint="eastAsia"/>
-          <w:highlight w:val="none"/>
-        </w:rPr>
-      </w:pPr>
-    </w:p>
-    <w:p>
-      <w:pPr>
-        <w:rPr>
-          <w:rFonts w:hint="eastAsia"/>
-          <w:highlight w:val="none"/>
-        </w:rPr>
-      </w:pPr>
-    </w:p>
-    <w:p>
-      <w:pPr>
-        <w:pStyle w:val="4"/>
-        <w:rPr>
-          <w:rFonts w:hint="eastAsia"/>
-          <w:highlight w:val="none"/>
-        </w:rPr>
-      </w:pPr>
-    </w:p>
-    <w:p>
-      <w:pPr>
-        <w:rPr>
-          <w:rFonts w:hint="eastAsia"/>
-          <w:highlight w:val="none"/>
-        </w:rPr>
-      </w:pPr>
-    </w:p>
-    <w:p>
-      <w:pPr>
-        <w:pStyle w:val="4"/>
-        <w:rPr>
-          <w:rFonts w:hint="eastAsia"/>
-          <w:highlight w:val="none"/>
-        </w:rPr>
-      </w:pPr>
-    </w:p>
-    <w:p>
-      <w:pPr>
-        <w:rPr>
-          <w:rFonts w:hint="eastAsia"/>
-          <w:highlight w:val="none"/>
-        </w:rPr>
-      </w:pPr>
-    </w:p>
-    <w:p>
-      <w:pPr>
-        <w:pStyle w:val="4"/>
-        <w:rPr>
-          <w:rFonts w:hint="eastAsia"/>
-        </w:rPr>
-      </w:pPr>
-    </w:p>
-    <w:p>
-      <w:pPr>
-        <w:rPr>
-          <w:rFonts w:hint="eastAsia"/>
-        </w:rPr>
-      </w:pPr>
-    </w:p>
-    <w:p>
-      <w:pPr>
-        <w:rPr>
-          <w:rFonts w:hint="eastAsia"/>
-        </w:rPr>
-      </w:pPr>
-    </w:p>
-    <w:p>
-      <w:pPr>
-        <w:rPr>
-          <w:rFonts w:hint="eastAsia"/>
-        </w:rPr>
-      </w:pPr>
-    </w:p>
-    <w:p>
-      <w:pPr>
-        <w:rPr>
-          <w:rFonts w:hint="eastAsia"/>
-        </w:rPr>
-      </w:pPr>
-    </w:p>
-    <w:p>
-      <w:pPr>
-        <w:rPr>
-          <w:rFonts w:hint="eastAsia"/>
-        </w:rPr>
-      </w:pPr>
-    </w:p>
-    <w:p>
-      <w:pPr>
-        <w:rPr>
-          <w:rFonts w:hint="eastAsia"/>
-        </w:rPr>
-      </w:pPr>
-    </w:p>
-    <w:p>
-      <w:pPr>
-        <w:rPr>
-          <w:rFonts w:hint="eastAsia"/>
-          <w:highlight w:val="none"/>
-        </w:rPr>
-      </w:pPr>
-    </w:p>
-    <w:p>
-      <w:pPr>
-        <w:pStyle w:val="3"/>
-        <w:outlineLvl w:val="0"/>
-        <w:rPr>
-          <w:highlight w:val="none"/>
-        </w:rPr>
-      </w:pPr>
       <w:bookmarkStart w:id="16" w:name="_Toc27639"/>
-      <w:r>
-        <w:rPr>
-          <w:rFonts w:hint="eastAsia"/>
-          <w:highlight w:val="none"/>
-        </w:rPr>
-        <w:t>第</w:t>
-      </w:r>
-      <w:r>
-        <w:rPr>
-          <w:rFonts w:hint="eastAsia"/>
-          <w:b/>
-          <w:highlight w:val="none"/>
-        </w:rPr>
-        <w:t>二</w:t>
-      </w:r>
-      <w:r>
-        <w:rPr>
-          <w:rFonts w:hint="eastAsia"/>
-          <w:highlight w:val="none"/>
-        </w:rPr>
-        <w:t>章</w:t>
-      </w:r>
       <w:bookmarkStart w:id="17" w:name="_Toc88209932"/>
-      <w:r>
-        <w:rPr>
-          <w:rFonts w:hint="eastAsia"/>
-          <w:highlight w:val="none"/>
-        </w:rPr>
-        <w:t xml:space="preserve"> </w:t>
-      </w:r>
       <w:r>
         <w:rPr>
           <w:highlight w:val="none"/>
@@ -5298,11 +5045,23 @@
     </w:p>
     <w:p>
       <w:pPr>
+        <w:keepNext/>
+        <w:keepLines w:val="0"/>
+        <w:pageBreakBefore w:val="0"/>
+        <w:widowControl w:val="0"/>
+        <w:kinsoku/>
+        <w:wordWrap/>
+        <w:overflowPunct/>
+        <w:topLinePunct w:val="0"/>
+        <w:autoSpaceDE/>
+        <w:autoSpaceDN/>
+        <w:bidi w:val="0"/>
         <w:adjustRightInd w:val="0"/>
         <w:snapToGrid w:val="0"/>
         <w:spacing w:before="120" w:beforeLines="50" w:after="120" w:afterLines="50" w:line="600" w:lineRule="exact"/>
         <w:ind w:left="640" w:leftChars="305" w:firstLine="0" w:firstLineChars="0"/>
         <w:jc w:val="left"/>
+        <w:textAlignment w:val="auto"/>
         <w:outlineLvl w:val="1"/>
         <w:rPr>
           <w:rFonts w:hint="eastAsia" w:ascii="宋体" w:hAnsi="宋体"/>
@@ -5348,10 +5107,22 @@
     </w:p>
     <w:p>
       <w:pPr>
+        <w:keepNext/>
+        <w:keepLines w:val="0"/>
+        <w:pageBreakBefore w:val="0"/>
+        <w:widowControl w:val="0"/>
+        <w:kinsoku/>
+        <w:wordWrap/>
+        <w:overflowPunct/>
+        <w:topLinePunct w:val="0"/>
+        <w:autoSpaceDE/>
+        <w:autoSpaceDN/>
+        <w:bidi w:val="0"/>
         <w:adjustRightInd w:val="0"/>
         <w:snapToGrid w:val="0"/>
         <w:spacing w:line="600" w:lineRule="exact"/>
         <w:jc w:val="left"/>
+        <w:textAlignment w:val="auto"/>
         <w:rPr>
           <w:rFonts w:hint="eastAsia" w:ascii="仿宋_GB2312" w:eastAsia="仿宋_GB2312" w:cs="Times New Roman"/>
           <w:color w:val="auto"/>
@@ -5373,10 +5144,22 @@
     </w:p>
     <w:p>
       <w:pPr>
+        <w:keepNext/>
+        <w:keepLines w:val="0"/>
+        <w:pageBreakBefore w:val="0"/>
+        <w:widowControl w:val="0"/>
+        <w:kinsoku/>
+        <w:wordWrap/>
+        <w:overflowPunct/>
+        <w:topLinePunct w:val="0"/>
+        <w:autoSpaceDE/>
+        <w:autoSpaceDN/>
+        <w:bidi w:val="0"/>
         <w:adjustRightInd w:val="0"/>
         <w:snapToGrid w:val="0"/>
         <w:spacing w:line="600" w:lineRule="exact"/>
         <w:jc w:val="left"/>
+        <w:textAlignment w:val="auto"/>
         <w:rPr>
           <w:rFonts w:hint="default" w:ascii="仿宋_GB2312" w:eastAsia="仿宋_GB2312" w:cs="Times New Roman"/>
           <w:color w:val="auto"/>
@@ -5398,10 +5181,22 @@
     </w:p>
     <w:p>
       <w:pPr>
+        <w:keepNext/>
+        <w:keepLines w:val="0"/>
+        <w:pageBreakBefore w:val="0"/>
+        <w:widowControl w:val="0"/>
+        <w:kinsoku/>
+        <w:wordWrap/>
+        <w:overflowPunct/>
+        <w:topLinePunct w:val="0"/>
+        <w:autoSpaceDE/>
+        <w:autoSpaceDN/>
+        <w:bidi w:val="0"/>
         <w:adjustRightInd w:val="0"/>
         <w:snapToGrid w:val="0"/>
         <w:spacing w:line="600" w:lineRule="exact"/>
         <w:jc w:val="left"/>
+        <w:textAlignment w:val="auto"/>
         <w:rPr>
           <w:rFonts w:ascii="仿宋_GB2312" w:eastAsia="仿宋_GB2312"/>
           <w:sz w:val="28"/>
@@ -5473,6 +5268,7 @@
           </w:tblCellMar>
         </w:tblPrEx>
         <w:trPr>
+          <w:cantSplit/>
           <w:trHeight w:val="1036" w:hRule="atLeast"/>
         </w:trPr>
         <w:tc>
@@ -5487,9 +5283,21 @@
           </w:tcPr>
           <w:p>
             <w:pPr>
+              <w:keepNext/>
+              <w:keepLines/>
+              <w:pageBreakBefore w:val="0"/>
+              <w:widowControl w:val="0"/>
+              <w:kinsoku/>
+              <w:wordWrap/>
+              <w:overflowPunct/>
+              <w:topLinePunct w:val="0"/>
+              <w:autoSpaceDE/>
+              <w:autoSpaceDN/>
+              <w:bidi w:val="0"/>
               <w:adjustRightInd w:val="0"/>
               <w:snapToGrid w:val="0"/>
               <w:jc w:val="center"/>
+              <w:textAlignment w:val="auto"/>
               <w:rPr>
                 <w:rFonts w:ascii="仿宋_GB2312" w:eastAsia="仿宋_GB2312"/>
                 <w:sz w:val="24"/>
@@ -5534,9 +5342,21 @@
           </w:tcPr>
           <w:p>
             <w:pPr>
+              <w:keepNext/>
+              <w:keepLines/>
+              <w:pageBreakBefore w:val="0"/>
+              <w:widowControl w:val="0"/>
+              <w:kinsoku/>
+              <w:wordWrap/>
+              <w:overflowPunct/>
+              <w:topLinePunct w:val="0"/>
+              <w:autoSpaceDE/>
+              <w:autoSpaceDN/>
+              <w:bidi w:val="0"/>
               <w:adjustRightInd w:val="0"/>
               <w:snapToGrid w:val="0"/>
               <w:jc w:val="center"/>
+              <w:textAlignment w:val="auto"/>
               <w:rPr>
                 <w:rFonts w:ascii="仿宋_GB2312" w:eastAsia="仿宋_GB2312"/>
                 <w:sz w:val="24"/>
@@ -5563,9 +5383,21 @@
           </w:tcPr>
           <w:p>
             <w:pPr>
+              <w:keepNext/>
+              <w:keepLines/>
+              <w:pageBreakBefore w:val="0"/>
+              <w:widowControl w:val="0"/>
+              <w:kinsoku/>
+              <w:wordWrap/>
+              <w:overflowPunct/>
+              <w:topLinePunct w:val="0"/>
+              <w:autoSpaceDE/>
+              <w:autoSpaceDN/>
+              <w:bidi w:val="0"/>
               <w:adjustRightInd w:val="0"/>
               <w:snapToGrid w:val="0"/>
               <w:jc w:val="center"/>
+              <w:textAlignment w:val="auto"/>
               <w:rPr>
                 <w:rFonts w:ascii="仿宋_GB2312" w:eastAsia="仿宋_GB2312"/>
                 <w:sz w:val="24"/>
@@ -5595,8 +5427,20 @@
           </w:tcPr>
           <w:p>
             <w:pPr>
+              <w:keepNext/>
+              <w:keepLines/>
+              <w:pageBreakBefore w:val="0"/>
+              <w:widowControl w:val="0"/>
+              <w:kinsoku/>
+              <w:wordWrap/>
+              <w:overflowPunct/>
+              <w:topLinePunct w:val="0"/>
+              <w:autoSpaceDE/>
+              <w:autoSpaceDN/>
+              <w:bidi w:val="0"/>
               <w:adjustRightInd w:val="0"/>
               <w:snapToGrid w:val="0"/>
+              <w:textAlignment w:val="auto"/>
               <w:rPr>
                 <w:rFonts w:ascii="仿宋_GB2312" w:eastAsia="仿宋_GB2312"/>
                 <w:sz w:val="24"/>
@@ -5634,6 +5478,7 @@
           </w:tblCellMar>
         </w:tblPrEx>
         <w:trPr>
+          <w:cantSplit/>
           <w:trHeight w:val="1494" w:hRule="atLeast"/>
         </w:trPr>
         <w:tc>
@@ -5648,9 +5493,21 @@
           </w:tcPr>
           <w:p>
             <w:pPr>
+              <w:keepNext/>
+              <w:keepLines/>
+              <w:pageBreakBefore w:val="0"/>
+              <w:widowControl w:val="0"/>
+              <w:kinsoku/>
+              <w:wordWrap/>
+              <w:overflowPunct/>
+              <w:topLinePunct w:val="0"/>
+              <w:autoSpaceDE/>
+              <w:autoSpaceDN/>
+              <w:bidi w:val="0"/>
               <w:adjustRightInd w:val="0"/>
               <w:snapToGrid w:val="0"/>
               <w:jc w:val="center"/>
+              <w:textAlignment w:val="auto"/>
               <w:rPr>
                 <w:rFonts w:ascii="仿宋_GB2312" w:eastAsia="仿宋_GB2312"/>
                 <w:sz w:val="24"/>
@@ -5668,9 +5525,21 @@
           </w:tcPr>
           <w:p>
             <w:pPr>
+              <w:keepNext/>
+              <w:keepLines/>
+              <w:pageBreakBefore w:val="0"/>
+              <w:widowControl w:val="0"/>
+              <w:kinsoku/>
+              <w:wordWrap/>
+              <w:overflowPunct/>
+              <w:topLinePunct w:val="0"/>
+              <w:autoSpaceDE/>
+              <w:autoSpaceDN/>
+              <w:bidi w:val="0"/>
               <w:adjustRightInd w:val="0"/>
               <w:snapToGrid w:val="0"/>
               <w:jc w:val="center"/>
+              <w:textAlignment w:val="auto"/>
               <w:rPr>
                 <w:rFonts w:ascii="仿宋_GB2312" w:eastAsia="仿宋_GB2312"/>
                 <w:sz w:val="24"/>
@@ -5697,9 +5566,21 @@
           </w:tcPr>
           <w:p>
             <w:pPr>
+              <w:keepNext/>
+              <w:keepLines/>
+              <w:pageBreakBefore w:val="0"/>
+              <w:widowControl w:val="0"/>
+              <w:kinsoku/>
+              <w:wordWrap/>
+              <w:overflowPunct/>
+              <w:topLinePunct w:val="0"/>
+              <w:autoSpaceDE/>
+              <w:autoSpaceDN/>
+              <w:bidi w:val="0"/>
               <w:adjustRightInd w:val="0"/>
               <w:snapToGrid w:val="0"/>
               <w:jc w:val="center"/>
+              <w:textAlignment w:val="auto"/>
               <w:rPr>
                 <w:rFonts w:ascii="仿宋_GB2312" w:eastAsia="仿宋_GB2312"/>
                 <w:sz w:val="24"/>
@@ -5738,8 +5619,20 @@
           </w:tcPr>
           <w:p>
             <w:pPr>
+              <w:keepNext/>
+              <w:keepLines/>
+              <w:pageBreakBefore w:val="0"/>
+              <w:widowControl w:val="0"/>
+              <w:kinsoku/>
+              <w:wordWrap/>
+              <w:overflowPunct/>
+              <w:topLinePunct w:val="0"/>
+              <w:autoSpaceDE/>
+              <w:autoSpaceDN/>
+              <w:bidi w:val="0"/>
               <w:adjustRightInd w:val="0"/>
               <w:snapToGrid w:val="0"/>
+              <w:textAlignment w:val="auto"/>
               <w:rPr>
                 <w:rFonts w:ascii="仿宋_GB2312" w:eastAsia="仿宋_GB2312"/>
                 <w:sz w:val="24"/>
@@ -5769,8 +5662,20 @@
           </w:p>
           <w:p>
             <w:pPr>
+              <w:keepNext/>
+              <w:keepLines/>
+              <w:pageBreakBefore w:val="0"/>
+              <w:widowControl w:val="0"/>
+              <w:kinsoku/>
+              <w:wordWrap/>
+              <w:overflowPunct/>
+              <w:topLinePunct w:val="0"/>
+              <w:autoSpaceDE/>
+              <w:autoSpaceDN/>
+              <w:bidi w:val="0"/>
               <w:adjustRightInd w:val="0"/>
               <w:snapToGrid w:val="0"/>
+              <w:textAlignment w:val="auto"/>
               <w:rPr>
                 <w:rFonts w:ascii="仿宋_GB2312" w:hAnsi="宋体" w:eastAsia="仿宋_GB2312"/>
                 <w:sz w:val="24"/>
@@ -5800,8 +5705,20 @@
           </w:p>
           <w:p>
             <w:pPr>
+              <w:keepNext/>
+              <w:keepLines/>
+              <w:pageBreakBefore w:val="0"/>
+              <w:widowControl w:val="0"/>
+              <w:kinsoku/>
+              <w:wordWrap/>
+              <w:overflowPunct/>
+              <w:topLinePunct w:val="0"/>
+              <w:autoSpaceDE/>
+              <w:autoSpaceDN/>
+              <w:bidi w:val="0"/>
               <w:adjustRightInd w:val="0"/>
               <w:snapToGrid w:val="0"/>
+              <w:textAlignment w:val="auto"/>
               <w:rPr>
                 <w:rFonts w:ascii="仿宋_GB2312" w:hAnsi="宋体" w:eastAsia="仿宋_GB2312"/>
                 <w:sz w:val="24"/>
@@ -5870,6 +5787,7 @@
           </w:tblCellMar>
         </w:tblPrEx>
         <w:trPr>
+          <w:cantSplit/>
           <w:trHeight w:val="1061" w:hRule="atLeast"/>
         </w:trPr>
         <w:tc>
@@ -5884,9 +5802,21 @@
           </w:tcPr>
           <w:p>
             <w:pPr>
+              <w:keepNext/>
+              <w:keepLines/>
+              <w:pageBreakBefore w:val="0"/>
+              <w:widowControl w:val="0"/>
+              <w:kinsoku/>
+              <w:wordWrap/>
+              <w:overflowPunct/>
+              <w:topLinePunct w:val="0"/>
+              <w:autoSpaceDE/>
+              <w:autoSpaceDN/>
+              <w:bidi w:val="0"/>
               <w:adjustRightInd w:val="0"/>
               <w:snapToGrid w:val="0"/>
               <w:jc w:val="center"/>
+              <w:textAlignment w:val="auto"/>
               <w:rPr>
                 <w:rFonts w:ascii="仿宋_GB2312" w:eastAsia="仿宋_GB2312"/>
                 <w:sz w:val="24"/>
@@ -5904,10 +5834,22 @@
           </w:tcPr>
           <w:p>
             <w:pPr>
+              <w:keepNext/>
+              <w:keepLines/>
+              <w:pageBreakBefore w:val="0"/>
+              <w:widowControl w:val="0"/>
+              <w:kinsoku/>
+              <w:wordWrap/>
+              <w:overflowPunct/>
+              <w:topLinePunct w:val="0"/>
+              <w:autoSpaceDE/>
+              <w:autoSpaceDN/>
+              <w:bidi w:val="0"/>
               <w:adjustRightInd w:val="0"/>
               <w:snapToGrid w:val="0"/>
               <w:spacing w:line="600" w:lineRule="exact"/>
               <w:jc w:val="center"/>
+              <w:textAlignment w:val="auto"/>
               <w:rPr>
                 <w:rFonts w:hint="eastAsia" w:ascii="仿宋_GB2312" w:eastAsia="仿宋_GB2312"/>
                 <w:sz w:val="24"/>
@@ -5954,9 +5896,21 @@
           </w:tcPr>
           <w:p>
             <w:pPr>
+              <w:keepNext/>
+              <w:keepLines/>
+              <w:pageBreakBefore w:val="0"/>
+              <w:widowControl w:val="0"/>
+              <w:kinsoku/>
+              <w:wordWrap/>
+              <w:overflowPunct/>
+              <w:topLinePunct w:val="0"/>
+              <w:autoSpaceDE/>
+              <w:autoSpaceDN/>
+              <w:bidi w:val="0"/>
               <w:adjustRightInd w:val="0"/>
               <w:snapToGrid w:val="0"/>
               <w:jc w:val="center"/>
+              <w:textAlignment w:val="auto"/>
               <w:rPr>
                 <w:rFonts w:hint="eastAsia" w:ascii="仿宋_GB2312" w:eastAsia="仿宋_GB2312"/>
                 <w:sz w:val="24"/>
@@ -5986,8 +5940,20 @@
           </w:tcPr>
           <w:p>
             <w:pPr>
+              <w:keepNext/>
+              <w:keepLines/>
+              <w:pageBreakBefore w:val="0"/>
+              <w:widowControl w:val="0"/>
+              <w:kinsoku/>
+              <w:wordWrap/>
+              <w:overflowPunct/>
+              <w:topLinePunct w:val="0"/>
+              <w:autoSpaceDE/>
+              <w:autoSpaceDN/>
+              <w:bidi w:val="0"/>
               <w:adjustRightInd w:val="0"/>
               <w:snapToGrid w:val="0"/>
+              <w:textAlignment w:val="auto"/>
               <w:rPr>
                 <w:rFonts w:ascii="仿宋_GB2312" w:eastAsia="仿宋_GB2312"/>
                 <w:sz w:val="24"/>
@@ -6017,8 +5983,20 @@
           </w:p>
           <w:p>
             <w:pPr>
+              <w:keepNext/>
+              <w:keepLines/>
+              <w:pageBreakBefore w:val="0"/>
+              <w:widowControl w:val="0"/>
+              <w:kinsoku/>
+              <w:wordWrap/>
+              <w:overflowPunct/>
+              <w:topLinePunct w:val="0"/>
+              <w:autoSpaceDE/>
+              <w:autoSpaceDN/>
+              <w:bidi w:val="0"/>
               <w:adjustRightInd w:val="0"/>
               <w:snapToGrid w:val="0"/>
+              <w:textAlignment w:val="auto"/>
               <w:rPr>
                 <w:rFonts w:ascii="仿宋_GB2312" w:hAnsi="宋体" w:eastAsia="仿宋_GB2312"/>
                 <w:sz w:val="24"/>
@@ -6058,8 +6036,20 @@
           </w:p>
           <w:p>
             <w:pPr>
+              <w:keepNext/>
+              <w:keepLines/>
+              <w:pageBreakBefore w:val="0"/>
+              <w:widowControl w:val="0"/>
+              <w:kinsoku/>
+              <w:wordWrap/>
+              <w:overflowPunct/>
+              <w:topLinePunct w:val="0"/>
+              <w:autoSpaceDE/>
+              <w:autoSpaceDN/>
+              <w:bidi w:val="0"/>
               <w:adjustRightInd w:val="0"/>
               <w:snapToGrid w:val="0"/>
+              <w:textAlignment w:val="auto"/>
               <w:rPr>
                 <w:rFonts w:hint="eastAsia" w:ascii="仿宋_GB2312" w:hAnsi="宋体" w:eastAsia="仿宋_GB2312"/>
                 <w:sz w:val="24"/>
@@ -6116,6 +6106,7 @@
           </w:tblCellMar>
         </w:tblPrEx>
         <w:trPr>
+          <w:cantSplit/>
           <w:trHeight w:val="1545" w:hRule="atLeast"/>
         </w:trPr>
         <w:tc>
@@ -6130,9 +6121,21 @@
           </w:tcPr>
           <w:p>
             <w:pPr>
+              <w:keepNext/>
+              <w:keepLines/>
+              <w:pageBreakBefore w:val="0"/>
+              <w:widowControl w:val="0"/>
+              <w:kinsoku/>
+              <w:wordWrap/>
+              <w:overflowPunct/>
+              <w:topLinePunct w:val="0"/>
+              <w:autoSpaceDE/>
+              <w:autoSpaceDN/>
+              <w:bidi w:val="0"/>
               <w:adjustRightInd w:val="0"/>
               <w:snapToGrid w:val="0"/>
               <w:jc w:val="center"/>
+              <w:textAlignment w:val="auto"/>
               <w:rPr>
                 <w:rFonts w:ascii="仿宋_GB2312" w:eastAsia="仿宋_GB2312"/>
                 <w:sz w:val="24"/>
@@ -6150,10 +6153,22 @@
           </w:tcPr>
           <w:p>
             <w:pPr>
+              <w:keepNext/>
+              <w:keepLines/>
+              <w:pageBreakBefore w:val="0"/>
+              <w:widowControl w:val="0"/>
+              <w:kinsoku/>
+              <w:wordWrap/>
+              <w:overflowPunct/>
+              <w:topLinePunct w:val="0"/>
+              <w:autoSpaceDE/>
+              <w:autoSpaceDN/>
+              <w:bidi w:val="0"/>
               <w:adjustRightInd w:val="0"/>
               <w:snapToGrid w:val="0"/>
               <w:spacing w:line="600" w:lineRule="exact"/>
               <w:jc w:val="center"/>
+              <w:textAlignment w:val="auto"/>
               <w:rPr>
                 <w:rFonts w:hint="eastAsia" w:ascii="仿宋_GB2312" w:eastAsia="仿宋_GB2312"/>
                 <w:sz w:val="24"/>
@@ -6191,10 +6206,22 @@
           </w:tcPr>
           <w:p>
             <w:pPr>
+              <w:keepNext/>
+              <w:keepLines/>
+              <w:pageBreakBefore w:val="0"/>
+              <w:widowControl w:val="0"/>
+              <w:kinsoku/>
+              <w:wordWrap/>
+              <w:overflowPunct/>
+              <w:topLinePunct w:val="0"/>
+              <w:autoSpaceDE/>
+              <w:autoSpaceDN/>
+              <w:bidi w:val="0"/>
               <w:adjustRightInd w:val="0"/>
               <w:snapToGrid w:val="0"/>
               <w:spacing w:line="600" w:lineRule="exact"/>
               <w:jc w:val="center"/>
+              <w:textAlignment w:val="auto"/>
               <w:rPr>
                 <w:rFonts w:ascii="仿宋_GB2312" w:eastAsia="仿宋_GB2312"/>
                 <w:sz w:val="24"/>
@@ -6224,12 +6251,24 @@
           </w:tcPr>
           <w:p>
             <w:pPr>
+              <w:keepNext/>
+              <w:keepLines/>
+              <w:pageBreakBefore w:val="0"/>
+              <w:widowControl w:val="0"/>
               <w:numPr>
                 <w:ilvl w:val="0"/>
                 <w:numId w:val="0"/>
               </w:numPr>
+              <w:kinsoku/>
+              <w:wordWrap/>
+              <w:overflowPunct/>
+              <w:topLinePunct w:val="0"/>
+              <w:autoSpaceDE/>
+              <w:autoSpaceDN/>
+              <w:bidi w:val="0"/>
               <w:adjustRightInd w:val="0"/>
               <w:snapToGrid w:val="0"/>
+              <w:textAlignment w:val="auto"/>
               <w:rPr>
                 <w:rFonts w:ascii="Times New Roman" w:hAnsi="Times New Roman" w:eastAsia="仿宋_GB2312" w:cs="Times New Roman"/>
                 <w:b w:val="0"/>
@@ -6284,12 +6323,24 @@
           </w:p>
           <w:p>
             <w:pPr>
+              <w:keepNext/>
+              <w:keepLines/>
+              <w:pageBreakBefore w:val="0"/>
+              <w:widowControl w:val="0"/>
               <w:numPr>
                 <w:ilvl w:val="0"/>
                 <w:numId w:val="0"/>
               </w:numPr>
+              <w:kinsoku/>
+              <w:wordWrap/>
+              <w:overflowPunct/>
+              <w:topLinePunct w:val="0"/>
+              <w:autoSpaceDE/>
+              <w:autoSpaceDN/>
+              <w:bidi w:val="0"/>
               <w:adjustRightInd w:val="0"/>
               <w:snapToGrid w:val="0"/>
+              <w:textAlignment w:val="auto"/>
               <w:rPr>
                 <w:rFonts w:ascii="仿宋_GB2312" w:hAnsi="宋体" w:eastAsia="仿宋_GB2312"/>
                 <w:sz w:val="24"/>
@@ -6372,6 +6423,7 @@
           </w:tblCellMar>
         </w:tblPrEx>
         <w:trPr>
+          <w:cantSplit/>
           <w:trHeight w:val="699" w:hRule="atLeast"/>
         </w:trPr>
         <w:tc>
@@ -6386,10 +6438,22 @@
           </w:tcPr>
           <w:p>
             <w:pPr>
+              <w:keepNext/>
+              <w:keepLines/>
+              <w:pageBreakBefore w:val="0"/>
+              <w:widowControl w:val="0"/>
+              <w:kinsoku/>
+              <w:wordWrap/>
+              <w:overflowPunct/>
+              <w:topLinePunct w:val="0"/>
+              <w:autoSpaceDE/>
+              <w:autoSpaceDN/>
+              <w:bidi w:val="0"/>
               <w:adjustRightInd w:val="0"/>
               <w:snapToGrid w:val="0"/>
               <w:spacing w:line="600" w:lineRule="exact"/>
               <w:jc w:val="center"/>
+              <w:textAlignment w:val="auto"/>
               <w:rPr>
                 <w:rFonts w:ascii="仿宋_GB2312" w:eastAsia="仿宋_GB2312"/>
                 <w:sz w:val="24"/>
@@ -6407,10 +6471,22 @@
           </w:tcPr>
           <w:p>
             <w:pPr>
+              <w:keepNext/>
+              <w:keepLines/>
+              <w:pageBreakBefore w:val="0"/>
+              <w:widowControl w:val="0"/>
+              <w:kinsoku/>
+              <w:wordWrap/>
+              <w:overflowPunct/>
+              <w:topLinePunct w:val="0"/>
+              <w:autoSpaceDE/>
+              <w:autoSpaceDN/>
+              <w:bidi w:val="0"/>
               <w:adjustRightInd w:val="0"/>
               <w:snapToGrid w:val="0"/>
               <w:spacing w:line="600" w:lineRule="exact"/>
               <w:jc w:val="center"/>
+              <w:textAlignment w:val="auto"/>
               <w:rPr>
                 <w:rFonts w:hint="eastAsia" w:ascii="仿宋_GB2312" w:eastAsia="仿宋_GB2312"/>
                 <w:sz w:val="24"/>
@@ -6448,9 +6524,21 @@
           </w:tcPr>
           <w:p>
             <w:pPr>
+              <w:keepNext/>
+              <w:keepLines/>
+              <w:pageBreakBefore w:val="0"/>
+              <w:widowControl w:val="0"/>
+              <w:kinsoku/>
+              <w:wordWrap/>
+              <w:overflowPunct/>
+              <w:topLinePunct w:val="0"/>
+              <w:autoSpaceDE/>
+              <w:autoSpaceDN/>
+              <w:bidi w:val="0"/>
               <w:adjustRightInd w:val="0"/>
               <w:snapToGrid w:val="0"/>
               <w:jc w:val="center"/>
+              <w:textAlignment w:val="auto"/>
               <w:rPr>
                 <w:rFonts w:ascii="仿宋_GB2312" w:eastAsia="仿宋_GB2312"/>
                 <w:sz w:val="24"/>
@@ -6480,8 +6568,20 @@
           </w:tcPr>
           <w:p>
             <w:pPr>
+              <w:keepNext/>
+              <w:keepLines/>
+              <w:pageBreakBefore w:val="0"/>
+              <w:widowControl w:val="0"/>
+              <w:kinsoku/>
+              <w:wordWrap/>
+              <w:overflowPunct/>
+              <w:topLinePunct w:val="0"/>
+              <w:autoSpaceDE/>
+              <w:autoSpaceDN/>
+              <w:bidi w:val="0"/>
               <w:adjustRightInd w:val="0"/>
               <w:snapToGrid w:val="0"/>
+              <w:textAlignment w:val="auto"/>
               <w:rPr>
                 <w:rFonts w:hint="default" w:ascii="仿宋_GB2312" w:eastAsia="仿宋_GB2312"/>
                 <w:sz w:val="24"/>
@@ -6522,8 +6622,20 @@
           </w:p>
           <w:p>
             <w:pPr>
+              <w:keepNext/>
+              <w:keepLines/>
+              <w:pageBreakBefore w:val="0"/>
+              <w:widowControl w:val="0"/>
+              <w:kinsoku/>
+              <w:wordWrap/>
+              <w:overflowPunct/>
+              <w:topLinePunct w:val="0"/>
+              <w:autoSpaceDE/>
+              <w:autoSpaceDN/>
+              <w:bidi w:val="0"/>
               <w:adjustRightInd w:val="0"/>
               <w:snapToGrid w:val="0"/>
+              <w:textAlignment w:val="auto"/>
               <w:rPr>
                 <w:rFonts w:ascii="仿宋_GB2312" w:eastAsia="仿宋_GB2312"/>
                 <w:sz w:val="24"/>
@@ -6561,6 +6673,7 @@
           </w:tblCellMar>
         </w:tblPrEx>
         <w:trPr>
+          <w:cantSplit/>
           <w:trHeight w:val="695" w:hRule="atLeast"/>
         </w:trPr>
         <w:tc>
@@ -6575,10 +6688,22 @@
           </w:tcPr>
           <w:p>
             <w:pPr>
+              <w:keepNext/>
+              <w:keepLines/>
+              <w:pageBreakBefore w:val="0"/>
+              <w:widowControl w:val="0"/>
+              <w:kinsoku/>
+              <w:wordWrap/>
+              <w:overflowPunct/>
+              <w:topLinePunct w:val="0"/>
+              <w:autoSpaceDE/>
+              <w:autoSpaceDN/>
+              <w:bidi w:val="0"/>
               <w:adjustRightInd w:val="0"/>
               <w:snapToGrid w:val="0"/>
               <w:spacing w:line="600" w:lineRule="exact"/>
               <w:jc w:val="center"/>
+              <w:textAlignment w:val="auto"/>
               <w:rPr>
                 <w:rFonts w:ascii="仿宋_GB2312" w:eastAsia="仿宋_GB2312"/>
                 <w:sz w:val="24"/>
@@ -6596,10 +6721,22 @@
           </w:tcPr>
           <w:p>
             <w:pPr>
+              <w:keepNext/>
+              <w:keepLines/>
+              <w:pageBreakBefore w:val="0"/>
+              <w:widowControl w:val="0"/>
+              <w:kinsoku/>
+              <w:wordWrap/>
+              <w:overflowPunct/>
+              <w:topLinePunct w:val="0"/>
+              <w:autoSpaceDE/>
+              <w:autoSpaceDN/>
+              <w:bidi w:val="0"/>
               <w:adjustRightInd w:val="0"/>
               <w:snapToGrid w:val="0"/>
               <w:spacing w:line="600" w:lineRule="exact"/>
               <w:jc w:val="center"/>
+              <w:textAlignment w:val="auto"/>
               <w:rPr>
                 <w:rFonts w:hint="eastAsia" w:ascii="仿宋_GB2312" w:eastAsia="仿宋_GB2312"/>
                 <w:sz w:val="24"/>
@@ -6637,9 +6774,21 @@
           </w:tcPr>
           <w:p>
             <w:pPr>
+              <w:keepNext/>
+              <w:keepLines/>
+              <w:pageBreakBefore w:val="0"/>
+              <w:widowControl w:val="0"/>
+              <w:kinsoku/>
+              <w:wordWrap/>
+              <w:overflowPunct/>
+              <w:topLinePunct w:val="0"/>
+              <w:autoSpaceDE/>
+              <w:autoSpaceDN/>
+              <w:bidi w:val="0"/>
               <w:adjustRightInd w:val="0"/>
               <w:snapToGrid w:val="0"/>
               <w:jc w:val="center"/>
+              <w:textAlignment w:val="auto"/>
               <w:rPr>
                 <w:rFonts w:ascii="仿宋_GB2312" w:eastAsia="仿宋_GB2312"/>
                 <w:sz w:val="24"/>
@@ -6669,8 +6818,20 @@
           </w:tcPr>
           <w:p>
             <w:pPr>
+              <w:keepNext/>
+              <w:keepLines/>
+              <w:pageBreakBefore w:val="0"/>
+              <w:widowControl w:val="0"/>
+              <w:kinsoku/>
+              <w:wordWrap/>
+              <w:overflowPunct/>
+              <w:topLinePunct w:val="0"/>
+              <w:autoSpaceDE/>
+              <w:autoSpaceDN/>
+              <w:bidi w:val="0"/>
               <w:adjustRightInd w:val="0"/>
               <w:snapToGrid w:val="0"/>
+              <w:textAlignment w:val="auto"/>
               <w:rPr>
                 <w:rFonts w:ascii="仿宋_GB2312" w:hAnsi="宋体" w:eastAsia="仿宋_GB2312"/>
                 <w:sz w:val="24"/>
@@ -6715,8 +6876,6 @@
           <w:highlight w:val="none"/>
         </w:rPr>
       </w:pPr>
-      <w:bookmarkStart w:id="74" w:name="_GoBack"/>
-      <w:bookmarkEnd w:id="74"/>
       <w:r>
         <w:rPr>
           <w:rFonts w:hint="eastAsia" w:ascii="宋体" w:hAnsi="宋体"/>
@@ -11547,10 +11706,22 @@
     <w:bookmarkEnd w:id="24"/>
     <w:p>
       <w:pPr>
+        <w:keepNext/>
+        <w:keepLines/>
+        <w:pageBreakBefore w:val="0"/>
+        <w:widowControl w:val="0"/>
+        <w:kinsoku/>
+        <w:wordWrap/>
+        <w:overflowPunct/>
+        <w:topLinePunct w:val="0"/>
+        <w:autoSpaceDE/>
+        <w:autoSpaceDN/>
+        <w:bidi w:val="0"/>
         <w:adjustRightInd w:val="0"/>
         <w:snapToGrid w:val="0"/>
         <w:spacing w:line="600" w:lineRule="exact"/>
         <w:jc w:val="left"/>
+        <w:textAlignment w:val="auto"/>
         <w:rPr>
           <w:rFonts w:ascii="宋体" w:hAnsi="宋体"/>
           <w:b/>
@@ -11588,8 +11759,8 @@
     </w:p>
     <w:p>
       <w:pPr>
-        <w:keepNext w:val="0"/>
-        <w:keepLines w:val="0"/>
+        <w:keepNext/>
+        <w:keepLines/>
         <w:pageBreakBefore w:val="0"/>
         <w:widowControl w:val="0"/>
         <w:kinsoku/>
@@ -11620,10 +11791,22 @@
     </w:p>
     <w:p>
       <w:pPr>
+        <w:keepNext/>
+        <w:keepLines/>
+        <w:pageBreakBefore w:val="0"/>
+        <w:widowControl w:val="0"/>
+        <w:kinsoku/>
+        <w:wordWrap/>
+        <w:overflowPunct/>
+        <w:topLinePunct w:val="0"/>
+        <w:autoSpaceDE/>
+        <w:autoSpaceDN/>
+        <w:bidi w:val="0"/>
         <w:adjustRightInd w:val="0"/>
         <w:snapToGrid w:val="0"/>
         <w:spacing w:line="600" w:lineRule="exact"/>
         <w:jc w:val="center"/>
+        <w:textAlignment w:val="auto"/>
         <w:rPr>
           <w:rFonts w:ascii="方正小标宋简体" w:hAnsi="宋体" w:eastAsia="方正小标宋简体"/>
           <w:sz w:val="32"/>
@@ -11664,10 +11847,22 @@
     </w:p>
     <w:p>
       <w:pPr>
+        <w:keepNext/>
+        <w:keepLines/>
+        <w:pageBreakBefore w:val="0"/>
+        <w:widowControl w:val="0"/>
+        <w:kinsoku/>
+        <w:wordWrap/>
+        <w:overflowPunct/>
+        <w:topLinePunct w:val="0"/>
+        <w:autoSpaceDE/>
+        <w:autoSpaceDN/>
+        <w:bidi w:val="0"/>
         <w:adjustRightInd w:val="0"/>
         <w:snapToGrid w:val="0"/>
         <w:spacing w:line="600" w:lineRule="exact"/>
         <w:jc w:val="center"/>
+        <w:textAlignment w:val="auto"/>
         <w:rPr>
           <w:rFonts w:ascii="方正小标宋简体" w:hAnsi="宋体" w:eastAsia="方正小标宋简体"/>
           <w:sz w:val="32"/>
@@ -11685,10 +11880,22 @@
     </w:p>
     <w:p>
       <w:pPr>
+        <w:keepNext/>
+        <w:keepLines/>
+        <w:pageBreakBefore w:val="0"/>
+        <w:widowControl w:val="0"/>
+        <w:kinsoku/>
+        <w:wordWrap/>
+        <w:overflowPunct/>
+        <w:topLinePunct w:val="0"/>
+        <w:autoSpaceDE/>
+        <w:autoSpaceDN/>
+        <w:bidi w:val="0"/>
         <w:adjustRightInd w:val="0"/>
         <w:snapToGrid w:val="0"/>
         <w:spacing w:line="600" w:lineRule="exact"/>
         <w:jc w:val="left"/>
+        <w:textAlignment w:val="auto"/>
         <w:rPr>
           <w:rFonts w:hint="eastAsia" w:ascii="仿宋_GB2312" w:hAnsi="宋体" w:eastAsia="仿宋_GB2312"/>
           <w:sz w:val="28"/>
@@ -11708,11 +11915,23 @@
     </w:p>
     <w:p>
       <w:pPr>
+        <w:keepNext/>
+        <w:keepLines/>
+        <w:pageBreakBefore w:val="0"/>
+        <w:widowControl w:val="0"/>
+        <w:kinsoku/>
+        <w:wordWrap/>
+        <w:overflowPunct/>
+        <w:topLinePunct w:val="0"/>
+        <w:autoSpaceDE/>
+        <w:autoSpaceDN/>
+        <w:bidi w:val="0"/>
         <w:adjustRightInd w:val="0"/>
         <w:snapToGrid w:val="0"/>
         <w:spacing w:line="600" w:lineRule="exact"/>
         <w:ind w:firstLine="560" w:firstLineChars="200"/>
         <w:jc w:val="left"/>
+        <w:textAlignment w:val="auto"/>
         <w:rPr>
           <w:rFonts w:hint="eastAsia" w:ascii="仿宋_GB2312" w:hAnsi="宋体" w:eastAsia="仿宋_GB2312"/>
           <w:sz w:val="28"/>
@@ -11732,6 +11951,7 @@
       <w:r>
         <w:rPr>
           <w:rFonts w:hint="eastAsia" w:ascii="仿宋_GB2312" w:hAnsi="宋体" w:eastAsia="仿宋_GB2312"/>
+          <w:color w:val="0000FF"/>
           <w:sz w:val="28"/>
           <w:szCs w:val="28"/>
           <w:highlight w:val="none"/>
@@ -11751,11 +11971,23 @@
     </w:p>
     <w:p>
       <w:pPr>
+        <w:keepNext/>
+        <w:keepLines/>
+        <w:pageBreakBefore w:val="0"/>
+        <w:widowControl w:val="0"/>
+        <w:kinsoku/>
+        <w:wordWrap/>
+        <w:overflowPunct/>
+        <w:topLinePunct w:val="0"/>
+        <w:autoSpaceDE/>
+        <w:autoSpaceDN/>
+        <w:bidi w:val="0"/>
         <w:adjustRightInd w:val="0"/>
         <w:snapToGrid w:val="0"/>
         <w:spacing w:line="600" w:lineRule="exact"/>
         <w:ind w:firstLine="560" w:firstLineChars="200"/>
         <w:jc w:val="left"/>
+        <w:textAlignment w:val="auto"/>
         <w:rPr>
           <w:rFonts w:hint="eastAsia" w:ascii="仿宋_GB2312" w:hAnsi="宋体" w:eastAsia="仿宋_GB2312"/>
           <w:sz w:val="28"/>
@@ -11775,11 +12007,23 @@
     </w:p>
     <w:p>
       <w:pPr>
+        <w:keepNext/>
+        <w:keepLines/>
+        <w:pageBreakBefore w:val="0"/>
+        <w:widowControl w:val="0"/>
+        <w:kinsoku/>
+        <w:wordWrap/>
+        <w:overflowPunct/>
+        <w:topLinePunct w:val="0"/>
+        <w:autoSpaceDE/>
+        <w:autoSpaceDN/>
+        <w:bidi w:val="0"/>
         <w:adjustRightInd w:val="0"/>
         <w:snapToGrid w:val="0"/>
         <w:spacing w:line="600" w:lineRule="exact"/>
         <w:ind w:firstLine="5773" w:firstLineChars="2062"/>
         <w:jc w:val="left"/>
+        <w:textAlignment w:val="auto"/>
         <w:rPr>
           <w:rFonts w:hint="eastAsia" w:ascii="仿宋_GB2312" w:hAnsi="宋体" w:eastAsia="仿宋_GB2312"/>
           <w:sz w:val="28"/>
@@ -11810,11 +12054,23 @@
     </w:p>
     <w:p>
       <w:pPr>
+        <w:keepNext/>
+        <w:keepLines/>
+        <w:pageBreakBefore w:val="0"/>
+        <w:widowControl w:val="0"/>
+        <w:kinsoku/>
+        <w:wordWrap/>
+        <w:overflowPunct/>
+        <w:topLinePunct w:val="0"/>
+        <w:autoSpaceDE/>
+        <w:autoSpaceDN/>
+        <w:bidi w:val="0"/>
         <w:adjustRightInd w:val="0"/>
         <w:snapToGrid w:val="0"/>
         <w:spacing w:line="600" w:lineRule="exact"/>
         <w:ind w:firstLine="5773" w:firstLineChars="2062"/>
         <w:jc w:val="left"/>
+        <w:textAlignment w:val="auto"/>
         <w:rPr>
           <w:rFonts w:hint="default" w:ascii="仿宋_GB2312" w:hAnsi="宋体" w:eastAsia="仿宋_GB2312"/>
           <w:sz w:val="28"/>
@@ -11836,122 +12092,29 @@
     </w:p>
     <w:p>
       <w:pPr>
-        <w:pStyle w:val="14"/>
-        <w:rPr>
-          <w:rFonts w:hint="eastAsia"/>
+        <w:rPr>
           <w:highlight w:val="none"/>
         </w:rPr>
       </w:pPr>
     </w:p>
     <w:p>
       <w:pPr>
-        <w:rPr>
-          <w:highlight w:val="none"/>
-        </w:rPr>
-      </w:pPr>
-    </w:p>
-    <w:p>
-      <w:pPr>
-        <w:pStyle w:val="30"/>
-        <w:rPr>
-          <w:highlight w:val="none"/>
-        </w:rPr>
-      </w:pPr>
-    </w:p>
-    <w:p>
-      <w:pPr>
-        <w:pStyle w:val="30"/>
-        <w:rPr>
-          <w:highlight w:val="none"/>
-        </w:rPr>
-      </w:pPr>
-    </w:p>
-    <w:p>
-      <w:pPr>
-        <w:pStyle w:val="30"/>
-        <w:rPr>
-          <w:highlight w:val="none"/>
-        </w:rPr>
-      </w:pPr>
-    </w:p>
-    <w:p>
-      <w:pPr>
-        <w:pStyle w:val="30"/>
-        <w:rPr>
-          <w:highlight w:val="none"/>
-        </w:rPr>
-      </w:pPr>
-    </w:p>
-    <w:p>
-      <w:pPr>
-        <w:pStyle w:val="30"/>
-        <w:rPr>
-          <w:highlight w:val="none"/>
-        </w:rPr>
-      </w:pPr>
-    </w:p>
-    <w:p>
-      <w:pPr>
-        <w:pStyle w:val="30"/>
-        <w:rPr>
-          <w:highlight w:val="none"/>
-        </w:rPr>
-      </w:pPr>
-    </w:p>
-    <w:p>
-      <w:pPr>
-        <w:pStyle w:val="30"/>
-        <w:rPr>
-          <w:highlight w:val="none"/>
-        </w:rPr>
-      </w:pPr>
-    </w:p>
-    <w:p>
-      <w:pPr>
-        <w:pStyle w:val="30"/>
-        <w:rPr>
-          <w:highlight w:val="none"/>
-        </w:rPr>
-      </w:pPr>
-    </w:p>
-    <w:p>
-      <w:pPr>
-        <w:pStyle w:val="30"/>
-        <w:rPr>
-          <w:highlight w:val="none"/>
-        </w:rPr>
-      </w:pPr>
-    </w:p>
-    <w:p>
-      <w:pPr>
-        <w:pStyle w:val="30"/>
-        <w:rPr>
-          <w:highlight w:val="none"/>
-        </w:rPr>
-      </w:pPr>
-    </w:p>
-    <w:p>
-      <w:pPr>
-        <w:pStyle w:val="30"/>
-        <w:rPr>
-          <w:highlight w:val="none"/>
-        </w:rPr>
-      </w:pPr>
-    </w:p>
-    <w:p>
-      <w:pPr>
-        <w:pStyle w:val="30"/>
-        <w:rPr>
-          <w:highlight w:val="none"/>
-        </w:rPr>
-      </w:pPr>
-    </w:p>
-    <w:p>
-      <w:pPr>
+        <w:keepNext/>
+        <w:keepLines/>
+        <w:pageBreakBefore w:val="0"/>
+        <w:widowControl w:val="0"/>
+        <w:kinsoku/>
+        <w:wordWrap/>
+        <w:overflowPunct/>
+        <w:topLinePunct w:val="0"/>
+        <w:autoSpaceDE/>
+        <w:autoSpaceDN/>
+        <w:bidi w:val="0"/>
         <w:adjustRightInd w:val="0"/>
         <w:snapToGrid w:val="0"/>
         <w:spacing w:line="600" w:lineRule="exact"/>
         <w:jc w:val="left"/>
+        <w:textAlignment w:val="auto"/>
         <w:rPr>
           <w:rFonts w:hint="eastAsia" w:ascii="宋体" w:hAnsi="宋体" w:eastAsia="宋体"/>
           <w:b/>
@@ -11985,10 +12148,22 @@
     </w:p>
     <w:p>
       <w:pPr>
+        <w:keepNext/>
+        <w:keepLines/>
+        <w:pageBreakBefore w:val="0"/>
+        <w:widowControl w:val="0"/>
+        <w:kinsoku/>
+        <w:wordWrap/>
+        <w:overflowPunct/>
+        <w:topLinePunct w:val="0"/>
+        <w:autoSpaceDE/>
+        <w:autoSpaceDN/>
+        <w:bidi w:val="0"/>
         <w:adjustRightInd w:val="0"/>
         <w:snapToGrid w:val="0"/>
         <w:spacing w:line="600" w:lineRule="exact"/>
         <w:jc w:val="center"/>
+        <w:textAlignment w:val="auto"/>
         <w:rPr>
           <w:rFonts w:ascii="方正小标宋简体" w:hAnsi="宋体" w:eastAsia="方正小标宋简体"/>
           <w:sz w:val="32"/>
@@ -12008,10 +12183,22 @@
     </w:p>
     <w:p>
       <w:pPr>
+        <w:keepNext/>
+        <w:keepLines/>
+        <w:pageBreakBefore w:val="0"/>
+        <w:widowControl w:val="0"/>
+        <w:kinsoku/>
+        <w:wordWrap/>
+        <w:overflowPunct/>
+        <w:topLinePunct w:val="0"/>
+        <w:autoSpaceDE/>
+        <w:autoSpaceDN/>
+        <w:bidi w:val="0"/>
         <w:adjustRightInd w:val="0"/>
         <w:snapToGrid w:val="0"/>
         <w:spacing w:line="600" w:lineRule="exact"/>
         <w:jc w:val="center"/>
+        <w:textAlignment w:val="auto"/>
         <w:rPr>
           <w:rFonts w:ascii="方正小标宋简体" w:hAnsi="宋体" w:eastAsia="方正小标宋简体"/>
           <w:sz w:val="32"/>
@@ -12022,7 +12209,19 @@
     </w:p>
     <w:p>
       <w:pPr>
+        <w:keepNext/>
+        <w:keepLines/>
+        <w:pageBreakBefore w:val="0"/>
+        <w:widowControl w:val="0"/>
+        <w:kinsoku/>
+        <w:wordWrap/>
+        <w:overflowPunct/>
+        <w:topLinePunct w:val="0"/>
+        <w:autoSpaceDE/>
+        <w:autoSpaceDN/>
+        <w:bidi w:val="0"/>
         <w:spacing w:line="360" w:lineRule="auto"/>
+        <w:textAlignment w:val="auto"/>
         <w:rPr>
           <w:rFonts w:hint="eastAsia" w:ascii="仿宋_GB2312" w:hAnsi="宋体"/>
           <w:sz w:val="28"/>
@@ -12052,8 +12251,20 @@
     </w:p>
     <w:p>
       <w:pPr>
+        <w:keepNext/>
+        <w:keepLines/>
+        <w:pageBreakBefore w:val="0"/>
+        <w:widowControl w:val="0"/>
+        <w:kinsoku/>
+        <w:wordWrap/>
+        <w:overflowPunct/>
+        <w:topLinePunct w:val="0"/>
+        <w:autoSpaceDE/>
+        <w:autoSpaceDN/>
+        <w:bidi w:val="0"/>
         <w:spacing w:line="360" w:lineRule="auto"/>
         <w:ind w:firstLine="560" w:firstLineChars="200"/>
+        <w:textAlignment w:val="auto"/>
         <w:rPr>
           <w:rFonts w:hint="eastAsia" w:ascii="仿宋_GB2312" w:hAnsi="宋体" w:cs="宋体"/>
           <w:sz w:val="28"/>
@@ -12249,8 +12460,20 @@
     </w:p>
     <w:p>
       <w:pPr>
+        <w:keepNext/>
+        <w:keepLines/>
+        <w:pageBreakBefore w:val="0"/>
+        <w:widowControl w:val="0"/>
+        <w:kinsoku/>
+        <w:wordWrap/>
+        <w:overflowPunct/>
+        <w:topLinePunct w:val="0"/>
+        <w:autoSpaceDE/>
+        <w:autoSpaceDN/>
+        <w:bidi w:val="0"/>
         <w:spacing w:line="360" w:lineRule="auto"/>
         <w:ind w:firstLine="560" w:firstLineChars="200"/>
+        <w:textAlignment w:val="auto"/>
         <w:rPr>
           <w:rFonts w:hint="eastAsia" w:ascii="仿宋_GB2312" w:hAnsi="宋体" w:cs="宋体"/>
           <w:sz w:val="28"/>
@@ -12270,8 +12493,20 @@
     </w:p>
     <w:p>
       <w:pPr>
+        <w:keepNext/>
+        <w:keepLines/>
+        <w:pageBreakBefore w:val="0"/>
+        <w:widowControl w:val="0"/>
+        <w:kinsoku/>
+        <w:wordWrap/>
+        <w:overflowPunct/>
+        <w:topLinePunct w:val="0"/>
+        <w:autoSpaceDE/>
+        <w:autoSpaceDN/>
+        <w:bidi w:val="0"/>
         <w:spacing w:line="360" w:lineRule="auto"/>
         <w:ind w:firstLine="560" w:firstLineChars="200"/>
+        <w:textAlignment w:val="auto"/>
         <w:rPr>
           <w:rFonts w:hint="eastAsia" w:ascii="仿宋_GB2312" w:hAnsi="宋体"/>
           <w:sz w:val="28"/>
@@ -12291,9 +12526,21 @@
     </w:p>
     <w:p>
       <w:pPr>
+        <w:keepNext/>
+        <w:keepLines/>
+        <w:pageBreakBefore w:val="0"/>
+        <w:widowControl w:val="0"/>
+        <w:kinsoku/>
+        <w:wordWrap/>
+        <w:overflowPunct/>
+        <w:topLinePunct w:val="0"/>
+        <w:autoSpaceDE/>
+        <w:autoSpaceDN/>
+        <w:bidi w:val="0"/>
         <w:spacing w:line="360" w:lineRule="auto"/>
         <w:ind w:firstLine="3620" w:firstLineChars="1293"/>
         <w:jc w:val="center"/>
+        <w:textAlignment w:val="auto"/>
         <w:rPr>
           <w:rFonts w:hint="eastAsia" w:ascii="仿宋_GB2312" w:hAnsi="宋体" w:cs="宋体"/>
           <w:sz w:val="28"/>
@@ -12313,9 +12560,21 @@
     </w:p>
     <w:p>
       <w:pPr>
+        <w:keepNext/>
+        <w:keepLines/>
+        <w:pageBreakBefore w:val="0"/>
+        <w:widowControl w:val="0"/>
+        <w:kinsoku/>
+        <w:wordWrap/>
+        <w:overflowPunct/>
+        <w:topLinePunct w:val="0"/>
+        <w:autoSpaceDE/>
+        <w:autoSpaceDN/>
+        <w:bidi w:val="0"/>
         <w:spacing w:line="360" w:lineRule="auto"/>
         <w:ind w:firstLine="2833" w:firstLineChars="1012"/>
         <w:jc w:val="center"/>
+        <w:textAlignment w:val="auto"/>
         <w:outlineLvl w:val="0"/>
         <w:rPr>
           <w:rFonts w:hint="eastAsia" w:ascii="仿宋_GB2312" w:hAnsi="宋体"/>
@@ -12336,9 +12595,21 @@
     </w:p>
     <w:p>
       <w:pPr>
+        <w:keepNext/>
+        <w:keepLines/>
+        <w:pageBreakBefore w:val="0"/>
+        <w:widowControl w:val="0"/>
+        <w:kinsoku/>
+        <w:wordWrap/>
+        <w:overflowPunct/>
+        <w:topLinePunct w:val="0"/>
+        <w:autoSpaceDE/>
+        <w:autoSpaceDN/>
+        <w:bidi w:val="0"/>
         <w:spacing w:line="360" w:lineRule="auto"/>
         <w:ind w:firstLine="140" w:firstLineChars="50"/>
         <w:jc w:val="right"/>
+        <w:textAlignment w:val="auto"/>
         <w:rPr>
           <w:rFonts w:hint="eastAsia" w:ascii="仿宋_GB2312" w:hAnsi="宋体" w:cs="宋体"/>
           <w:vanish/>
@@ -12369,7 +12640,19 @@
     </w:p>
     <w:p>
       <w:pPr>
+        <w:keepNext/>
+        <w:keepLines/>
+        <w:pageBreakBefore w:val="0"/>
+        <w:widowControl w:val="0"/>
+        <w:kinsoku/>
+        <w:wordWrap/>
+        <w:overflowPunct/>
+        <w:topLinePunct w:val="0"/>
+        <w:autoSpaceDE/>
+        <w:autoSpaceDN/>
+        <w:bidi w:val="0"/>
         <w:spacing w:line="360" w:lineRule="auto"/>
+        <w:textAlignment w:val="auto"/>
         <w:rPr>
           <w:rFonts w:hint="eastAsia" w:ascii="仿宋_GB2312" w:hAnsi="宋体" w:cs="宋体"/>
           <w:kern w:val="0"/>
@@ -12391,7 +12674,19 @@
     </w:p>
     <w:p>
       <w:pPr>
+        <w:keepNext/>
+        <w:keepLines/>
+        <w:pageBreakBefore w:val="0"/>
+        <w:widowControl w:val="0"/>
+        <w:kinsoku/>
+        <w:wordWrap/>
+        <w:overflowPunct/>
+        <w:topLinePunct w:val="0"/>
+        <w:autoSpaceDE/>
+        <w:autoSpaceDN/>
+        <w:bidi w:val="0"/>
         <w:spacing w:line="360" w:lineRule="auto"/>
+        <w:textAlignment w:val="auto"/>
         <w:rPr>
           <w:rFonts w:hint="eastAsia"/>
           <w:highlight w:val="none"/>
@@ -12410,91 +12705,32 @@
     </w:p>
     <w:p>
       <w:pPr>
-        <w:adjustRightInd w:val="0"/>
-        <w:snapToGrid w:val="0"/>
-        <w:spacing w:line="600" w:lineRule="exact"/>
-        <w:jc w:val="left"/>
-        <w:rPr>
-          <w:rFonts w:ascii="宋体" w:hAnsi="宋体"/>
-          <w:b/>
-          <w:sz w:val="28"/>
-          <w:szCs w:val="28"/>
+        <w:pStyle w:val="60"/>
+        <w:ind w:left="0" w:leftChars="0" w:firstLine="0" w:firstLineChars="0"/>
+        <w:jc w:val="both"/>
+        <w:rPr>
           <w:highlight w:val="none"/>
         </w:rPr>
       </w:pPr>
     </w:p>
     <w:p>
       <w:pPr>
-        <w:rPr>
-          <w:highlight w:val="none"/>
-        </w:rPr>
-      </w:pPr>
-    </w:p>
-    <w:p>
-      <w:pPr>
-        <w:adjustRightInd w:val="0"/>
-        <w:snapToGrid w:val="0"/>
-        <w:spacing w:line="600" w:lineRule="exact"/>
-        <w:ind w:firstLine="555"/>
-        <w:jc w:val="left"/>
-        <w:rPr>
-          <w:rFonts w:ascii="仿宋_GB2312" w:hAnsi="宋体" w:eastAsia="仿宋_GB2312"/>
-          <w:sz w:val="28"/>
-          <w:szCs w:val="28"/>
-          <w:highlight w:val="none"/>
-        </w:rPr>
-      </w:pPr>
-    </w:p>
-    <w:p>
-      <w:pPr>
-        <w:pStyle w:val="14"/>
-        <w:rPr>
-          <w:highlight w:val="none"/>
-        </w:rPr>
-      </w:pPr>
-    </w:p>
-    <w:p>
-      <w:pPr>
-        <w:pStyle w:val="60"/>
-        <w:rPr>
-          <w:highlight w:val="none"/>
-        </w:rPr>
-      </w:pPr>
-    </w:p>
-    <w:p>
-      <w:pPr>
-        <w:pStyle w:val="60"/>
-        <w:rPr>
-          <w:highlight w:val="none"/>
-        </w:rPr>
-      </w:pPr>
-    </w:p>
-    <w:p>
-      <w:pPr>
-        <w:rPr>
-          <w:highlight w:val="none"/>
-        </w:rPr>
-      </w:pPr>
-    </w:p>
-    <w:p>
-      <w:pPr>
-        <w:pStyle w:val="14"/>
-        <w:rPr>
-          <w:highlight w:val="none"/>
-        </w:rPr>
-      </w:pPr>
-    </w:p>
-    <w:p>
-      <w:pPr>
-        <w:pStyle w:val="60"/>
-        <w:rPr>
-          <w:highlight w:val="none"/>
-        </w:rPr>
-      </w:pPr>
-    </w:p>
-    <w:p>
-      <w:pPr>
         <w:pStyle w:val="3"/>
+        <w:keepNext/>
+        <w:keepLines w:val="0"/>
+        <w:pageBreakBefore w:val="0"/>
+        <w:widowControl w:val="0"/>
+        <w:kinsoku/>
+        <w:wordWrap/>
+        <w:overflowPunct/>
+        <w:topLinePunct w:val="0"/>
+        <w:autoSpaceDE/>
+        <w:autoSpaceDN/>
+        <w:bidi w:val="0"/>
+        <w:adjustRightInd/>
+        <w:snapToGrid/>
+        <w:spacing w:line="416" w:lineRule="auto"/>
+        <w:textAlignment w:val="auto"/>
         <w:outlineLvl w:val="0"/>
         <w:rPr>
           <w:highlight w:val="none"/>
@@ -12508,8 +12744,8 @@
         </w:rPr>
         <w:t>第三章</w:t>
       </w:r>
-      <w:bookmarkStart w:id="26" w:name="_Toc88209934"/>
-      <w:bookmarkStart w:id="27" w:name="_Toc87616371"/>
+      <w:bookmarkStart w:id="26" w:name="_Toc87616371"/>
+      <w:bookmarkStart w:id="27" w:name="_Toc88209934"/>
       <w:r>
         <w:rPr>
           <w:rFonts w:hint="eastAsia"/>
@@ -12569,14 +12805,9 @@
             <w:insideH w:val="single" w:color="auto" w:sz="4" w:space="0"/>
             <w:insideV w:val="single" w:color="auto" w:sz="4" w:space="0"/>
           </w:tblBorders>
-          <w:tblCellMar>
-            <w:top w:w="0" w:type="dxa"/>
-            <w:left w:w="108" w:type="dxa"/>
-            <w:bottom w:w="0" w:type="dxa"/>
-            <w:right w:w="108" w:type="dxa"/>
-          </w:tblCellMar>
         </w:tblPrEx>
         <w:trPr>
+          <w:cantSplit/>
           <w:trHeight w:val="1708" w:hRule="atLeast"/>
         </w:trPr>
         <w:tc>
@@ -12591,9 +12822,21 @@
           </w:tcPr>
           <w:p>
             <w:pPr>
+              <w:keepNext/>
+              <w:keepLines w:val="0"/>
+              <w:pageBreakBefore w:val="0"/>
+              <w:widowControl w:val="0"/>
+              <w:kinsoku/>
+              <w:wordWrap/>
+              <w:overflowPunct/>
+              <w:topLinePunct w:val="0"/>
+              <w:autoSpaceDE/>
+              <w:autoSpaceDN/>
+              <w:bidi w:val="0"/>
               <w:adjustRightInd w:val="0"/>
               <w:snapToGrid w:val="0"/>
               <w:jc w:val="left"/>
+              <w:textAlignment w:val="auto"/>
               <w:rPr>
                 <w:rFonts w:ascii="仿宋_GB2312" w:eastAsia="仿宋_GB2312"/>
                 <w:sz w:val="24"/>
@@ -12624,9 +12867,21 @@
           </w:tcPr>
           <w:p>
             <w:pPr>
+              <w:keepNext/>
+              <w:keepLines w:val="0"/>
+              <w:pageBreakBefore w:val="0"/>
+              <w:widowControl w:val="0"/>
+              <w:kinsoku/>
+              <w:wordWrap/>
+              <w:overflowPunct/>
+              <w:topLinePunct w:val="0"/>
+              <w:autoSpaceDE/>
+              <w:autoSpaceDN/>
+              <w:bidi w:val="0"/>
               <w:adjustRightInd w:val="0"/>
               <w:snapToGrid w:val="0"/>
               <w:ind w:left="480" w:hanging="480" w:hangingChars="200"/>
+              <w:textAlignment w:val="auto"/>
               <w:rPr>
                 <w:rFonts w:ascii="仿宋_GB2312" w:hAnsi="宋体" w:eastAsia="仿宋_GB2312"/>
                 <w:sz w:val="24"/>
@@ -12665,9 +12920,21 @@
           </w:p>
           <w:p>
             <w:pPr>
+              <w:keepNext/>
+              <w:keepLines w:val="0"/>
+              <w:pageBreakBefore w:val="0"/>
+              <w:widowControl w:val="0"/>
+              <w:kinsoku/>
+              <w:wordWrap/>
+              <w:overflowPunct/>
+              <w:topLinePunct w:val="0"/>
+              <w:autoSpaceDE/>
+              <w:autoSpaceDN/>
+              <w:bidi w:val="0"/>
               <w:adjustRightInd w:val="0"/>
               <w:snapToGrid w:val="0"/>
               <w:ind w:left="480" w:hanging="480" w:hangingChars="200"/>
+              <w:textAlignment w:val="auto"/>
               <w:rPr>
                 <w:rFonts w:ascii="仿宋_GB2312" w:hAnsi="宋体" w:eastAsia="仿宋_GB2312"/>
                 <w:sz w:val="24"/>
@@ -12706,9 +12973,21 @@
           </w:p>
           <w:p>
             <w:pPr>
+              <w:keepNext/>
+              <w:keepLines w:val="0"/>
+              <w:pageBreakBefore w:val="0"/>
+              <w:widowControl w:val="0"/>
+              <w:kinsoku/>
+              <w:wordWrap/>
+              <w:overflowPunct/>
+              <w:topLinePunct w:val="0"/>
+              <w:autoSpaceDE/>
+              <w:autoSpaceDN/>
+              <w:bidi w:val="0"/>
               <w:adjustRightInd w:val="0"/>
               <w:snapToGrid w:val="0"/>
               <w:ind w:left="480" w:hanging="480" w:hangingChars="200"/>
+              <w:textAlignment w:val="auto"/>
               <w:rPr>
                 <w:rFonts w:ascii="仿宋_GB2312" w:eastAsia="仿宋_GB2312"/>
                 <w:sz w:val="24"/>
@@ -12765,6 +13044,7 @@
           </w:tblCellMar>
         </w:tblPrEx>
         <w:trPr>
+          <w:cantSplit/>
           <w:trHeight w:val="1324" w:hRule="atLeast"/>
         </w:trPr>
         <w:tc>
@@ -12779,9 +13059,21 @@
           </w:tcPr>
           <w:p>
             <w:pPr>
+              <w:keepNext/>
+              <w:keepLines w:val="0"/>
+              <w:pageBreakBefore w:val="0"/>
+              <w:widowControl w:val="0"/>
+              <w:kinsoku/>
+              <w:wordWrap/>
+              <w:overflowPunct/>
+              <w:topLinePunct w:val="0"/>
+              <w:autoSpaceDE/>
+              <w:autoSpaceDN/>
+              <w:bidi w:val="0"/>
               <w:adjustRightInd w:val="0"/>
               <w:snapToGrid w:val="0"/>
               <w:jc w:val="left"/>
+              <w:textAlignment w:val="auto"/>
               <w:rPr>
                 <w:rFonts w:ascii="仿宋_GB2312" w:eastAsia="仿宋_GB2312"/>
                 <w:sz w:val="24"/>
@@ -12812,8 +13104,20 @@
           </w:tcPr>
           <w:p>
             <w:pPr>
+              <w:keepNext/>
+              <w:keepLines w:val="0"/>
+              <w:pageBreakBefore w:val="0"/>
+              <w:widowControl w:val="0"/>
+              <w:kinsoku/>
+              <w:wordWrap/>
+              <w:overflowPunct/>
+              <w:topLinePunct w:val="0"/>
+              <w:autoSpaceDE/>
+              <w:autoSpaceDN/>
+              <w:bidi w:val="0"/>
               <w:spacing w:line="400" w:lineRule="exact"/>
               <w:jc w:val="left"/>
+              <w:textAlignment w:val="auto"/>
               <w:rPr>
                 <w:rFonts w:hint="eastAsia" w:ascii="仿宋_GB2312" w:hAnsi="宋体" w:eastAsia="仿宋_GB2312"/>
                 <w:sz w:val="24"/>
@@ -12844,10 +13148,23 @@
           </w:p>
           <w:p>
             <w:pPr>
+              <w:keepNext/>
+              <w:keepLines w:val="0"/>
+              <w:pageBreakBefore w:val="0"/>
+              <w:widowControl w:val="0"/>
+              <w:kinsoku/>
+              <w:wordWrap/>
+              <w:overflowPunct/>
+              <w:topLinePunct w:val="0"/>
+              <w:autoSpaceDE/>
+              <w:autoSpaceDN/>
+              <w:bidi w:val="0"/>
               <w:spacing w:line="400" w:lineRule="exact"/>
               <w:jc w:val="left"/>
+              <w:textAlignment w:val="auto"/>
               <w:rPr>
                 <w:rFonts w:hint="eastAsia" w:ascii="仿宋_GB2312" w:hAnsi="宋体" w:eastAsia="仿宋_GB2312"/>
+                <w:color w:val="0000FF"/>
                 <w:sz w:val="24"/>
                 <w:szCs w:val="24"/>
                 <w:highlight w:val="none"/>
@@ -12858,6 +13175,7 @@
             <w:r>
               <w:rPr>
                 <w:rFonts w:hint="eastAsia" w:ascii="仿宋_GB2312" w:hAnsi="宋体" w:eastAsia="仿宋_GB2312"/>
+                <w:color w:val="0000FF"/>
                 <w:sz w:val="24"/>
                 <w:szCs w:val="24"/>
                 <w:highlight w:val="none"/>
@@ -12869,9 +13187,21 @@
           </w:p>
           <w:p>
             <w:pPr>
+              <w:keepNext/>
+              <w:keepLines w:val="0"/>
+              <w:pageBreakBefore w:val="0"/>
+              <w:widowControl w:val="0"/>
+              <w:kinsoku/>
+              <w:wordWrap/>
+              <w:overflowPunct/>
+              <w:topLinePunct w:val="0"/>
+              <w:autoSpaceDE/>
+              <w:autoSpaceDN/>
+              <w:bidi w:val="0"/>
               <w:adjustRightInd w:val="0"/>
               <w:snapToGrid w:val="0"/>
               <w:ind w:left="480" w:hanging="480" w:hangingChars="200"/>
+              <w:textAlignment w:val="auto"/>
               <w:rPr>
                 <w:rFonts w:ascii="仿宋_GB2312" w:eastAsia="仿宋_GB2312"/>
                 <w:sz w:val="24"/>
@@ -12928,6 +13258,7 @@
           </w:tblCellMar>
         </w:tblPrEx>
         <w:trPr>
+          <w:cantSplit/>
           <w:trHeight w:val="979" w:hRule="atLeast"/>
         </w:trPr>
         <w:tc>
@@ -12942,9 +13273,21 @@
           </w:tcPr>
           <w:p>
             <w:pPr>
+              <w:keepNext/>
+              <w:keepLines w:val="0"/>
+              <w:pageBreakBefore w:val="0"/>
+              <w:widowControl w:val="0"/>
+              <w:kinsoku/>
+              <w:wordWrap/>
+              <w:overflowPunct/>
+              <w:topLinePunct w:val="0"/>
+              <w:autoSpaceDE/>
+              <w:autoSpaceDN/>
+              <w:bidi w:val="0"/>
               <w:adjustRightInd w:val="0"/>
               <w:snapToGrid w:val="0"/>
               <w:jc w:val="left"/>
+              <w:textAlignment w:val="auto"/>
               <w:rPr>
                 <w:rFonts w:ascii="仿宋_GB2312" w:eastAsia="仿宋_GB2312"/>
                 <w:sz w:val="24"/>
@@ -12976,7 +13319,19 @@
           <w:p>
             <w:pPr>
               <w:pStyle w:val="14"/>
+              <w:keepNext/>
+              <w:keepLines w:val="0"/>
+              <w:pageBreakBefore w:val="0"/>
+              <w:widowControl w:val="0"/>
+              <w:kinsoku/>
+              <w:wordWrap/>
+              <w:overflowPunct/>
+              <w:topLinePunct w:val="0"/>
+              <w:autoSpaceDE/>
+              <w:autoSpaceDN/>
+              <w:bidi w:val="0"/>
               <w:ind w:firstLine="480" w:firstLineChars="200"/>
+              <w:textAlignment w:val="auto"/>
               <w:rPr>
                 <w:rFonts w:hint="eastAsia"/>
                 <w:highlight w:val="none"/>
@@ -13022,6 +13377,7 @@
           </w:tblCellMar>
         </w:tblPrEx>
         <w:trPr>
+          <w:cantSplit/>
           <w:trHeight w:val="1143" w:hRule="atLeast"/>
         </w:trPr>
         <w:tc>
@@ -13036,9 +13392,21 @@
           </w:tcPr>
           <w:p>
             <w:pPr>
+              <w:keepNext/>
+              <w:keepLines w:val="0"/>
+              <w:pageBreakBefore w:val="0"/>
+              <w:widowControl w:val="0"/>
+              <w:kinsoku/>
+              <w:wordWrap/>
+              <w:overflowPunct/>
+              <w:topLinePunct w:val="0"/>
+              <w:autoSpaceDE/>
+              <w:autoSpaceDN/>
+              <w:bidi w:val="0"/>
               <w:adjustRightInd w:val="0"/>
               <w:snapToGrid w:val="0"/>
               <w:jc w:val="left"/>
+              <w:textAlignment w:val="auto"/>
               <w:rPr>
                 <w:rFonts w:ascii="仿宋_GB2312" w:eastAsia="仿宋_GB2312"/>
                 <w:sz w:val="24"/>
@@ -13069,8 +13437,20 @@
           </w:tcPr>
           <w:p>
             <w:pPr>
+              <w:keepNext/>
+              <w:keepLines w:val="0"/>
+              <w:pageBreakBefore w:val="0"/>
+              <w:widowControl w:val="0"/>
+              <w:kinsoku/>
+              <w:wordWrap/>
+              <w:overflowPunct/>
+              <w:topLinePunct w:val="0"/>
+              <w:autoSpaceDE/>
+              <w:autoSpaceDN/>
+              <w:bidi w:val="0"/>
               <w:adjustRightInd w:val="0"/>
               <w:snapToGrid w:val="0"/>
+              <w:textAlignment w:val="auto"/>
               <w:rPr>
                 <w:rFonts w:ascii="仿宋_GB2312" w:hAnsi="宋体" w:eastAsia="仿宋_GB2312"/>
                 <w:sz w:val="24"/>
@@ -13138,8 +13518,20 @@
           </w:p>
           <w:p>
             <w:pPr>
+              <w:keepNext/>
+              <w:keepLines w:val="0"/>
+              <w:pageBreakBefore w:val="0"/>
+              <w:widowControl w:val="0"/>
+              <w:kinsoku/>
+              <w:wordWrap/>
+              <w:overflowPunct/>
+              <w:topLinePunct w:val="0"/>
+              <w:autoSpaceDE/>
+              <w:autoSpaceDN/>
+              <w:bidi w:val="0"/>
               <w:adjustRightInd w:val="0"/>
               <w:snapToGrid w:val="0"/>
+              <w:textAlignment w:val="auto"/>
               <w:rPr>
                 <w:rFonts w:ascii="仿宋_GB2312" w:hAnsi="宋体" w:eastAsia="仿宋_GB2312"/>
                 <w:sz w:val="24"/>
@@ -13187,6 +13579,7 @@
           </w:tblCellMar>
         </w:tblPrEx>
         <w:trPr>
+          <w:cantSplit/>
           <w:trHeight w:val="1204" w:hRule="atLeast"/>
         </w:trPr>
         <w:tc>
@@ -13202,9 +13595,21 @@
           </w:tcPr>
           <w:p>
             <w:pPr>
+              <w:keepNext/>
+              <w:keepLines w:val="0"/>
+              <w:pageBreakBefore w:val="0"/>
+              <w:widowControl w:val="0"/>
+              <w:kinsoku/>
+              <w:wordWrap/>
+              <w:overflowPunct/>
+              <w:topLinePunct w:val="0"/>
+              <w:autoSpaceDE/>
+              <w:autoSpaceDN/>
+              <w:bidi w:val="0"/>
               <w:adjustRightInd w:val="0"/>
               <w:snapToGrid w:val="0"/>
               <w:jc w:val="left"/>
+              <w:textAlignment w:val="auto"/>
               <w:rPr>
                 <w:rFonts w:ascii="仿宋_GB2312" w:eastAsia="仿宋_GB2312"/>
                 <w:sz w:val="24"/>
@@ -13236,8 +13641,20 @@
           </w:tcPr>
           <w:p>
             <w:pPr>
+              <w:keepNext/>
+              <w:keepLines w:val="0"/>
+              <w:pageBreakBefore w:val="0"/>
+              <w:widowControl w:val="0"/>
+              <w:kinsoku/>
+              <w:wordWrap/>
+              <w:overflowPunct/>
+              <w:topLinePunct w:val="0"/>
+              <w:autoSpaceDE/>
+              <w:autoSpaceDN/>
+              <w:bidi w:val="0"/>
               <w:adjustRightInd w:val="0"/>
               <w:snapToGrid w:val="0"/>
+              <w:textAlignment w:val="auto"/>
               <w:rPr>
                 <w:rFonts w:ascii="仿宋_GB2312" w:hAnsi="宋体" w:eastAsia="仿宋_GB2312"/>
                 <w:sz w:val="24"/>
@@ -13286,8 +13703,20 @@
           </w:p>
           <w:p>
             <w:pPr>
+              <w:keepNext/>
+              <w:keepLines w:val="0"/>
+              <w:pageBreakBefore w:val="0"/>
+              <w:widowControl w:val="0"/>
+              <w:kinsoku/>
+              <w:wordWrap/>
+              <w:overflowPunct/>
+              <w:topLinePunct w:val="0"/>
+              <w:autoSpaceDE/>
+              <w:autoSpaceDN/>
+              <w:bidi w:val="0"/>
               <w:adjustRightInd w:val="0"/>
               <w:snapToGrid w:val="0"/>
+              <w:textAlignment w:val="auto"/>
               <w:rPr>
                 <w:rFonts w:ascii="仿宋_GB2312" w:hAnsi="宋体" w:eastAsia="仿宋_GB2312"/>
                 <w:sz w:val="24"/>
@@ -13325,6 +13754,7 @@
           </w:tblCellMar>
         </w:tblPrEx>
         <w:trPr>
+          <w:cantSplit/>
           <w:trHeight w:val="653" w:hRule="atLeast"/>
         </w:trPr>
         <w:tc>
@@ -13340,9 +13770,21 @@
           </w:tcPr>
           <w:p>
             <w:pPr>
+              <w:keepNext/>
+              <w:keepLines w:val="0"/>
+              <w:pageBreakBefore w:val="0"/>
+              <w:widowControl w:val="0"/>
+              <w:kinsoku/>
+              <w:wordWrap/>
+              <w:overflowPunct/>
+              <w:topLinePunct w:val="0"/>
+              <w:autoSpaceDE/>
+              <w:autoSpaceDN/>
+              <w:bidi w:val="0"/>
               <w:adjustRightInd w:val="0"/>
               <w:snapToGrid w:val="0"/>
               <w:jc w:val="left"/>
+              <w:textAlignment w:val="auto"/>
               <w:rPr>
                 <w:rFonts w:ascii="仿宋_GB2312" w:eastAsia="仿宋_GB2312"/>
                 <w:sz w:val="24"/>
@@ -13374,10 +13816,22 @@
           </w:tcPr>
           <w:p>
             <w:pPr>
+              <w:keepNext/>
+              <w:keepLines w:val="0"/>
+              <w:pageBreakBefore w:val="0"/>
+              <w:widowControl w:val="0"/>
+              <w:kinsoku/>
+              <w:wordWrap/>
+              <w:overflowPunct/>
+              <w:topLinePunct w:val="0"/>
+              <w:autoSpaceDE/>
+              <w:autoSpaceDN/>
+              <w:bidi w:val="0"/>
               <w:adjustRightInd w:val="0"/>
               <w:snapToGrid w:val="0"/>
               <w:ind w:left="1" w:firstLine="2"/>
               <w:jc w:val="left"/>
+              <w:textAlignment w:val="auto"/>
               <w:rPr>
                 <w:rFonts w:ascii="仿宋_GB2312" w:hAnsi="宋体" w:eastAsia="仿宋_GB2312"/>
                 <w:sz w:val="24"/>
@@ -13415,6 +13869,7 @@
           </w:tblCellMar>
         </w:tblPrEx>
         <w:trPr>
+          <w:cantSplit/>
           <w:trHeight w:val="1204" w:hRule="atLeast"/>
         </w:trPr>
         <w:tc>
@@ -13430,9 +13885,21 @@
           </w:tcPr>
           <w:p>
             <w:pPr>
+              <w:keepNext/>
+              <w:keepLines w:val="0"/>
+              <w:pageBreakBefore w:val="0"/>
+              <w:widowControl w:val="0"/>
+              <w:kinsoku/>
+              <w:wordWrap/>
+              <w:overflowPunct/>
+              <w:topLinePunct w:val="0"/>
+              <w:autoSpaceDE/>
+              <w:autoSpaceDN/>
+              <w:bidi w:val="0"/>
               <w:adjustRightInd w:val="0"/>
               <w:snapToGrid w:val="0"/>
               <w:jc w:val="left"/>
+              <w:textAlignment w:val="auto"/>
               <w:rPr>
                 <w:rFonts w:ascii="仿宋_GB2312" w:eastAsia="仿宋_GB2312"/>
                 <w:sz w:val="24"/>
@@ -13464,10 +13931,22 @@
           </w:tcPr>
           <w:p>
             <w:pPr>
+              <w:keepNext/>
+              <w:keepLines w:val="0"/>
+              <w:pageBreakBefore w:val="0"/>
+              <w:widowControl w:val="0"/>
+              <w:kinsoku/>
+              <w:wordWrap/>
+              <w:overflowPunct/>
+              <w:topLinePunct w:val="0"/>
+              <w:autoSpaceDE/>
+              <w:autoSpaceDN/>
+              <w:bidi w:val="0"/>
               <w:adjustRightInd w:val="0"/>
               <w:snapToGrid w:val="0"/>
               <w:ind w:left="1" w:firstLine="2"/>
               <w:jc w:val="left"/>
+              <w:textAlignment w:val="auto"/>
               <w:rPr>
                 <w:rFonts w:ascii="仿宋_GB2312" w:hAnsi="宋体" w:eastAsia="仿宋_GB2312"/>
                 <w:sz w:val="24"/>
@@ -13527,10 +14006,22 @@
           </w:p>
           <w:p>
             <w:pPr>
+              <w:keepNext/>
+              <w:keepLines w:val="0"/>
+              <w:pageBreakBefore w:val="0"/>
+              <w:widowControl w:val="0"/>
+              <w:kinsoku/>
+              <w:wordWrap/>
+              <w:overflowPunct/>
+              <w:topLinePunct w:val="0"/>
+              <w:autoSpaceDE/>
+              <w:autoSpaceDN/>
+              <w:bidi w:val="0"/>
               <w:adjustRightInd w:val="0"/>
               <w:snapToGrid w:val="0"/>
               <w:ind w:left="1" w:firstLine="2"/>
               <w:jc w:val="left"/>
+              <w:textAlignment w:val="auto"/>
               <w:rPr>
                 <w:rFonts w:ascii="仿宋_GB2312" w:hAnsi="宋体" w:eastAsia="仿宋_GB2312"/>
                 <w:sz w:val="24"/>
@@ -13545,9 +14036,9 @@
     <w:p>
       <w:pPr>
         <w:pStyle w:val="2"/>
-        <w:keepNext/>
-        <w:keepLines/>
-        <w:pageBreakBefore w:val="0"/>
+        <w:keepNext w:val="0"/>
+        <w:keepLines w:val="0"/>
+        <w:pageBreakBefore/>
         <w:widowControl w:val="0"/>
         <w:kinsoku/>
         <w:wordWrap/>
@@ -13564,13 +14055,6 @@
           <w:highlight w:val="none"/>
         </w:rPr>
       </w:pPr>
-      <w:r>
-        <w:rPr>
-          <w:rFonts w:hint="eastAsia"/>
-          <w:highlight w:val="none"/>
-        </w:rPr>
-        <w:br w:type="page"/>
-      </w:r>
       <w:bookmarkStart w:id="28" w:name="_Toc6982"/>
       <w:r>
         <w:rPr>
@@ -16428,30 +16912,37 @@
     <w:p>
       <w:pPr>
         <w:pStyle w:val="2"/>
+        <w:keepNext w:val="0"/>
+        <w:keepLines w:val="0"/>
+        <w:pageBreakBefore/>
+        <w:widowControl w:val="0"/>
+        <w:kinsoku/>
+        <w:wordWrap/>
+        <w:overflowPunct/>
+        <w:topLinePunct w:val="0"/>
+        <w:autoSpaceDE/>
+        <w:autoSpaceDN/>
+        <w:bidi w:val="0"/>
+        <w:adjustRightInd/>
+        <w:snapToGrid/>
         <w:spacing w:line="360" w:lineRule="auto"/>
+        <w:textAlignment w:val="auto"/>
         <w:rPr>
           <w:rFonts w:hint="eastAsia" w:eastAsia="方正小标宋简体"/>
           <w:highlight w:val="none"/>
           <w:lang w:val="en-US" w:eastAsia="zh-CN"/>
         </w:rPr>
       </w:pPr>
+      <w:bookmarkStart w:id="36" w:name="_Toc20383"/>
       <w:r>
         <w:rPr>
           <w:rFonts w:hint="eastAsia"/>
           <w:highlight w:val="none"/>
         </w:rPr>
-        <w:br w:type="page"/>
-      </w:r>
-      <w:bookmarkStart w:id="36" w:name="_Toc20383"/>
-      <w:r>
-        <w:rPr>
-          <w:rFonts w:hint="eastAsia"/>
-          <w:highlight w:val="none"/>
-        </w:rPr>
         <w:t>第五章</w:t>
       </w:r>
-      <w:bookmarkStart w:id="37" w:name="_Toc87616383"/>
-      <w:bookmarkStart w:id="38" w:name="_Toc88209946"/>
+      <w:bookmarkStart w:id="37" w:name="_Toc88209946"/>
+      <w:bookmarkStart w:id="38" w:name="_Toc87616383"/>
       <w:r>
         <w:rPr>
           <w:rFonts w:hint="eastAsia"/>
@@ -20660,9 +21151,23 @@
     </w:p>
     <w:p>
       <w:pPr>
+        <w:keepNext/>
+        <w:keepLines w:val="0"/>
+        <w:pageBreakBefore w:val="0"/>
+        <w:widowControl w:val="0"/>
+        <w:kinsoku/>
+        <w:wordWrap/>
+        <w:overflowPunct/>
+        <w:topLinePunct w:val="0"/>
+        <w:autoSpaceDE/>
+        <w:autoSpaceDN/>
+        <w:bidi w:val="0"/>
+        <w:adjustRightInd/>
+        <w:snapToGrid/>
         <w:spacing w:line="240" w:lineRule="auto"/>
         <w:ind w:left="0" w:right="0" w:firstLine="0"/>
         <w:jc w:val="both"/>
+        <w:textAlignment w:val="auto"/>
         <w:rPr>
           <w:rFonts w:hint="eastAsia" w:ascii="黑体" w:hAnsi="黑体" w:eastAsia="黑体" w:cs="黑体"/>
           <w:w w:val="100"/>
@@ -21309,7 +21814,7 @@
     <w:p>
       <w:pPr>
         <w:keepNext w:val="0"/>
-        <w:keepLines w:val="0"/>
+        <w:keepLines/>
         <w:pageBreakBefore w:val="0"/>
         <w:widowControl w:val="0"/>
         <w:kinsoku/>
@@ -21343,195 +21848,26 @@
     </w:p>
     <w:p>
       <w:pPr>
-        <w:pStyle w:val="14"/>
-        <w:rPr>
-          <w:highlight w:val="none"/>
-        </w:rPr>
-      </w:pPr>
-    </w:p>
-    <w:p>
-      <w:pPr>
-        <w:pStyle w:val="60"/>
-        <w:rPr>
-          <w:highlight w:val="none"/>
-        </w:rPr>
-      </w:pPr>
-    </w:p>
-    <w:p>
-      <w:pPr>
-        <w:rPr>
-          <w:highlight w:val="none"/>
-        </w:rPr>
-      </w:pPr>
-    </w:p>
-    <w:p>
-      <w:pPr>
-        <w:rPr>
-          <w:highlight w:val="none"/>
-        </w:rPr>
-      </w:pPr>
-    </w:p>
-    <w:p>
-      <w:pPr>
-        <w:rPr>
-          <w:highlight w:val="none"/>
-        </w:rPr>
-      </w:pPr>
-    </w:p>
-    <w:p>
-      <w:pPr>
-        <w:rPr>
-          <w:highlight w:val="none"/>
-        </w:rPr>
-      </w:pPr>
-    </w:p>
-    <w:p>
-      <w:pPr>
-        <w:rPr>
-          <w:highlight w:val="none"/>
-        </w:rPr>
-      </w:pPr>
-    </w:p>
-    <w:p>
-      <w:pPr>
-        <w:rPr>
-          <w:highlight w:val="none"/>
-        </w:rPr>
-      </w:pPr>
-    </w:p>
-    <w:p>
-      <w:pPr>
-        <w:rPr>
-          <w:highlight w:val="none"/>
-        </w:rPr>
-      </w:pPr>
-    </w:p>
-    <w:p>
-      <w:pPr>
-        <w:rPr>
-          <w:highlight w:val="none"/>
-        </w:rPr>
-      </w:pPr>
-    </w:p>
-    <w:p>
-      <w:pPr>
-        <w:rPr>
-          <w:highlight w:val="none"/>
-        </w:rPr>
-      </w:pPr>
-    </w:p>
-    <w:p>
-      <w:pPr>
-        <w:rPr>
-          <w:highlight w:val="none"/>
-        </w:rPr>
-      </w:pPr>
-    </w:p>
-    <w:p>
-      <w:pPr>
-        <w:rPr>
-          <w:highlight w:val="none"/>
-        </w:rPr>
-      </w:pPr>
-    </w:p>
-    <w:p>
-      <w:pPr>
-        <w:rPr>
-          <w:highlight w:val="none"/>
-        </w:rPr>
-      </w:pPr>
-    </w:p>
-    <w:p>
-      <w:pPr>
-        <w:rPr>
-          <w:highlight w:val="none"/>
-        </w:rPr>
-      </w:pPr>
-    </w:p>
-    <w:p>
-      <w:pPr>
-        <w:rPr>
-          <w:highlight w:val="none"/>
-        </w:rPr>
-      </w:pPr>
-    </w:p>
-    <w:p>
-      <w:pPr>
-        <w:rPr>
-          <w:highlight w:val="none"/>
-        </w:rPr>
-      </w:pPr>
-    </w:p>
-    <w:p>
-      <w:pPr>
-        <w:rPr>
-          <w:highlight w:val="none"/>
-        </w:rPr>
-      </w:pPr>
-    </w:p>
-    <w:p>
-      <w:pPr>
-        <w:rPr>
-          <w:highlight w:val="none"/>
-        </w:rPr>
-      </w:pPr>
-    </w:p>
-    <w:p>
-      <w:pPr>
-        <w:rPr>
-          <w:highlight w:val="none"/>
-        </w:rPr>
-      </w:pPr>
-    </w:p>
-    <w:p>
-      <w:pPr>
-        <w:rPr>
-          <w:highlight w:val="none"/>
-        </w:rPr>
-      </w:pPr>
-    </w:p>
-    <w:p>
-      <w:pPr>
-        <w:rPr>
-          <w:highlight w:val="none"/>
-        </w:rPr>
-      </w:pPr>
-    </w:p>
-    <w:p>
-      <w:pPr>
-        <w:rPr>
-          <w:highlight w:val="none"/>
-        </w:rPr>
-      </w:pPr>
-    </w:p>
-    <w:p>
-      <w:pPr>
-        <w:rPr>
-          <w:highlight w:val="none"/>
-        </w:rPr>
-      </w:pPr>
-    </w:p>
-    <w:p>
-      <w:pPr>
-        <w:rPr>
-          <w:highlight w:val="none"/>
-        </w:rPr>
-      </w:pPr>
-    </w:p>
-    <w:p>
-      <w:pPr>
-        <w:rPr>
-          <w:highlight w:val="none"/>
-        </w:rPr>
-      </w:pPr>
-    </w:p>
-    <w:p>
-      <w:pPr>
         <w:pStyle w:val="2"/>
+        <w:keepNext w:val="0"/>
+        <w:keepLines w:val="0"/>
+        <w:pageBreakBefore/>
+        <w:widowControl w:val="0"/>
         <w:numPr>
           <w:ilvl w:val="0"/>
-          <w:numId w:val="3"/>
+          <w:numId w:val="0"/>
         </w:numPr>
+        <w:kinsoku/>
+        <w:wordWrap/>
+        <w:overflowPunct/>
+        <w:topLinePunct w:val="0"/>
+        <w:autoSpaceDE/>
+        <w:autoSpaceDN/>
+        <w:bidi w:val="0"/>
+        <w:adjustRightInd/>
+        <w:snapToGrid/>
+        <w:spacing w:line="579" w:lineRule="auto"/>
+        <w:textAlignment w:val="auto"/>
         <w:rPr>
           <w:rFonts w:hint="eastAsia"/>
           <w:highlight w:val="none"/>
@@ -21539,6 +21875,17 @@
       </w:pPr>
       <w:bookmarkStart w:id="39" w:name="_Toc87616386"/>
       <w:bookmarkStart w:id="40" w:name="_Toc88209949"/>
+      <w:r>
+        <w:rPr>
+          <w:rFonts w:hint="eastAsia" w:ascii="Calibri" w:hAnsi="Calibri" w:eastAsia="方正小标宋简体" w:cs="Times New Roman"/>
+          <w:bCs/>
+          <w:kern w:val="44"/>
+          <w:sz w:val="44"/>
+          <w:szCs w:val="44"/>
+          <w:lang w:val="en-US" w:eastAsia="zh-CN" w:bidi="ar-SA"/>
+        </w:rPr>
+        <w:t>第六章</w:t>
+      </w:r>
       <w:r>
         <w:rPr>
           <w:highlight w:val="none"/>
@@ -21566,7 +21913,6 @@
     </w:p>
     <w:p>
       <w:pPr>
-        <w:pStyle w:val="2"/>
         <w:rPr>
           <w:rFonts w:hint="eastAsia"/>
           <w:highlight w:val="none"/>
@@ -21576,271 +21922,22 @@
     </w:p>
     <w:p>
       <w:pPr>
-        <w:rPr>
-          <w:rFonts w:hint="eastAsia"/>
-          <w:highlight w:val="none"/>
-        </w:rPr>
-      </w:pPr>
-    </w:p>
-    <w:p>
-      <w:pPr>
-        <w:rPr>
-          <w:rFonts w:hint="eastAsia"/>
-          <w:highlight w:val="none"/>
-        </w:rPr>
-      </w:pPr>
-    </w:p>
-    <w:p>
-      <w:pPr>
-        <w:rPr>
-          <w:rFonts w:hint="eastAsia"/>
-          <w:highlight w:val="none"/>
-        </w:rPr>
-      </w:pPr>
-    </w:p>
-    <w:p>
-      <w:pPr>
-        <w:rPr>
-          <w:rFonts w:hint="eastAsia"/>
-          <w:highlight w:val="none"/>
-        </w:rPr>
-      </w:pPr>
-    </w:p>
-    <w:p>
-      <w:pPr>
-        <w:rPr>
-          <w:rFonts w:hint="eastAsia"/>
-          <w:highlight w:val="none"/>
-        </w:rPr>
-      </w:pPr>
-    </w:p>
-    <w:p>
-      <w:pPr>
-        <w:rPr>
-          <w:rFonts w:hint="eastAsia"/>
-          <w:highlight w:val="none"/>
-        </w:rPr>
-      </w:pPr>
-    </w:p>
-    <w:p>
-      <w:pPr>
-        <w:rPr>
-          <w:rFonts w:hint="eastAsia"/>
-          <w:highlight w:val="none"/>
-        </w:rPr>
-      </w:pPr>
-    </w:p>
-    <w:p>
-      <w:pPr>
-        <w:rPr>
-          <w:rFonts w:hint="eastAsia"/>
-          <w:highlight w:val="none"/>
-        </w:rPr>
-      </w:pPr>
-    </w:p>
-    <w:p>
-      <w:pPr>
-        <w:rPr>
-          <w:rFonts w:hint="eastAsia"/>
-          <w:highlight w:val="none"/>
-        </w:rPr>
-      </w:pPr>
-    </w:p>
-    <w:p>
-      <w:pPr>
-        <w:rPr>
-          <w:rFonts w:hint="eastAsia"/>
-          <w:highlight w:val="none"/>
-        </w:rPr>
-      </w:pPr>
-    </w:p>
-    <w:p>
-      <w:pPr>
-        <w:rPr>
-          <w:rFonts w:hint="eastAsia"/>
-          <w:highlight w:val="none"/>
-        </w:rPr>
-      </w:pPr>
-    </w:p>
-    <w:p>
-      <w:pPr>
-        <w:rPr>
-          <w:rFonts w:hint="eastAsia"/>
-          <w:highlight w:val="none"/>
-        </w:rPr>
-      </w:pPr>
-    </w:p>
-    <w:p>
-      <w:pPr>
-        <w:rPr>
-          <w:rFonts w:hint="eastAsia"/>
-          <w:highlight w:val="none"/>
-        </w:rPr>
-      </w:pPr>
-    </w:p>
-    <w:p>
-      <w:pPr>
-        <w:rPr>
-          <w:rFonts w:hint="eastAsia"/>
-          <w:highlight w:val="none"/>
-        </w:rPr>
-      </w:pPr>
-    </w:p>
-    <w:p>
-      <w:pPr>
-        <w:rPr>
-          <w:rFonts w:hint="eastAsia"/>
-          <w:highlight w:val="none"/>
-        </w:rPr>
-      </w:pPr>
-    </w:p>
-    <w:p>
-      <w:pPr>
-        <w:rPr>
-          <w:rFonts w:hint="eastAsia"/>
-          <w:highlight w:val="none"/>
-        </w:rPr>
-      </w:pPr>
-    </w:p>
-    <w:p>
-      <w:pPr>
-        <w:rPr>
-          <w:rFonts w:hint="eastAsia"/>
-          <w:highlight w:val="none"/>
-        </w:rPr>
-      </w:pPr>
-    </w:p>
-    <w:p>
-      <w:pPr>
-        <w:rPr>
-          <w:rFonts w:hint="eastAsia"/>
-          <w:highlight w:val="none"/>
-        </w:rPr>
-      </w:pPr>
-    </w:p>
-    <w:p>
-      <w:pPr>
-        <w:rPr>
-          <w:rFonts w:hint="eastAsia"/>
-          <w:highlight w:val="none"/>
-        </w:rPr>
-      </w:pPr>
-    </w:p>
-    <w:p>
-      <w:pPr>
-        <w:rPr>
-          <w:rFonts w:hint="eastAsia"/>
-          <w:highlight w:val="none"/>
-        </w:rPr>
-      </w:pPr>
-    </w:p>
-    <w:p>
-      <w:pPr>
-        <w:rPr>
-          <w:rFonts w:hint="eastAsia"/>
-          <w:highlight w:val="none"/>
-        </w:rPr>
-      </w:pPr>
-    </w:p>
-    <w:p>
-      <w:pPr>
-        <w:rPr>
-          <w:rFonts w:hint="eastAsia"/>
-          <w:highlight w:val="none"/>
-        </w:rPr>
-      </w:pPr>
-    </w:p>
-    <w:p>
-      <w:pPr>
-        <w:rPr>
-          <w:rFonts w:hint="eastAsia"/>
-          <w:highlight w:val="none"/>
-        </w:rPr>
-      </w:pPr>
-    </w:p>
-    <w:p>
-      <w:pPr>
-        <w:rPr>
-          <w:rFonts w:hint="eastAsia"/>
-          <w:highlight w:val="none"/>
-        </w:rPr>
-      </w:pPr>
-    </w:p>
-    <w:p>
-      <w:pPr>
-        <w:rPr>
-          <w:rFonts w:hint="eastAsia"/>
-          <w:highlight w:val="none"/>
-        </w:rPr>
-      </w:pPr>
-    </w:p>
-    <w:p>
-      <w:pPr>
-        <w:rPr>
-          <w:rFonts w:hint="eastAsia"/>
-          <w:highlight w:val="none"/>
-        </w:rPr>
-      </w:pPr>
-    </w:p>
-    <w:p>
-      <w:pPr>
-        <w:rPr>
-          <w:rFonts w:hint="eastAsia"/>
-          <w:highlight w:val="none"/>
-        </w:rPr>
-      </w:pPr>
-    </w:p>
-    <w:p>
-      <w:pPr>
-        <w:rPr>
-          <w:rFonts w:hint="eastAsia"/>
-          <w:highlight w:val="none"/>
-        </w:rPr>
-      </w:pPr>
-    </w:p>
-    <w:p>
-      <w:pPr>
-        <w:rPr>
-          <w:rFonts w:hint="eastAsia"/>
-          <w:highlight w:val="none"/>
-        </w:rPr>
-      </w:pPr>
-    </w:p>
-    <w:p>
-      <w:pPr>
-        <w:rPr>
-          <w:rFonts w:hint="eastAsia"/>
-          <w:highlight w:val="none"/>
-        </w:rPr>
-      </w:pPr>
-    </w:p>
-    <w:p>
-      <w:pPr>
-        <w:rPr>
-          <w:rFonts w:hint="eastAsia"/>
-          <w:highlight w:val="none"/>
-        </w:rPr>
-      </w:pPr>
-    </w:p>
-    <w:p>
-      <w:pPr>
-        <w:rPr>
-          <w:rFonts w:hint="eastAsia"/>
-          <w:highlight w:val="none"/>
-        </w:rPr>
-      </w:pPr>
-    </w:p>
-    <w:p>
-      <w:pPr>
-        <w:rPr>
-          <w:rFonts w:hint="eastAsia"/>
-          <w:highlight w:val="none"/>
-        </w:rPr>
-      </w:pPr>
-    </w:p>
-    <w:p>
-      <w:pPr>
         <w:pStyle w:val="2"/>
+        <w:keepNext w:val="0"/>
+        <w:keepLines w:val="0"/>
+        <w:pageBreakBefore/>
+        <w:widowControl w:val="0"/>
+        <w:kinsoku/>
+        <w:wordWrap/>
+        <w:overflowPunct/>
+        <w:topLinePunct w:val="0"/>
+        <w:autoSpaceDE/>
+        <w:autoSpaceDN/>
+        <w:bidi w:val="0"/>
+        <w:adjustRightInd/>
+        <w:snapToGrid/>
+        <w:spacing w:line="579" w:lineRule="auto"/>
+        <w:textAlignment w:val="auto"/>
         <w:rPr>
           <w:highlight w:val="none"/>
         </w:rPr>
@@ -21881,6 +21978,17 @@
     <w:p>
       <w:pPr>
         <w:pStyle w:val="14"/>
+        <w:keepNext w:val="0"/>
+        <w:keepLines/>
+        <w:pageBreakBefore w:val="0"/>
+        <w:widowControl w:val="0"/>
+        <w:kinsoku/>
+        <w:overflowPunct/>
+        <w:topLinePunct w:val="0"/>
+        <w:autoSpaceDE/>
+        <w:autoSpaceDN/>
+        <w:bidi w:val="0"/>
+        <w:textAlignment w:val="auto"/>
         <w:rPr>
           <w:highlight w:val="none"/>
         </w:rPr>
@@ -21889,6 +21997,17 @@
     <w:p>
       <w:pPr>
         <w:pStyle w:val="60"/>
+        <w:keepNext w:val="0"/>
+        <w:keepLines/>
+        <w:pageBreakBefore w:val="0"/>
+        <w:widowControl w:val="0"/>
+        <w:kinsoku/>
+        <w:overflowPunct/>
+        <w:topLinePunct w:val="0"/>
+        <w:autoSpaceDE/>
+        <w:autoSpaceDN/>
+        <w:bidi w:val="0"/>
+        <w:textAlignment w:val="auto"/>
         <w:rPr>
           <w:rFonts w:hint="eastAsia"/>
           <w:highlight w:val="none"/>
@@ -21897,10 +22016,21 @@
     </w:p>
     <w:p>
       <w:pPr>
+        <w:keepNext w:val="0"/>
+        <w:keepLines/>
+        <w:pageBreakBefore w:val="0"/>
+        <w:widowControl w:val="0"/>
+        <w:kinsoku/>
+        <w:overflowPunct/>
+        <w:topLinePunct w:val="0"/>
+        <w:autoSpaceDE/>
+        <w:autoSpaceDN/>
+        <w:bidi w:val="0"/>
         <w:adjustRightInd w:val="0"/>
         <w:snapToGrid w:val="0"/>
         <w:spacing w:before="120" w:beforeLines="50" w:after="120" w:afterLines="50" w:line="360" w:lineRule="auto"/>
         <w:jc w:val="center"/>
+        <w:textAlignment w:val="auto"/>
         <w:rPr>
           <w:rFonts w:ascii="方正小标宋简体" w:eastAsia="方正小标宋简体"/>
           <w:sz w:val="44"/>
@@ -21912,7 +22042,7 @@
       <w:r>
         <w:rPr>
           <w:rFonts w:hint="eastAsia" w:ascii="方正小标宋简体" w:eastAsia="方正小标宋简体"/>
-          <w:color w:val="FF0000"/>
+          <w:color w:val="0000FF"/>
           <w:sz w:val="44"/>
           <w:szCs w:val="44"/>
           <w:highlight w:val="none"/>
@@ -21924,10 +22054,21 @@
     </w:p>
     <w:p>
       <w:pPr>
+        <w:keepNext w:val="0"/>
+        <w:keepLines/>
+        <w:pageBreakBefore w:val="0"/>
+        <w:widowControl w:val="0"/>
+        <w:kinsoku/>
+        <w:overflowPunct/>
+        <w:topLinePunct w:val="0"/>
+        <w:autoSpaceDE/>
+        <w:autoSpaceDN/>
+        <w:bidi w:val="0"/>
         <w:adjustRightInd w:val="0"/>
         <w:snapToGrid w:val="0"/>
         <w:spacing w:before="120" w:beforeLines="50" w:after="120" w:afterLines="50" w:line="600" w:lineRule="exact"/>
         <w:jc w:val="center"/>
+        <w:textAlignment w:val="auto"/>
         <w:rPr>
           <w:rFonts w:ascii="仿宋_GB2312" w:eastAsia="仿宋_GB2312"/>
           <w:sz w:val="30"/>
@@ -21938,10 +22079,21 @@
     </w:p>
     <w:p>
       <w:pPr>
+        <w:keepNext w:val="0"/>
+        <w:keepLines/>
+        <w:pageBreakBefore w:val="0"/>
+        <w:widowControl w:val="0"/>
+        <w:kinsoku/>
+        <w:overflowPunct/>
+        <w:topLinePunct w:val="0"/>
+        <w:autoSpaceDE/>
+        <w:autoSpaceDN/>
+        <w:bidi w:val="0"/>
         <w:adjustRightInd w:val="0"/>
         <w:snapToGrid w:val="0"/>
         <w:spacing w:before="120" w:beforeLines="50" w:after="120" w:afterLines="50" w:line="600" w:lineRule="exact"/>
         <w:jc w:val="center"/>
+        <w:textAlignment w:val="auto"/>
         <w:rPr>
           <w:rFonts w:ascii="方正小标宋简体" w:eastAsia="方正小标宋简体"/>
           <w:sz w:val="44"/>
@@ -21953,6 +22105,17 @@
     <w:p>
       <w:pPr>
         <w:pStyle w:val="14"/>
+        <w:keepNext w:val="0"/>
+        <w:keepLines/>
+        <w:pageBreakBefore w:val="0"/>
+        <w:widowControl w:val="0"/>
+        <w:kinsoku/>
+        <w:overflowPunct/>
+        <w:topLinePunct w:val="0"/>
+        <w:autoSpaceDE/>
+        <w:autoSpaceDN/>
+        <w:bidi w:val="0"/>
+        <w:textAlignment w:val="auto"/>
         <w:rPr>
           <w:highlight w:val="none"/>
         </w:rPr>
@@ -21961,6 +22124,17 @@
     <w:p>
       <w:pPr>
         <w:pStyle w:val="60"/>
+        <w:keepNext w:val="0"/>
+        <w:keepLines/>
+        <w:pageBreakBefore w:val="0"/>
+        <w:widowControl w:val="0"/>
+        <w:kinsoku/>
+        <w:overflowPunct/>
+        <w:topLinePunct w:val="0"/>
+        <w:autoSpaceDE/>
+        <w:autoSpaceDN/>
+        <w:bidi w:val="0"/>
+        <w:textAlignment w:val="auto"/>
         <w:rPr>
           <w:rFonts w:hint="eastAsia"/>
           <w:highlight w:val="none"/>
@@ -21969,7 +22143,18 @@
     </w:p>
     <w:p>
       <w:pPr>
+        <w:keepNext w:val="0"/>
+        <w:keepLines/>
+        <w:pageBreakBefore w:val="0"/>
+        <w:widowControl w:val="0"/>
+        <w:kinsoku/>
+        <w:overflowPunct/>
+        <w:topLinePunct w:val="0"/>
+        <w:autoSpaceDE/>
+        <w:autoSpaceDN/>
+        <w:bidi w:val="0"/>
         <w:jc w:val="center"/>
+        <w:textAlignment w:val="auto"/>
         <w:rPr>
           <w:rFonts w:ascii="方正小标宋简体" w:eastAsia="方正小标宋简体"/>
           <w:sz w:val="48"/>
@@ -21989,10 +22174,21 @@
     </w:p>
     <w:p>
       <w:pPr>
+        <w:keepNext w:val="0"/>
+        <w:keepLines/>
+        <w:pageBreakBefore w:val="0"/>
+        <w:widowControl w:val="0"/>
+        <w:kinsoku/>
+        <w:overflowPunct/>
+        <w:topLinePunct w:val="0"/>
+        <w:autoSpaceDE/>
+        <w:autoSpaceDN/>
+        <w:bidi w:val="0"/>
         <w:adjustRightInd w:val="0"/>
         <w:snapToGrid w:val="0"/>
         <w:spacing w:before="120" w:beforeLines="50" w:after="120" w:afterLines="50" w:line="600" w:lineRule="exact"/>
         <w:jc w:val="center"/>
+        <w:textAlignment w:val="auto"/>
         <w:rPr>
           <w:rFonts w:ascii="方正小标宋简体" w:eastAsia="方正小标宋简体"/>
           <w:sz w:val="44"/>
@@ -22004,6 +22200,17 @@
     <w:p>
       <w:pPr>
         <w:pStyle w:val="14"/>
+        <w:keepNext w:val="0"/>
+        <w:keepLines/>
+        <w:pageBreakBefore w:val="0"/>
+        <w:widowControl w:val="0"/>
+        <w:kinsoku/>
+        <w:overflowPunct/>
+        <w:topLinePunct w:val="0"/>
+        <w:autoSpaceDE/>
+        <w:autoSpaceDN/>
+        <w:bidi w:val="0"/>
+        <w:textAlignment w:val="auto"/>
         <w:rPr>
           <w:rFonts w:hint="eastAsia"/>
           <w:highlight w:val="none"/>
@@ -22012,10 +22219,21 @@
     </w:p>
     <w:p>
       <w:pPr>
+        <w:keepNext w:val="0"/>
+        <w:keepLines/>
+        <w:pageBreakBefore w:val="0"/>
+        <w:widowControl w:val="0"/>
+        <w:kinsoku/>
+        <w:overflowPunct/>
+        <w:topLinePunct w:val="0"/>
+        <w:autoSpaceDE/>
+        <w:autoSpaceDN/>
+        <w:bidi w:val="0"/>
         <w:adjustRightInd w:val="0"/>
         <w:snapToGrid w:val="0"/>
         <w:spacing w:before="120" w:beforeLines="50" w:after="120" w:afterLines="50" w:line="600" w:lineRule="exact"/>
         <w:jc w:val="center"/>
+        <w:textAlignment w:val="auto"/>
         <w:rPr>
           <w:rFonts w:ascii="方正小标宋简体" w:eastAsia="方正小标宋简体"/>
           <w:sz w:val="44"/>
@@ -22026,11 +22244,22 @@
     </w:p>
     <w:p>
       <w:pPr>
+        <w:keepNext w:val="0"/>
+        <w:keepLines/>
+        <w:pageBreakBefore w:val="0"/>
+        <w:widowControl w:val="0"/>
+        <w:kinsoku/>
+        <w:overflowPunct/>
+        <w:topLinePunct w:val="0"/>
+        <w:autoSpaceDE/>
+        <w:autoSpaceDN/>
+        <w:bidi w:val="0"/>
         <w:adjustRightInd w:val="0"/>
         <w:snapToGrid w:val="0"/>
         <w:spacing w:line="600" w:lineRule="exact"/>
         <w:ind w:left="1" w:firstLine="709" w:firstLineChars="197"/>
         <w:jc w:val="center"/>
+        <w:textAlignment w:val="auto"/>
         <w:rPr>
           <w:rFonts w:ascii="仿宋_GB2312" w:hAnsi="宋体" w:eastAsia="仿宋_GB2312"/>
           <w:sz w:val="36"/>
@@ -22069,11 +22298,22 @@
     </w:p>
     <w:p>
       <w:pPr>
+        <w:keepNext w:val="0"/>
+        <w:keepLines/>
+        <w:pageBreakBefore w:val="0"/>
+        <w:widowControl w:val="0"/>
+        <w:kinsoku/>
+        <w:overflowPunct/>
+        <w:topLinePunct w:val="0"/>
+        <w:autoSpaceDE/>
+        <w:autoSpaceDN/>
+        <w:bidi w:val="0"/>
         <w:adjustRightInd w:val="0"/>
         <w:snapToGrid w:val="0"/>
         <w:spacing w:line="600" w:lineRule="exact"/>
         <w:ind w:left="1" w:right="560" w:firstLine="709" w:firstLineChars="197"/>
         <w:jc w:val="center"/>
+        <w:textAlignment w:val="auto"/>
         <w:rPr>
           <w:rFonts w:hint="eastAsia" w:ascii="仿宋_GB2312" w:hAnsi="宋体" w:eastAsia="仿宋_GB2312"/>
           <w:sz w:val="36"/>
@@ -22141,10 +22381,22 @@
     </w:p>
     <w:p>
       <w:pPr>
+        <w:keepNext w:val="0"/>
+        <w:keepLines w:val="0"/>
+        <w:pageBreakBefore/>
+        <w:widowControl w:val="0"/>
+        <w:kinsoku/>
+        <w:wordWrap/>
+        <w:overflowPunct/>
+        <w:topLinePunct w:val="0"/>
+        <w:autoSpaceDE/>
+        <w:autoSpaceDN/>
+        <w:bidi w:val="0"/>
         <w:adjustRightInd w:val="0"/>
         <w:snapToGrid w:val="0"/>
         <w:spacing w:before="120" w:beforeLines="50" w:after="120" w:afterLines="50" w:line="600" w:lineRule="exact"/>
         <w:jc w:val="center"/>
+        <w:textAlignment w:val="auto"/>
         <w:rPr>
           <w:rFonts w:ascii="方正小标宋简体" w:eastAsia="方正小标宋简体"/>
           <w:sz w:val="44"/>
@@ -22152,15 +22404,6 @@
           <w:highlight w:val="none"/>
         </w:rPr>
       </w:pPr>
-      <w:r>
-        <w:rPr>
-          <w:rFonts w:ascii="方正小标宋简体" w:eastAsia="方正小标宋简体"/>
-          <w:sz w:val="44"/>
-          <w:szCs w:val="44"/>
-          <w:highlight w:val="none"/>
-        </w:rPr>
-        <w:br w:type="page"/>
-      </w:r>
       <w:r>
         <w:rPr>
           <w:rFonts w:ascii="方正小标宋简体" w:eastAsia="方正小标宋简体"/>
@@ -22214,9 +22457,9 @@
           <w:highlight w:val="none"/>
         </w:rPr>
       </w:pPr>
-      <w:bookmarkStart w:id="45" w:name="_Toc88209952"/>
+      <w:bookmarkStart w:id="45" w:name="_Toc87616389"/>
       <w:bookmarkStart w:id="46" w:name="_Toc28256"/>
-      <w:bookmarkStart w:id="47" w:name="_Toc87616389"/>
+      <w:bookmarkStart w:id="47" w:name="_Toc88209952"/>
       <w:r>
         <w:rPr>
           <w:rFonts w:hint="eastAsia" w:ascii="仿宋_GB2312" w:eastAsia="仿宋_GB2312"/>
@@ -22475,9 +22718,9 @@
           <w:highlight w:val="none"/>
         </w:rPr>
       </w:pPr>
-      <w:bookmarkStart w:id="52" w:name="_Toc28619645"/>
-      <w:bookmarkStart w:id="53" w:name="_Toc87616394"/>
-      <w:bookmarkStart w:id="54" w:name="_Toc88209957"/>
+      <w:bookmarkStart w:id="52" w:name="_Toc88209957"/>
+      <w:bookmarkStart w:id="53" w:name="_Toc28619645"/>
+      <w:bookmarkStart w:id="54" w:name="_Toc87616394"/>
     </w:p>
     <w:p>
       <w:pPr>
@@ -23804,134 +24047,27 @@
           <w:highlight w:val="none"/>
         </w:rPr>
       </w:pPr>
-      <w:bookmarkStart w:id="57" w:name="_Toc87616395"/>
-      <w:bookmarkStart w:id="58" w:name="_Toc88209958"/>
+      <w:bookmarkStart w:id="57" w:name="_Toc88209958"/>
+      <w:bookmarkStart w:id="58" w:name="_Toc87616395"/>
     </w:p>
     <w:p>
       <w:pPr>
-        <w:widowControl/>
-        <w:jc w:val="left"/>
-        <w:rPr>
-          <w:rFonts w:ascii="宋体" w:hAnsi="宋体"/>
-          <w:sz w:val="28"/>
-          <w:szCs w:val="28"/>
-          <w:highlight w:val="none"/>
-        </w:rPr>
-      </w:pPr>
-    </w:p>
-    <w:p>
-      <w:pPr>
-        <w:widowControl/>
-        <w:jc w:val="left"/>
-        <w:rPr>
-          <w:rFonts w:ascii="宋体" w:hAnsi="宋体"/>
-          <w:sz w:val="28"/>
-          <w:szCs w:val="28"/>
-          <w:highlight w:val="none"/>
-        </w:rPr>
-      </w:pPr>
-    </w:p>
-    <w:p>
-      <w:pPr>
-        <w:widowControl/>
-        <w:jc w:val="left"/>
-        <w:rPr>
-          <w:rFonts w:ascii="宋体" w:hAnsi="宋体"/>
-          <w:b/>
-          <w:bCs/>
-          <w:sz w:val="28"/>
-          <w:szCs w:val="28"/>
-          <w:highlight w:val="none"/>
-        </w:rPr>
-      </w:pPr>
-    </w:p>
-    <w:p>
-      <w:pPr>
-        <w:pStyle w:val="14"/>
-        <w:rPr>
-          <w:highlight w:val="none"/>
-        </w:rPr>
-      </w:pPr>
-    </w:p>
-    <w:p>
-      <w:pPr>
-        <w:pStyle w:val="60"/>
-        <w:rPr>
-          <w:highlight w:val="none"/>
-        </w:rPr>
-      </w:pPr>
-    </w:p>
-    <w:p>
-      <w:pPr>
-        <w:rPr>
-          <w:highlight w:val="none"/>
-        </w:rPr>
-      </w:pPr>
-    </w:p>
-    <w:p>
-      <w:pPr>
-        <w:pStyle w:val="14"/>
-        <w:rPr>
-          <w:highlight w:val="none"/>
-        </w:rPr>
-      </w:pPr>
-    </w:p>
-    <w:p>
-      <w:pPr>
-        <w:pStyle w:val="60"/>
-        <w:rPr>
-          <w:highlight w:val="none"/>
-        </w:rPr>
-      </w:pPr>
-    </w:p>
-    <w:p>
-      <w:pPr>
-        <w:rPr>
-          <w:highlight w:val="none"/>
-        </w:rPr>
-      </w:pPr>
-    </w:p>
-    <w:p>
-      <w:pPr>
-        <w:pStyle w:val="14"/>
-        <w:rPr>
-          <w:highlight w:val="none"/>
-        </w:rPr>
-      </w:pPr>
-    </w:p>
-    <w:p>
-      <w:pPr>
-        <w:pStyle w:val="60"/>
-        <w:rPr>
-          <w:highlight w:val="none"/>
-        </w:rPr>
-      </w:pPr>
-    </w:p>
-    <w:p>
-      <w:pPr>
-        <w:rPr>
-          <w:highlight w:val="none"/>
-        </w:rPr>
-      </w:pPr>
-    </w:p>
-    <w:p>
-      <w:pPr>
-        <w:pStyle w:val="14"/>
-        <w:rPr>
-          <w:highlight w:val="none"/>
-        </w:rPr>
-      </w:pPr>
-    </w:p>
-    <w:p>
-      <w:pPr>
-        <w:rPr>
-          <w:highlight w:val="none"/>
-        </w:rPr>
-      </w:pPr>
-    </w:p>
-    <w:p>
-      <w:pPr>
         <w:pStyle w:val="4"/>
+        <w:keepNext w:val="0"/>
+        <w:keepLines w:val="0"/>
+        <w:pageBreakBefore/>
+        <w:widowControl w:val="0"/>
+        <w:kinsoku/>
+        <w:wordWrap/>
+        <w:overflowPunct/>
+        <w:topLinePunct w:val="0"/>
+        <w:autoSpaceDE/>
+        <w:autoSpaceDN/>
+        <w:bidi w:val="0"/>
+        <w:adjustRightInd/>
+        <w:snapToGrid/>
+        <w:spacing w:line="416" w:lineRule="auto"/>
+        <w:textAlignment w:val="auto"/>
         <w:outlineLvl w:val="1"/>
         <w:rPr>
           <w:rFonts w:ascii="宋体" w:hAnsi="宋体"/>
@@ -24757,22 +24893,26 @@
     </w:p>
     <w:p>
       <w:pPr>
+        <w:keepNext w:val="0"/>
+        <w:keepLines w:val="0"/>
+        <w:pageBreakBefore/>
+        <w:widowControl w:val="0"/>
+        <w:kinsoku/>
+        <w:wordWrap/>
+        <w:overflowPunct/>
+        <w:topLinePunct w:val="0"/>
+        <w:autoSpaceDE/>
+        <w:autoSpaceDN/>
+        <w:bidi w:val="0"/>
+        <w:adjustRightInd/>
+        <w:snapToGrid/>
         <w:spacing w:line="360" w:lineRule="auto"/>
+        <w:textAlignment w:val="auto"/>
         <w:outlineLvl w:val="2"/>
         <w:rPr>
           <w:highlight w:val="none"/>
         </w:rPr>
       </w:pPr>
-      <w:r>
-        <w:rPr>
-          <w:rFonts w:hint="eastAsia" w:ascii="宋体" w:hAnsi="宋体" w:cs="宋体"/>
-          <w:kern w:val="0"/>
-          <w:sz w:val="28"/>
-          <w:szCs w:val="28"/>
-          <w:highlight w:val="none"/>
-        </w:rPr>
-        <w:br w:type="page"/>
-      </w:r>
       <w:bookmarkStart w:id="61" w:name="_Toc26444"/>
       <w:r>
         <w:rPr>
@@ -25407,10 +25547,7 @@
         <w:spacing w:line="600" w:lineRule="exact"/>
         <w:ind w:firstLine="480"/>
         <w:rPr>
-          <w:rFonts w:ascii="仿宋_GB2312" w:hAnsi="宋体" w:eastAsia="仿宋_GB2312" w:cs="宋体"/>
-          <w:kern w:val="0"/>
-          <w:sz w:val="28"/>
-          <w:szCs w:val="28"/>
+          <w:rFonts w:ascii="仿宋_GB2312" w:eastAsia="仿宋_GB2312"/>
           <w:highlight w:val="none"/>
         </w:rPr>
       </w:pPr>
@@ -25426,37 +25563,21 @@
     </w:p>
     <w:p>
       <w:pPr>
-        <w:pStyle w:val="6"/>
-        <w:spacing w:after="0" w:line="600" w:lineRule="exact"/>
-        <w:rPr>
-          <w:rFonts w:ascii="仿宋_GB2312" w:eastAsia="仿宋_GB2312"/>
-          <w:highlight w:val="none"/>
-        </w:rPr>
-      </w:pPr>
-    </w:p>
-    <w:p>
-      <w:pPr>
-        <w:pStyle w:val="6"/>
-        <w:spacing w:after="0" w:line="600" w:lineRule="exact"/>
-        <w:rPr>
-          <w:rFonts w:ascii="仿宋_GB2312" w:eastAsia="仿宋_GB2312"/>
-          <w:highlight w:val="none"/>
-        </w:rPr>
-      </w:pPr>
-    </w:p>
-    <w:p>
-      <w:pPr>
-        <w:pStyle w:val="6"/>
-        <w:spacing w:after="0" w:line="600" w:lineRule="exact"/>
-        <w:rPr>
-          <w:rFonts w:ascii="仿宋_GB2312" w:eastAsia="仿宋_GB2312"/>
-          <w:highlight w:val="none"/>
-        </w:rPr>
-      </w:pPr>
-    </w:p>
-    <w:p>
-      <w:pPr>
+        <w:keepNext w:val="0"/>
+        <w:keepLines w:val="0"/>
+        <w:pageBreakBefore/>
+        <w:widowControl w:val="0"/>
+        <w:kinsoku/>
+        <w:wordWrap/>
+        <w:overflowPunct/>
+        <w:topLinePunct w:val="0"/>
+        <w:autoSpaceDE/>
+        <w:autoSpaceDN/>
+        <w:bidi w:val="0"/>
+        <w:adjustRightInd/>
+        <w:snapToGrid/>
         <w:spacing w:line="360" w:lineRule="auto"/>
+        <w:textAlignment w:val="auto"/>
         <w:outlineLvl w:val="1"/>
         <w:rPr>
           <w:rFonts w:hint="eastAsia" w:ascii="宋体" w:hAnsi="宋体" w:eastAsia="宋体" w:cs="Times New Roman"/>
@@ -25469,8 +25590,8 @@
           <w:lang w:val="en-US" w:eastAsia="zh-CN" w:bidi="ar-SA"/>
         </w:rPr>
       </w:pPr>
-      <w:bookmarkStart w:id="63" w:name="_Toc87616399"/>
-      <w:bookmarkStart w:id="64" w:name="_Toc88209962"/>
+      <w:bookmarkStart w:id="63" w:name="_Toc88209962"/>
+      <w:bookmarkStart w:id="64" w:name="_Toc87616399"/>
       <w:bookmarkStart w:id="65" w:name="_Toc14803"/>
       <w:r>
         <w:rPr>
@@ -25568,17 +25689,6 @@
           <w:szCs w:val="21"/>
         </w:rPr>
         <w:t>采购项目名称：</w:t>
-      </w:r>
-      <w:r>
-        <w:rPr>
-          <w:rFonts w:hint="eastAsia" w:ascii="宋体" w:hAnsi="宋体" w:eastAsia="宋体" w:cs="宋体"/>
-          <w:b w:val="0"/>
-          <w:bCs w:val="0"/>
-          <w:sz w:val="21"/>
-          <w:szCs w:val="21"/>
-          <w:lang w:val="en-US" w:eastAsia="zh-CN"/>
-        </w:rPr>
-        <w:t>{{caigou_xiangmu_ming}}</w:t>
       </w:r>
     </w:p>
     <w:tbl>
@@ -27355,171 +27465,32 @@
     <w:p>
       <w:pPr>
         <w:pStyle w:val="4"/>
+        <w:keepNext w:val="0"/>
+        <w:keepLines w:val="0"/>
+        <w:pageBreakBefore/>
+        <w:widowControl w:val="0"/>
+        <w:kinsoku/>
+        <w:wordWrap/>
+        <w:overflowPunct/>
+        <w:topLinePunct w:val="0"/>
+        <w:autoSpaceDE/>
+        <w:autoSpaceDN/>
+        <w:bidi w:val="0"/>
+        <w:adjustRightInd/>
+        <w:snapToGrid/>
+        <w:spacing w:line="416" w:lineRule="auto"/>
+        <w:textAlignment w:val="auto"/>
         <w:outlineLvl w:val="1"/>
         <w:rPr>
-          <w:rFonts w:hint="eastAsia" w:ascii="仿宋_GB2312" w:hAnsi="宋体" w:eastAsia="仿宋_GB2312"/>
-          <w:sz w:val="28"/>
-          <w:szCs w:val="28"/>
-          <w:highlight w:val="none"/>
-        </w:rPr>
-      </w:pPr>
-      <w:bookmarkStart w:id="66" w:name="_Toc88209963"/>
-      <w:bookmarkStart w:id="67" w:name="_Toc7197"/>
-      <w:bookmarkStart w:id="68" w:name="_Toc87616400"/>
-    </w:p>
-    <w:p>
-      <w:pPr>
-        <w:rPr>
-          <w:rFonts w:hint="eastAsia" w:ascii="仿宋_GB2312" w:hAnsi="宋体" w:eastAsia="仿宋_GB2312"/>
-          <w:sz w:val="28"/>
-          <w:szCs w:val="28"/>
-          <w:highlight w:val="none"/>
-        </w:rPr>
-      </w:pPr>
-    </w:p>
-    <w:p>
-      <w:pPr>
-        <w:rPr>
-          <w:rFonts w:hint="eastAsia" w:ascii="仿宋_GB2312" w:hAnsi="宋体" w:eastAsia="仿宋_GB2312"/>
-          <w:sz w:val="28"/>
-          <w:szCs w:val="28"/>
-          <w:highlight w:val="none"/>
-        </w:rPr>
-      </w:pPr>
-    </w:p>
-    <w:p>
-      <w:pPr>
-        <w:rPr>
-          <w:rFonts w:hint="eastAsia" w:ascii="仿宋_GB2312" w:hAnsi="宋体" w:eastAsia="仿宋_GB2312"/>
-          <w:sz w:val="28"/>
-          <w:szCs w:val="28"/>
-          <w:highlight w:val="none"/>
-        </w:rPr>
-      </w:pPr>
-    </w:p>
-    <w:p>
-      <w:pPr>
-        <w:rPr>
-          <w:rFonts w:hint="eastAsia" w:ascii="仿宋_GB2312" w:hAnsi="宋体" w:eastAsia="仿宋_GB2312"/>
-          <w:sz w:val="28"/>
-          <w:szCs w:val="28"/>
-          <w:highlight w:val="none"/>
-        </w:rPr>
-      </w:pPr>
-    </w:p>
-    <w:p>
-      <w:pPr>
-        <w:rPr>
-          <w:rFonts w:hint="eastAsia" w:ascii="仿宋_GB2312" w:hAnsi="宋体" w:eastAsia="仿宋_GB2312"/>
-          <w:sz w:val="28"/>
-          <w:szCs w:val="28"/>
-          <w:highlight w:val="none"/>
-        </w:rPr>
-      </w:pPr>
-    </w:p>
-    <w:p>
-      <w:pPr>
-        <w:rPr>
-          <w:rFonts w:hint="eastAsia" w:ascii="仿宋_GB2312" w:hAnsi="宋体" w:eastAsia="仿宋_GB2312"/>
-          <w:sz w:val="28"/>
-          <w:szCs w:val="28"/>
-          <w:highlight w:val="none"/>
-        </w:rPr>
-      </w:pPr>
-    </w:p>
-    <w:p>
-      <w:pPr>
-        <w:rPr>
-          <w:rFonts w:hint="eastAsia" w:ascii="仿宋_GB2312" w:hAnsi="宋体" w:eastAsia="仿宋_GB2312"/>
-          <w:sz w:val="28"/>
-          <w:szCs w:val="28"/>
-          <w:highlight w:val="none"/>
-        </w:rPr>
-      </w:pPr>
-    </w:p>
-    <w:p>
-      <w:pPr>
-        <w:rPr>
-          <w:rFonts w:hint="eastAsia" w:ascii="仿宋_GB2312" w:hAnsi="宋体" w:eastAsia="仿宋_GB2312"/>
-          <w:sz w:val="28"/>
-          <w:szCs w:val="28"/>
-          <w:highlight w:val="none"/>
-        </w:rPr>
-      </w:pPr>
-    </w:p>
-    <w:p>
-      <w:pPr>
-        <w:rPr>
-          <w:rFonts w:hint="eastAsia" w:ascii="仿宋_GB2312" w:hAnsi="宋体" w:eastAsia="仿宋_GB2312"/>
-          <w:sz w:val="28"/>
-          <w:szCs w:val="28"/>
-          <w:highlight w:val="none"/>
-        </w:rPr>
-      </w:pPr>
-    </w:p>
-    <w:p>
-      <w:pPr>
-        <w:rPr>
-          <w:rFonts w:hint="eastAsia" w:ascii="仿宋_GB2312" w:hAnsi="宋体" w:eastAsia="仿宋_GB2312"/>
-          <w:sz w:val="28"/>
-          <w:szCs w:val="28"/>
-          <w:highlight w:val="none"/>
-        </w:rPr>
-      </w:pPr>
-    </w:p>
-    <w:p>
-      <w:pPr>
-        <w:rPr>
-          <w:rFonts w:hint="eastAsia" w:ascii="仿宋_GB2312" w:hAnsi="宋体" w:eastAsia="仿宋_GB2312"/>
-          <w:sz w:val="28"/>
-          <w:szCs w:val="28"/>
-          <w:highlight w:val="none"/>
-        </w:rPr>
-      </w:pPr>
-    </w:p>
-    <w:p>
-      <w:pPr>
-        <w:rPr>
-          <w:rFonts w:hint="eastAsia" w:ascii="仿宋_GB2312" w:hAnsi="宋体" w:eastAsia="仿宋_GB2312"/>
-          <w:sz w:val="28"/>
-          <w:szCs w:val="28"/>
-          <w:highlight w:val="none"/>
-        </w:rPr>
-      </w:pPr>
-    </w:p>
-    <w:p>
-      <w:pPr>
-        <w:rPr>
-          <w:rFonts w:hint="eastAsia" w:ascii="仿宋_GB2312" w:hAnsi="宋体" w:eastAsia="仿宋_GB2312"/>
-          <w:sz w:val="28"/>
-          <w:szCs w:val="28"/>
-          <w:highlight w:val="none"/>
-        </w:rPr>
-      </w:pPr>
-    </w:p>
-    <w:p>
-      <w:pPr>
-        <w:pStyle w:val="4"/>
-        <w:outlineLvl w:val="1"/>
-        <w:rPr>
-          <w:rFonts w:hint="eastAsia" w:ascii="仿宋_GB2312" w:hAnsi="宋体" w:eastAsia="仿宋_GB2312"/>
-          <w:sz w:val="28"/>
-          <w:szCs w:val="28"/>
-          <w:highlight w:val="none"/>
-        </w:rPr>
-      </w:pPr>
-    </w:p>
-    <w:p>
-      <w:pPr>
-        <w:pStyle w:val="4"/>
-        <w:outlineLvl w:val="1"/>
-        <w:rPr>
           <w:rFonts w:ascii="宋体" w:hAnsi="宋体"/>
           <w:sz w:val="28"/>
           <w:szCs w:val="28"/>
           <w:highlight w:val="none"/>
         </w:rPr>
       </w:pPr>
+      <w:bookmarkStart w:id="66" w:name="_Toc87616400"/>
+      <w:bookmarkStart w:id="67" w:name="_Toc88209963"/>
+      <w:bookmarkStart w:id="68" w:name="_Toc7197"/>
       <w:r>
         <w:rPr>
           <w:rFonts w:hint="eastAsia" w:ascii="仿宋_GB2312" w:hAnsi="宋体" w:eastAsia="仿宋_GB2312"/>
@@ -27956,12 +27927,6 @@
             <w:insideH w:val="single" w:color="000000" w:sz="4" w:space="0"/>
             <w:insideV w:val="single" w:color="000000" w:sz="4" w:space="0"/>
           </w:tblBorders>
-          <w:tblCellMar>
-            <w:top w:w="0" w:type="dxa"/>
-            <w:left w:w="108" w:type="dxa"/>
-            <w:bottom w:w="0" w:type="dxa"/>
-            <w:right w:w="108" w:type="dxa"/>
-          </w:tblCellMar>
         </w:tblPrEx>
         <w:tc>
           <w:tcPr>
@@ -28723,105 +28688,21 @@
     </w:p>
     <w:p>
       <w:pPr>
-        <w:adjustRightInd w:val="0"/>
-        <w:snapToGrid w:val="0"/>
-        <w:spacing w:line="600" w:lineRule="exact"/>
-        <w:outlineLvl w:val="2"/>
-        <w:rPr>
-          <w:rFonts w:ascii="仿宋_GB2312" w:hAnsi="宋体" w:eastAsia="仿宋_GB2312"/>
-          <w:b/>
-          <w:bCs/>
-          <w:sz w:val="28"/>
-          <w:szCs w:val="28"/>
-          <w:highlight w:val="none"/>
-        </w:rPr>
-      </w:pPr>
-      <w:bookmarkStart w:id="70" w:name="_Toc18632"/>
-    </w:p>
-    <w:p>
-      <w:pPr>
-        <w:adjustRightInd w:val="0"/>
-        <w:snapToGrid w:val="0"/>
-        <w:spacing w:line="600" w:lineRule="exact"/>
-        <w:outlineLvl w:val="2"/>
-        <w:rPr>
-          <w:rFonts w:ascii="仿宋_GB2312" w:hAnsi="宋体" w:eastAsia="仿宋_GB2312"/>
-          <w:b/>
-          <w:bCs/>
-          <w:sz w:val="28"/>
-          <w:szCs w:val="28"/>
-          <w:highlight w:val="none"/>
-        </w:rPr>
-      </w:pPr>
-    </w:p>
-    <w:p>
-      <w:pPr>
-        <w:adjustRightInd w:val="0"/>
-        <w:snapToGrid w:val="0"/>
-        <w:spacing w:line="600" w:lineRule="exact"/>
-        <w:outlineLvl w:val="2"/>
-        <w:rPr>
-          <w:rFonts w:ascii="仿宋_GB2312" w:hAnsi="宋体" w:eastAsia="仿宋_GB2312"/>
-          <w:b/>
-          <w:bCs/>
-          <w:sz w:val="28"/>
-          <w:szCs w:val="28"/>
-          <w:highlight w:val="none"/>
-        </w:rPr>
-      </w:pPr>
-    </w:p>
-    <w:p>
-      <w:pPr>
-        <w:adjustRightInd w:val="0"/>
-        <w:snapToGrid w:val="0"/>
-        <w:spacing w:line="600" w:lineRule="exact"/>
-        <w:outlineLvl w:val="2"/>
-        <w:rPr>
-          <w:rFonts w:ascii="仿宋_GB2312" w:hAnsi="宋体" w:eastAsia="仿宋_GB2312"/>
-          <w:b/>
-          <w:bCs/>
-          <w:sz w:val="28"/>
-          <w:szCs w:val="28"/>
-          <w:highlight w:val="none"/>
-        </w:rPr>
-      </w:pPr>
-    </w:p>
-    <w:p>
-      <w:pPr>
-        <w:adjustRightInd w:val="0"/>
-        <w:snapToGrid w:val="0"/>
-        <w:spacing w:line="600" w:lineRule="exact"/>
-        <w:outlineLvl w:val="2"/>
-        <w:rPr>
-          <w:rFonts w:ascii="仿宋_GB2312" w:hAnsi="宋体" w:eastAsia="仿宋_GB2312"/>
-          <w:b/>
-          <w:bCs/>
-          <w:sz w:val="28"/>
-          <w:szCs w:val="28"/>
-          <w:highlight w:val="none"/>
-        </w:rPr>
-      </w:pPr>
-    </w:p>
-    <w:p>
-      <w:pPr>
-        <w:adjustRightInd w:val="0"/>
-        <w:snapToGrid w:val="0"/>
-        <w:spacing w:line="600" w:lineRule="exact"/>
-        <w:outlineLvl w:val="2"/>
-        <w:rPr>
-          <w:rFonts w:ascii="仿宋_GB2312" w:hAnsi="宋体" w:eastAsia="仿宋_GB2312"/>
-          <w:b/>
-          <w:bCs/>
-          <w:sz w:val="28"/>
-          <w:szCs w:val="28"/>
-          <w:highlight w:val="none"/>
-        </w:rPr>
-      </w:pPr>
-    </w:p>
-    <w:bookmarkEnd w:id="70"/>
-    <w:p>
-      <w:pPr>
         <w:pStyle w:val="20"/>
+        <w:keepNext w:val="0"/>
+        <w:keepLines w:val="0"/>
+        <w:pageBreakBefore/>
+        <w:widowControl w:val="0"/>
+        <w:kinsoku/>
+        <w:wordWrap/>
+        <w:overflowPunct/>
+        <w:topLinePunct w:val="0"/>
+        <w:autoSpaceDE/>
+        <w:autoSpaceDN/>
+        <w:bidi w:val="0"/>
+        <w:adjustRightInd/>
+        <w:snapToGrid/>
+        <w:textAlignment w:val="auto"/>
         <w:rPr>
           <w:rFonts w:hint="eastAsia" w:ascii="仿宋_GB2312" w:hAnsi="宋体" w:eastAsia="宋体"/>
           <w:color w:val="auto"/>
@@ -29174,69 +29055,21 @@
     <w:p>
       <w:pPr>
         <w:pStyle w:val="4"/>
-        <w:rPr>
-          <w:rFonts w:hint="eastAsia"/>
-        </w:rPr>
-      </w:pPr>
-    </w:p>
-    <w:p>
-      <w:pPr>
-        <w:rPr>
-          <w:rFonts w:hint="eastAsia"/>
-        </w:rPr>
-      </w:pPr>
-    </w:p>
-    <w:p>
-      <w:pPr>
-        <w:pStyle w:val="20"/>
-        <w:rPr>
-          <w:rFonts w:hint="eastAsia"/>
-        </w:rPr>
-      </w:pPr>
-    </w:p>
-    <w:p>
-      <w:pPr>
-        <w:pStyle w:val="20"/>
-        <w:rPr>
-          <w:rFonts w:hint="eastAsia"/>
-        </w:rPr>
-      </w:pPr>
-    </w:p>
-    <w:p>
-      <w:pPr>
-        <w:pStyle w:val="20"/>
-        <w:rPr>
-          <w:rFonts w:hint="eastAsia"/>
-        </w:rPr>
-      </w:pPr>
-    </w:p>
-    <w:p>
-      <w:pPr>
-        <w:pStyle w:val="20"/>
-        <w:rPr>
-          <w:rFonts w:hint="eastAsia"/>
-        </w:rPr>
-      </w:pPr>
-    </w:p>
-    <w:p>
-      <w:pPr>
-        <w:pStyle w:val="20"/>
-        <w:rPr>
-          <w:rFonts w:hint="eastAsia"/>
-        </w:rPr>
-      </w:pPr>
-    </w:p>
-    <w:p>
-      <w:pPr>
-        <w:pStyle w:val="20"/>
-        <w:rPr>
-          <w:rFonts w:hint="eastAsia"/>
-        </w:rPr>
-      </w:pPr>
-    </w:p>
-    <w:p>
-      <w:pPr>
-        <w:pStyle w:val="4"/>
+        <w:keepNext w:val="0"/>
+        <w:keepLines w:val="0"/>
+        <w:pageBreakBefore/>
+        <w:widowControl w:val="0"/>
+        <w:kinsoku/>
+        <w:wordWrap/>
+        <w:overflowPunct/>
+        <w:topLinePunct w:val="0"/>
+        <w:autoSpaceDE/>
+        <w:autoSpaceDN/>
+        <w:bidi w:val="0"/>
+        <w:adjustRightInd/>
+        <w:snapToGrid/>
+        <w:spacing w:line="416" w:lineRule="auto"/>
+        <w:textAlignment w:val="auto"/>
         <w:outlineLvl w:val="1"/>
         <w:rPr>
           <w:rFonts w:ascii="宋体" w:hAnsi="宋体"/>
@@ -29245,9 +29078,9 @@
           <w:highlight w:val="none"/>
         </w:rPr>
       </w:pPr>
-      <w:bookmarkStart w:id="71" w:name="_Toc87616402"/>
-      <w:bookmarkStart w:id="72" w:name="_Toc88209965"/>
-      <w:bookmarkStart w:id="73" w:name="_Toc30866"/>
+      <w:bookmarkStart w:id="70" w:name="_Toc30866"/>
+      <w:bookmarkStart w:id="71" w:name="_Toc88209965"/>
+      <w:bookmarkStart w:id="72" w:name="_Toc87616402"/>
       <w:r>
         <w:rPr>
           <w:rFonts w:hint="eastAsia" w:ascii="宋体" w:hAnsi="宋体"/>
@@ -29267,9 +29100,9 @@
         </w:rPr>
         <w:t>.其他资料</w:t>
       </w:r>
+      <w:bookmarkEnd w:id="70"/>
       <w:bookmarkEnd w:id="71"/>
       <w:bookmarkEnd w:id="72"/>
-      <w:bookmarkEnd w:id="73"/>
     </w:p>
     <w:p>
       <w:pPr>
@@ -29432,108 +29265,6 @@
         </w:rPr>
         <w:t>。</w:t>
       </w:r>
-    </w:p>
-    <w:p>
-      <w:pPr>
-        <w:pStyle w:val="14"/>
-        <w:rPr>
-          <w:highlight w:val="none"/>
-        </w:rPr>
-      </w:pPr>
-    </w:p>
-    <w:p>
-      <w:pPr>
-        <w:pStyle w:val="14"/>
-        <w:rPr>
-          <w:highlight w:val="none"/>
-        </w:rPr>
-      </w:pPr>
-    </w:p>
-    <w:p>
-      <w:pPr>
-        <w:pStyle w:val="14"/>
-        <w:rPr>
-          <w:highlight w:val="none"/>
-        </w:rPr>
-      </w:pPr>
-    </w:p>
-    <w:p>
-      <w:pPr>
-        <w:pStyle w:val="60"/>
-        <w:rPr>
-          <w:highlight w:val="none"/>
-        </w:rPr>
-      </w:pPr>
-    </w:p>
-    <w:p>
-      <w:pPr>
-        <w:rPr>
-          <w:highlight w:val="none"/>
-        </w:rPr>
-      </w:pPr>
-    </w:p>
-    <w:p>
-      <w:pPr>
-        <w:pStyle w:val="4"/>
-        <w:rPr>
-          <w:highlight w:val="none"/>
-        </w:rPr>
-      </w:pPr>
-    </w:p>
-    <w:p>
-      <w:pPr>
-        <w:rPr>
-          <w:highlight w:val="none"/>
-        </w:rPr>
-      </w:pPr>
-    </w:p>
-    <w:p>
-      <w:pPr>
-        <w:pStyle w:val="4"/>
-        <w:rPr>
-          <w:highlight w:val="none"/>
-        </w:rPr>
-      </w:pPr>
-    </w:p>
-    <w:p>
-      <w:pPr>
-        <w:rPr>
-          <w:highlight w:val="none"/>
-        </w:rPr>
-      </w:pPr>
-    </w:p>
-    <w:p>
-      <w:pPr>
-        <w:pStyle w:val="4"/>
-        <w:rPr>
-          <w:highlight w:val="none"/>
-        </w:rPr>
-      </w:pPr>
-    </w:p>
-    <w:p>
-      <w:pPr>
-        <w:rPr>
-          <w:highlight w:val="none"/>
-        </w:rPr>
-      </w:pPr>
-    </w:p>
-    <w:p>
-      <w:pPr>
-        <w:pStyle w:val="4"/>
-        <w:rPr>
-          <w:highlight w:val="none"/>
-        </w:rPr>
-      </w:pPr>
-    </w:p>
-    <w:p/>
-    <w:p>
-      <w:pPr>
-        <w:pStyle w:val="14"/>
-        <w:rPr>
-          <w:rFonts w:hint="eastAsia"/>
-          <w:highlight w:val="none"/>
-        </w:rPr>
-      </w:pPr>
     </w:p>
     <w:p>
       <w:pPr>
@@ -29758,11 +29489,11 @@
     </w:lvl>
   </w:abstractNum>
   <w:abstractNum w:abstractNumId="1">
-    <w:nsid w:val="1BA27DBA"/>
+    <w:nsid w:val="15F3BDFE"/>
     <w:multiLevelType w:val="singleLevel"/>
-    <w:tmpl w:val="1BA27DBA"/>
+    <w:tmpl w:val="15F3BDFE"/>
     <w:lvl w:ilvl="0" w:tentative="0">
-      <w:start w:val="6"/>
+      <w:start w:val="2"/>
       <w:numFmt w:val="chineseCounting"/>
       <w:suff w:val="space"/>
       <w:lvlText w:val="第%1章"/>
@@ -31503,6 +31234,7 @@
   </w:style>
   <w:style w:type="character" w:customStyle="1" w:styleId="95">
     <w:name w:val="font31"/>
+    <w:qFormat/>
     <w:uiPriority w:val="0"/>
     <w:rPr>
       <w:rFonts w:hint="eastAsia" w:ascii="宋体" w:hAnsi="宋体" w:eastAsia="宋体" w:cs="宋体"/>
@@ -31515,6 +31247,7 @@
   <w:style w:type="paragraph" w:customStyle="1" w:styleId="96">
     <w:name w:val="No Spacing1"/>
     <w:basedOn w:val="1"/>
+    <w:qFormat/>
     <w:uiPriority w:val="0"/>
     <w:rPr>
       <w:szCs w:val="21"/>
@@ -31605,6 +31338,7 @@
   <w:style w:type="character" w:customStyle="1" w:styleId="103">
     <w:name w:val="font41"/>
     <w:basedOn w:val="33"/>
+    <w:qFormat/>
     <w:uiPriority w:val="0"/>
     <w:rPr>
       <w:rFonts w:hint="eastAsia" w:ascii="仿宋" w:hAnsi="仿宋" w:eastAsia="仿宋" w:cs="仿宋"/>
